--- a/discoverer-neo/docs/user-guide/manual/Discoverer-Neo-USER-Guide-Quick-en.docx
+++ b/discoverer-neo/docs/user-guide/manual/Discoverer-Neo-USER-Guide-Quick-en.docx
@@ -54,7 +54,7 @@
           <w:sz w:val="22"/>
           <w:szCs w:val="22"/>
         </w:rPr>
-        <w:t>Version 2.0.0</w:t>
+        <w:t>Version 2.0.1</w:t>
       </w:r>
     </w:p>
     <w:p>
@@ -74,7 +74,7 @@
     <w:sdt>
       <w:sdtPr>
         <w:alias w:val="Contents"/>
-        <w:id w:val="-1326593335"/>
+        <w:id w:val="-1807307890"/>
       </w:sdtPr>
       <w:sdtEndPr/>
       <w:sdtContent>
@@ -102,7 +102,7 @@
           <w:r>
             <w:fldChar w:fldCharType="separate"/>
           </w:r>
-          <w:hyperlink w:anchor="_Toc241669124" w:history="1">
+          <w:hyperlink w:anchor="_Toc241671655" w:history="1">
             <w:r>
               <w:rPr>
                 <w:rStyle w:val="Hiperligao"/>
@@ -126,7 +126,7 @@
               <w:rPr>
                 <w:noProof/>
               </w:rPr>
-              <w:instrText xml:space="preserve"> PAGEREF _Toc241669124 \h </w:instrText>
+              <w:instrText xml:space="preserve"> PAGEREF _Toc241671655 \h </w:instrText>
             </w:r>
             <w:r>
               <w:rPr>
@@ -168,7 +168,7 @@
               <w14:ligatures w14:val="standardContextual"/>
             </w:rPr>
           </w:pPr>
-          <w:hyperlink w:anchor="_Toc241669125" w:history="1">
+          <w:hyperlink w:anchor="_Toc241671656" w:history="1">
             <w:r>
               <w:rPr>
                 <w:rStyle w:val="Hiperligao"/>
@@ -192,7 +192,7 @@
               <w:rPr>
                 <w:noProof/>
               </w:rPr>
-              <w:instrText xml:space="preserve"> PAGEREF _Toc241669125 \h </w:instrText>
+              <w:instrText xml:space="preserve"> PAGEREF _Toc241671656 \h </w:instrText>
             </w:r>
             <w:r>
               <w:rPr>
@@ -234,7 +234,7 @@
               <w14:ligatures w14:val="standardContextual"/>
             </w:rPr>
           </w:pPr>
-          <w:hyperlink w:anchor="_Toc241669126" w:history="1">
+          <w:hyperlink w:anchor="_Toc241671657" w:history="1">
             <w:r>
               <w:rPr>
                 <w:rStyle w:val="Hiperligao"/>
@@ -258,7 +258,7 @@
               <w:rPr>
                 <w:noProof/>
               </w:rPr>
-              <w:instrText xml:space="preserve"> PAGEREF _Toc241669126 \h </w:instrText>
+              <w:instrText xml:space="preserve"> PAGEREF _Toc241671657 \h </w:instrText>
             </w:r>
             <w:r>
               <w:rPr>
@@ -300,7 +300,7 @@
               <w14:ligatures w14:val="standardContextual"/>
             </w:rPr>
           </w:pPr>
-          <w:hyperlink w:anchor="_Toc241669127" w:history="1">
+          <w:hyperlink w:anchor="_Toc241671658" w:history="1">
             <w:r>
               <w:rPr>
                 <w:rStyle w:val="Hiperligao"/>
@@ -324,7 +324,7 @@
               <w:rPr>
                 <w:noProof/>
               </w:rPr>
-              <w:instrText xml:space="preserve"> PAGEREF _Toc241669127 \h </w:instrText>
+              <w:instrText xml:space="preserve"> PAGEREF _Toc241671658 \h </w:instrText>
             </w:r>
             <w:r>
               <w:rPr>
@@ -366,7 +366,7 @@
               <w14:ligatures w14:val="standardContextual"/>
             </w:rPr>
           </w:pPr>
-          <w:hyperlink w:anchor="_Toc241669128" w:history="1">
+          <w:hyperlink w:anchor="_Toc241671659" w:history="1">
             <w:r>
               <w:rPr>
                 <w:rStyle w:val="Hiperligao"/>
@@ -390,7 +390,7 @@
               <w:rPr>
                 <w:noProof/>
               </w:rPr>
-              <w:instrText xml:space="preserve"> PAGEREF _Toc241669128 \h </w:instrText>
+              <w:instrText xml:space="preserve"> PAGEREF _Toc241671659 \h </w:instrText>
             </w:r>
             <w:r>
               <w:rPr>
@@ -432,7 +432,7 @@
               <w14:ligatures w14:val="standardContextual"/>
             </w:rPr>
           </w:pPr>
-          <w:hyperlink w:anchor="_Toc241669129" w:history="1">
+          <w:hyperlink w:anchor="_Toc241671660" w:history="1">
             <w:r>
               <w:rPr>
                 <w:rStyle w:val="Hiperligao"/>
@@ -456,7 +456,7 @@
               <w:rPr>
                 <w:noProof/>
               </w:rPr>
-              <w:instrText xml:space="preserve"> PAGEREF _Toc241669129 \h </w:instrText>
+              <w:instrText xml:space="preserve"> PAGEREF _Toc241671660 \h </w:instrText>
             </w:r>
             <w:r>
               <w:rPr>
@@ -498,7 +498,7 @@
               <w14:ligatures w14:val="standardContextual"/>
             </w:rPr>
           </w:pPr>
-          <w:hyperlink w:anchor="_Toc241669130" w:history="1">
+          <w:hyperlink w:anchor="_Toc241671661" w:history="1">
             <w:r>
               <w:rPr>
                 <w:rStyle w:val="Hiperligao"/>
@@ -522,7 +522,7 @@
               <w:rPr>
                 <w:noProof/>
               </w:rPr>
-              <w:instrText xml:space="preserve"> PAGEREF _Toc241669130 \h </w:instrText>
+              <w:instrText xml:space="preserve"> PAGEREF _Toc241671661 \h </w:instrText>
             </w:r>
             <w:r>
               <w:rPr>
@@ -564,7 +564,7 @@
               <w14:ligatures w14:val="standardContextual"/>
             </w:rPr>
           </w:pPr>
-          <w:hyperlink w:anchor="_Toc241669131" w:history="1">
+          <w:hyperlink w:anchor="_Toc241671662" w:history="1">
             <w:r>
               <w:rPr>
                 <w:rStyle w:val="Hiperligao"/>
@@ -588,7 +588,7 @@
               <w:rPr>
                 <w:noProof/>
               </w:rPr>
-              <w:instrText xml:space="preserve"> PAGEREF _Toc241669131 \h </w:instrText>
+              <w:instrText xml:space="preserve"> PAGEREF _Toc241671662 \h </w:instrText>
             </w:r>
             <w:r>
               <w:rPr>
@@ -636,7 +636,7 @@
       <w:pPr>
         <w:pStyle w:val="Ttulo1"/>
       </w:pPr>
-      <w:bookmarkStart w:id="0" w:name="_Toc241669124"/>
+      <w:bookmarkStart w:id="0" w:name="_Toc241671655"/>
       <w:r>
         <w:lastRenderedPageBreak/>
         <w:t>Your role in one page</w:t>
@@ -1256,7 +1256,7 @@
           <w:noProof/>
         </w:rPr>
         <w:drawing>
-          <wp:inline distT="0" distB="0" distL="0" distR="0" wp14:anchorId="1737977F" wp14:editId="4ABB95A3">
+          <wp:inline distT="0" distB="0" distL="0" distR="0" wp14:anchorId="593E344E" wp14:editId="426969D4">
             <wp:extent cx="5715000" cy="3571875"/>
             <wp:effectExtent l="0" t="0" r="0" b="0"/>
             <wp:docPr id="385" name="01-login.png" descr="The sign-in page with Email, Password, Remember me and the Sign in button." title="The sign-in page with Email, Password, Remember me and the Sign in button."/>
@@ -1309,7 +1309,7 @@
         <w:pStyle w:val="Ttulo1"/>
         <w:pageBreakBefore/>
       </w:pPr>
-      <w:bookmarkStart w:id="1" w:name="_Toc241669125"/>
+      <w:bookmarkStart w:id="1" w:name="_Toc241671656"/>
       <w:r>
         <w:lastRenderedPageBreak/>
         <w:t>Dashboard</w:t>
@@ -1332,7 +1332,7 @@
           <w:noProof/>
         </w:rPr>
         <w:drawing>
-          <wp:inline distT="0" distB="0" distL="0" distR="0" wp14:anchorId="19687864" wp14:editId="57DF5690">
+          <wp:inline distT="0" distB="0" distL="0" distR="0" wp14:anchorId="610DCD85" wp14:editId="6992498C">
             <wp:extent cx="5715000" cy="3571875"/>
             <wp:effectExtent l="0" t="0" r="0" b="0"/>
             <wp:docPr id="386" name="45-dashboard.png" descr="The dashboard with summary cards and the Recent Maps list." title="The dashboard with summary cards and the Recent Maps list."/>
@@ -1484,7 +1484,7 @@
         <w:pStyle w:val="Ttulo1"/>
         <w:pageBreakBefore/>
       </w:pPr>
-      <w:bookmarkStart w:id="2" w:name="_Toc241669126"/>
+      <w:bookmarkStart w:id="2" w:name="_Toc241671657"/>
       <w:r>
         <w:lastRenderedPageBreak/>
         <w:t>Maps</w:t>
@@ -1537,7 +1537,7 @@
           <w:noProof/>
         </w:rPr>
         <w:drawing>
-          <wp:inline distT="0" distB="0" distL="0" distR="0" wp14:anchorId="2E08C208" wp14:editId="21088014">
+          <wp:inline distT="0" distB="0" distL="0" distR="0" wp14:anchorId="2C1C5EB8" wp14:editId="576A9109">
             <wp:extent cx="5715000" cy="3429000"/>
             <wp:effectExtent l="0" t="0" r="0" b="0"/>
             <wp:docPr id="387" name="03-maps-mine.png" descr="The Maps list, Mine tab, showing the action icons on the map row." title="The Maps list, Mine tab, showing the action icons on the map row."/>
@@ -2218,7 +2218,7 @@
         <w:pStyle w:val="Ttulo1"/>
         <w:pageBreakBefore/>
       </w:pPr>
-      <w:bookmarkStart w:id="3" w:name="_Toc241669127"/>
+      <w:bookmarkStart w:id="3" w:name="_Toc241671658"/>
       <w:r>
         <w:lastRenderedPageBreak/>
         <w:t>Run and export</w:t>
@@ -2241,7 +2241,7 @@
           <w:noProof/>
         </w:rPr>
         <w:drawing>
-          <wp:inline distT="0" distB="0" distL="0" distR="0" wp14:anchorId="5E264A91" wp14:editId="7E078B91">
+          <wp:inline distT="0" distB="0" distL="0" distR="0" wp14:anchorId="2E4AD818" wp14:editId="0850D1AF">
             <wp:extent cx="5715000" cy="3571875"/>
             <wp:effectExtent l="0" t="0" r="0" b="0"/>
             <wp:docPr id="388" name="25-viewer-results.png" descr="The map viewer after a completed run, with the results grid and export buttons." title="The map viewer after a completed run, with the results grid and export buttons."/>
@@ -2770,7 +2770,7 @@
         <w:pStyle w:val="Ttulo1"/>
         <w:pageBreakBefore/>
       </w:pPr>
-      <w:bookmarkStart w:id="4" w:name="_Toc241669128"/>
+      <w:bookmarkStart w:id="4" w:name="_Toc241671659"/>
       <w:r>
         <w:lastRenderedPageBreak/>
         <w:t>Build and edit a map</w:t>
@@ -2793,7 +2793,7 @@
           <w:noProof/>
         </w:rPr>
         <w:drawing>
-          <wp:inline distT="0" distB="0" distL="0" distR="0" wp14:anchorId="0282334A" wp14:editId="57F649DD">
+          <wp:inline distT="0" distB="0" distL="0" distR="0" wp14:anchorId="1F88EC8F" wp14:editId="62E7F673">
             <wp:extent cx="5715000" cy="3571875"/>
             <wp:effectExtent l="0" t="0" r="0" b="0"/>
             <wp:docPr id="389" name="05-builder-overview.png" descr="The map builder with the Business Areas tree, the columns canvas and the Properties panel." title="The map builder with the Business Areas tree, the columns canvas and the Properties panel."/>
@@ -3455,7 +3455,7 @@
         <w:pStyle w:val="Ttulo1"/>
         <w:pageBreakBefore/>
       </w:pPr>
-      <w:bookmarkStart w:id="5" w:name="_Toc241669129"/>
+      <w:bookmarkStart w:id="5" w:name="_Toc241671660"/>
       <w:r>
         <w:lastRenderedPageBreak/>
         <w:t>Runs and Exports</w:t>
@@ -3495,7 +3495,7 @@
           <w:noProof/>
         </w:rPr>
         <w:drawing>
-          <wp:inline distT="0" distB="0" distL="0" distR="0" wp14:anchorId="1E7C9508" wp14:editId="2C6E140C">
+          <wp:inline distT="0" distB="0" distL="0" distR="0" wp14:anchorId="77E68512" wp14:editId="618C07F0">
             <wp:extent cx="5715000" cy="3571875"/>
             <wp:effectExtent l="0" t="0" r="0" b="0"/>
             <wp:docPr id="390" name="41-runs.png" descr="The Runs page with filters and the table of runs and their export buttons." title="The Runs page with filters and the table of runs and their export buttons."/>
@@ -3996,7 +3996,7 @@
         </w:rPr>
         <w:lastRenderedPageBreak/>
         <w:drawing>
-          <wp:inline distT="0" distB="0" distL="0" distR="0" wp14:anchorId="1603D66C" wp14:editId="2C459A58">
+          <wp:inline distT="0" distB="0" distL="0" distR="0" wp14:anchorId="54195A87" wp14:editId="6BB2CCCD">
             <wp:extent cx="5715000" cy="3571875"/>
             <wp:effectExtent l="0" t="0" r="0" b="0"/>
             <wp:docPr id="391" name="44-exports.png" descr="The Exports page listing export jobs with a Download button on finished ones." title="The Exports page listing export jobs with a Download button on finished ones."/>
@@ -4049,7 +4049,7 @@
         <w:pStyle w:val="Ttulo1"/>
         <w:pageBreakBefore/>
       </w:pPr>
-      <w:bookmarkStart w:id="6" w:name="_Toc241669130"/>
+      <w:bookmarkStart w:id="6" w:name="_Toc241671661"/>
       <w:r>
         <w:lastRenderedPageBreak/>
         <w:t>Schedules</w:t>
@@ -4072,7 +4072,7 @@
           <w:noProof/>
         </w:rPr>
         <w:drawing>
-          <wp:inline distT="0" distB="0" distL="0" distR="0" wp14:anchorId="053EE2C9" wp14:editId="588EF111">
+          <wp:inline distT="0" distB="0" distL="0" distR="0" wp14:anchorId="4567B38F" wp14:editId="36603BC2">
             <wp:extent cx="3743325" cy="4676775"/>
             <wp:effectExtent l="0" t="0" r="0" b="0"/>
             <wp:docPr id="392" name="32-schedule-new-dialog.png" descr="The New Schedule dialog with map, name, frequency, timezone and output format." title="The New Schedule dialog with map, name, frequency, timezone and output format."/>
@@ -4699,7 +4699,7 @@
         <w:pStyle w:val="Ttulo1"/>
         <w:pageBreakBefore/>
       </w:pPr>
-      <w:bookmarkStart w:id="7" w:name="_Toc241669131"/>
+      <w:bookmarkStart w:id="7" w:name="_Toc241671662"/>
       <w:r>
         <w:lastRenderedPageBreak/>
         <w:t>Settings</w:t>
@@ -4732,7 +4732,7 @@
           <w:noProof/>
         </w:rPr>
         <w:drawing>
-          <wp:inline distT="0" distB="0" distL="0" distR="0" wp14:anchorId="7EC2EDEB" wp14:editId="172E3AEC">
+          <wp:inline distT="0" distB="0" distL="0" distR="0" wp14:anchorId="24E14DE8" wp14:editId="72767B3F">
             <wp:extent cx="5715000" cy="3571875"/>
             <wp:effectExtent l="0" t="0" r="0" b="0"/>
             <wp:docPr id="393" name="04-settings.png" descr="The Settings page with the Language, Theme and Color palette cards." title="The Settings page with the Language, Theme and Color palette cards."/>
@@ -5041,7 +5041,7 @@
         <w:sz w:val="16"/>
         <w:szCs w:val="16"/>
       </w:rPr>
-      <w:t>Discoverer Neo 2.0.0 · Quick guide · USER</w:t>
+      <w:t>Discoverer Neo 2.0.1 · Quick guide · USER</w:t>
     </w:r>
   </w:p>
 </w:hdr>
@@ -5050,10 +5050,10 @@
 <file path=word/numbering.xml><?xml version="1.0" encoding="utf-8"?>
 <w:numbering xmlns:wpc="http://schemas.microsoft.com/office/word/2010/wordprocessingCanvas" xmlns:cx="http://schemas.microsoft.com/office/drawing/2014/chartex" xmlns:cx1="http://schemas.microsoft.com/office/drawing/2015/9/8/chartex" xmlns:cx2="http://schemas.microsoft.com/office/drawing/2015/10/21/chartex" xmlns:cx3="http://schemas.microsoft.com/office/drawing/2016/5/9/chartex" xmlns:cx4="http://schemas.microsoft.com/office/drawing/2016/5/10/chartex" xmlns:cx5="http://schemas.microsoft.com/office/drawing/2016/5/11/chartex" xmlns:cx6="http://schemas.microsoft.com/office/drawing/2016/5/12/chartex" xmlns:cx7="http://schemas.microsoft.com/office/drawing/2016/5/13/chartex" xmlns:cx8="http://schemas.microsoft.com/office/drawing/2016/5/14/chartex" xmlns:mc="http://schemas.openxmlformats.org/markup-compatibility/2006" xmlns:aink="http://schemas.microsoft.com/office/drawing/2016/ink" xmlns:am3d="http://schemas.microsoft.com/office/drawing/2017/model3d" xmlns:o="urn:schemas-microsoft-com:office:office" xmlns:oel="http://schemas.microsoft.com/office/2019/extlst" xmlns:r="http://schemas.openxmlformats.org/officeDocument/2006/relationships" xmlns:m="http://schemas.openxmlformats.org/officeDocument/2006/math" xmlns:v="urn:schemas-microsoft-com:vml" xmlns:wp14="http://schemas.microsoft.com/office/word/2010/wordprocessingDrawing" xmlns:wp="http://schemas.openxmlformats.org/drawingml/2006/wordprocessingDrawing" xmlns:w10="urn:schemas-microsoft-com:office:word" xmlns:w="http://schemas.openxmlformats.org/wordprocessingml/2006/main" xmlns:w14="http://schemas.microsoft.com/office/word/2010/wordml" xmlns:w15="http://schemas.microsoft.com/office/word/2012/wordml" xmlns:w16cex="http://schemas.microsoft.com/office/word/2018/wordml/cex" xmlns:w16cid="http://schemas.microsoft.com/office/word/2016/wordml/cid" xmlns:w16="http://schemas.microsoft.com/office/word/2018/wordml" xmlns:w16sdtdh="http://schemas.microsoft.com/office/word/2020/wordml/sdtdatahash" xmlns:w16se="http://schemas.microsoft.com/office/word/2015/wordml/symex" xmlns:wpg="http://schemas.microsoft.com/office/word/2010/wordprocessingGroup" xmlns:wpi="http://schemas.microsoft.com/office/word/2010/wordprocessingInk" xmlns:wne="http://schemas.microsoft.com/office/word/2006/wordml" xmlns:wps="http://schemas.microsoft.com/office/word/2010/wordprocessingShape" mc:Ignorable="w14 w15 w16se w16cid w16 w16cex w16sdtdh wp14">
   <w:abstractNum w:abstractNumId="0" w15:restartNumberingAfterBreak="0">
-    <w:nsid w:val="04EB5212"/>
+    <w:nsid w:val="03823A09"/>
     <w:multiLevelType w:val="hybridMultilevel"/>
-    <w:tmpl w:val="6C16FD5A"/>
-    <w:lvl w:ilvl="0" w:tplc="0B704800">
+    <w:tmpl w:val="363E7AC6"/>
+    <w:lvl w:ilvl="0" w:tplc="9CBA361E">
       <w:start w:val="1"/>
       <w:numFmt w:val="decimal"/>
       <w:lvlText w:val="%1."/>
@@ -5062,7 +5062,7 @@
         <w:ind w:left="360" w:hanging="300"/>
       </w:pPr>
     </w:lvl>
-    <w:lvl w:ilvl="1" w:tplc="7898D1B8" w:tentative="1">
+    <w:lvl w:ilvl="1" w:tplc="73FE5CCE" w:tentative="1">
       <w:start w:val="1"/>
       <w:numFmt w:val="lowerLetter"/>
       <w:lvlText w:val="%2."/>
@@ -5071,47 +5071,47 @@
         <w:ind w:left="720" w:hanging="300"/>
       </w:pPr>
     </w:lvl>
-    <w:lvl w:ilvl="2" w:tplc="04E2CE92">
+    <w:lvl w:ilvl="2" w:tplc="DCD2F87A">
       <w:numFmt w:val="decimal"/>
       <w:lvlText w:val=""/>
       <w:lvlJc w:val="left"/>
     </w:lvl>
-    <w:lvl w:ilvl="3" w:tplc="35E276B2">
+    <w:lvl w:ilvl="3" w:tplc="E8268EE6">
       <w:numFmt w:val="decimal"/>
       <w:lvlText w:val=""/>
       <w:lvlJc w:val="left"/>
     </w:lvl>
-    <w:lvl w:ilvl="4" w:tplc="26F03C4E">
+    <w:lvl w:ilvl="4" w:tplc="AA643B64">
       <w:numFmt w:val="decimal"/>
       <w:lvlText w:val=""/>
       <w:lvlJc w:val="left"/>
     </w:lvl>
-    <w:lvl w:ilvl="5" w:tplc="DF322A2E">
+    <w:lvl w:ilvl="5" w:tplc="D5721440">
       <w:numFmt w:val="decimal"/>
       <w:lvlText w:val=""/>
       <w:lvlJc w:val="left"/>
     </w:lvl>
-    <w:lvl w:ilvl="6" w:tplc="870C76C2">
+    <w:lvl w:ilvl="6" w:tplc="52BED918">
       <w:numFmt w:val="decimal"/>
       <w:lvlText w:val=""/>
       <w:lvlJc w:val="left"/>
     </w:lvl>
-    <w:lvl w:ilvl="7" w:tplc="7452F272">
+    <w:lvl w:ilvl="7" w:tplc="E6CCD14E">
       <w:numFmt w:val="decimal"/>
       <w:lvlText w:val=""/>
       <w:lvlJc w:val="left"/>
     </w:lvl>
-    <w:lvl w:ilvl="8" w:tplc="B92C8124">
+    <w:lvl w:ilvl="8" w:tplc="50F43734">
       <w:numFmt w:val="decimal"/>
       <w:lvlText w:val=""/>
       <w:lvlJc w:val="left"/>
     </w:lvl>
   </w:abstractNum>
   <w:abstractNum w:abstractNumId="1" w15:restartNumberingAfterBreak="0">
-    <w:nsid w:val="0B1F473E"/>
+    <w:nsid w:val="06F05265"/>
     <w:multiLevelType w:val="hybridMultilevel"/>
-    <w:tmpl w:val="94A29234"/>
-    <w:lvl w:ilvl="0" w:tplc="55DC44E8">
+    <w:tmpl w:val="63287C84"/>
+    <w:lvl w:ilvl="0" w:tplc="443E60B0">
       <w:start w:val="1"/>
       <w:numFmt w:val="decimal"/>
       <w:lvlText w:val="%1."/>
@@ -5120,7 +5120,7 @@
         <w:ind w:left="360" w:hanging="300"/>
       </w:pPr>
     </w:lvl>
-    <w:lvl w:ilvl="1" w:tplc="CFF22364" w:tentative="1">
+    <w:lvl w:ilvl="1" w:tplc="9EF6DF64" w:tentative="1">
       <w:start w:val="1"/>
       <w:numFmt w:val="lowerLetter"/>
       <w:lvlText w:val="%2."/>
@@ -5129,47 +5129,337 @@
         <w:ind w:left="720" w:hanging="300"/>
       </w:pPr>
     </w:lvl>
-    <w:lvl w:ilvl="2" w:tplc="3BD27208">
+    <w:lvl w:ilvl="2" w:tplc="A340424C">
       <w:numFmt w:val="decimal"/>
       <w:lvlText w:val=""/>
       <w:lvlJc w:val="left"/>
     </w:lvl>
-    <w:lvl w:ilvl="3" w:tplc="28548558">
+    <w:lvl w:ilvl="3" w:tplc="BC463BA2">
       <w:numFmt w:val="decimal"/>
       <w:lvlText w:val=""/>
       <w:lvlJc w:val="left"/>
     </w:lvl>
-    <w:lvl w:ilvl="4" w:tplc="24260F30">
+    <w:lvl w:ilvl="4" w:tplc="3A0EAFBC">
       <w:numFmt w:val="decimal"/>
       <w:lvlText w:val=""/>
       <w:lvlJc w:val="left"/>
     </w:lvl>
-    <w:lvl w:ilvl="5" w:tplc="E0DC07F0">
+    <w:lvl w:ilvl="5" w:tplc="3DF2E238">
       <w:numFmt w:val="decimal"/>
       <w:lvlText w:val=""/>
       <w:lvlJc w:val="left"/>
     </w:lvl>
-    <w:lvl w:ilvl="6" w:tplc="E1B8DE20">
+    <w:lvl w:ilvl="6" w:tplc="124EB942">
       <w:numFmt w:val="decimal"/>
       <w:lvlText w:val=""/>
       <w:lvlJc w:val="left"/>
     </w:lvl>
-    <w:lvl w:ilvl="7" w:tplc="01F2F5AE">
+    <w:lvl w:ilvl="7" w:tplc="AE5A3300">
       <w:numFmt w:val="decimal"/>
       <w:lvlText w:val=""/>
       <w:lvlJc w:val="left"/>
     </w:lvl>
-    <w:lvl w:ilvl="8" w:tplc="A0F4173E">
+    <w:lvl w:ilvl="8" w:tplc="E7BA6C1A">
       <w:numFmt w:val="decimal"/>
       <w:lvlText w:val=""/>
       <w:lvlJc w:val="left"/>
     </w:lvl>
   </w:abstractNum>
   <w:abstractNum w:abstractNumId="2" w15:restartNumberingAfterBreak="0">
-    <w:nsid w:val="12D53AFA"/>
+    <w:nsid w:val="07E75F8D"/>
     <w:multiLevelType w:val="hybridMultilevel"/>
-    <w:tmpl w:val="71FE9638"/>
-    <w:lvl w:ilvl="0" w:tplc="7C486C3A" w:tentative="1">
+    <w:tmpl w:val="EC0C465E"/>
+    <w:lvl w:ilvl="0" w:tplc="075EDE14">
+      <w:start w:val="1"/>
+      <w:numFmt w:val="decimal"/>
+      <w:lvlText w:val="%1."/>
+      <w:lvlJc w:val="left"/>
+      <w:pPr>
+        <w:ind w:left="360" w:hanging="300"/>
+      </w:pPr>
+    </w:lvl>
+    <w:lvl w:ilvl="1" w:tplc="5AAAC9C0" w:tentative="1">
+      <w:start w:val="1"/>
+      <w:numFmt w:val="lowerLetter"/>
+      <w:lvlText w:val="%2."/>
+      <w:lvlJc w:val="left"/>
+      <w:pPr>
+        <w:ind w:left="720" w:hanging="300"/>
+      </w:pPr>
+    </w:lvl>
+    <w:lvl w:ilvl="2" w:tplc="59B623EE">
+      <w:numFmt w:val="decimal"/>
+      <w:lvlText w:val=""/>
+      <w:lvlJc w:val="left"/>
+    </w:lvl>
+    <w:lvl w:ilvl="3" w:tplc="C9ECDB62">
+      <w:numFmt w:val="decimal"/>
+      <w:lvlText w:val=""/>
+      <w:lvlJc w:val="left"/>
+    </w:lvl>
+    <w:lvl w:ilvl="4" w:tplc="E5DA7536">
+      <w:numFmt w:val="decimal"/>
+      <w:lvlText w:val=""/>
+      <w:lvlJc w:val="left"/>
+    </w:lvl>
+    <w:lvl w:ilvl="5" w:tplc="02501D2C">
+      <w:numFmt w:val="decimal"/>
+      <w:lvlText w:val=""/>
+      <w:lvlJc w:val="left"/>
+    </w:lvl>
+    <w:lvl w:ilvl="6" w:tplc="8208CBB4">
+      <w:numFmt w:val="decimal"/>
+      <w:lvlText w:val=""/>
+      <w:lvlJc w:val="left"/>
+    </w:lvl>
+    <w:lvl w:ilvl="7" w:tplc="4A3EB160">
+      <w:numFmt w:val="decimal"/>
+      <w:lvlText w:val=""/>
+      <w:lvlJc w:val="left"/>
+    </w:lvl>
+    <w:lvl w:ilvl="8" w:tplc="4FA27914">
+      <w:numFmt w:val="decimal"/>
+      <w:lvlText w:val=""/>
+      <w:lvlJc w:val="left"/>
+    </w:lvl>
+  </w:abstractNum>
+  <w:abstractNum w:abstractNumId="3" w15:restartNumberingAfterBreak="0">
+    <w:nsid w:val="09687CD0"/>
+    <w:multiLevelType w:val="hybridMultilevel"/>
+    <w:tmpl w:val="14184188"/>
+    <w:lvl w:ilvl="0" w:tplc="858EF9EC">
+      <w:start w:val="1"/>
+      <w:numFmt w:val="decimal"/>
+      <w:lvlText w:val="%1."/>
+      <w:lvlJc w:val="left"/>
+      <w:pPr>
+        <w:ind w:left="360" w:hanging="300"/>
+      </w:pPr>
+    </w:lvl>
+    <w:lvl w:ilvl="1" w:tplc="6BC858DA" w:tentative="1">
+      <w:start w:val="1"/>
+      <w:numFmt w:val="lowerLetter"/>
+      <w:lvlText w:val="%2."/>
+      <w:lvlJc w:val="left"/>
+      <w:pPr>
+        <w:ind w:left="720" w:hanging="300"/>
+      </w:pPr>
+    </w:lvl>
+    <w:lvl w:ilvl="2" w:tplc="2B386008">
+      <w:numFmt w:val="decimal"/>
+      <w:lvlText w:val=""/>
+      <w:lvlJc w:val="left"/>
+    </w:lvl>
+    <w:lvl w:ilvl="3" w:tplc="75BAC9C2">
+      <w:numFmt w:val="decimal"/>
+      <w:lvlText w:val=""/>
+      <w:lvlJc w:val="left"/>
+    </w:lvl>
+    <w:lvl w:ilvl="4" w:tplc="ACD01260">
+      <w:numFmt w:val="decimal"/>
+      <w:lvlText w:val=""/>
+      <w:lvlJc w:val="left"/>
+    </w:lvl>
+    <w:lvl w:ilvl="5" w:tplc="56509132">
+      <w:numFmt w:val="decimal"/>
+      <w:lvlText w:val=""/>
+      <w:lvlJc w:val="left"/>
+    </w:lvl>
+    <w:lvl w:ilvl="6" w:tplc="C1509302">
+      <w:numFmt w:val="decimal"/>
+      <w:lvlText w:val=""/>
+      <w:lvlJc w:val="left"/>
+    </w:lvl>
+    <w:lvl w:ilvl="7" w:tplc="513827C0">
+      <w:numFmt w:val="decimal"/>
+      <w:lvlText w:val=""/>
+      <w:lvlJc w:val="left"/>
+    </w:lvl>
+    <w:lvl w:ilvl="8" w:tplc="488A2830">
+      <w:numFmt w:val="decimal"/>
+      <w:lvlText w:val=""/>
+      <w:lvlJc w:val="left"/>
+    </w:lvl>
+  </w:abstractNum>
+  <w:abstractNum w:abstractNumId="4" w15:restartNumberingAfterBreak="0">
+    <w:nsid w:val="1B037967"/>
+    <w:multiLevelType w:val="hybridMultilevel"/>
+    <w:tmpl w:val="75363848"/>
+    <w:lvl w:ilvl="0" w:tplc="A68E019A">
+      <w:start w:val="1"/>
+      <w:numFmt w:val="decimal"/>
+      <w:lvlText w:val="%1."/>
+      <w:lvlJc w:val="left"/>
+      <w:pPr>
+        <w:ind w:left="360" w:hanging="300"/>
+      </w:pPr>
+    </w:lvl>
+    <w:lvl w:ilvl="1" w:tplc="D51081EE" w:tentative="1">
+      <w:start w:val="1"/>
+      <w:numFmt w:val="lowerLetter"/>
+      <w:lvlText w:val="%2."/>
+      <w:lvlJc w:val="left"/>
+      <w:pPr>
+        <w:ind w:left="720" w:hanging="300"/>
+      </w:pPr>
+    </w:lvl>
+    <w:lvl w:ilvl="2" w:tplc="27AC4BFA">
+      <w:numFmt w:val="decimal"/>
+      <w:lvlText w:val=""/>
+      <w:lvlJc w:val="left"/>
+    </w:lvl>
+    <w:lvl w:ilvl="3" w:tplc="2B468298">
+      <w:numFmt w:val="decimal"/>
+      <w:lvlText w:val=""/>
+      <w:lvlJc w:val="left"/>
+    </w:lvl>
+    <w:lvl w:ilvl="4" w:tplc="6BEA7168">
+      <w:numFmt w:val="decimal"/>
+      <w:lvlText w:val=""/>
+      <w:lvlJc w:val="left"/>
+    </w:lvl>
+    <w:lvl w:ilvl="5" w:tplc="00AABF34">
+      <w:numFmt w:val="decimal"/>
+      <w:lvlText w:val=""/>
+      <w:lvlJc w:val="left"/>
+    </w:lvl>
+    <w:lvl w:ilvl="6" w:tplc="C3D8B680">
+      <w:numFmt w:val="decimal"/>
+      <w:lvlText w:val=""/>
+      <w:lvlJc w:val="left"/>
+    </w:lvl>
+    <w:lvl w:ilvl="7" w:tplc="E2405F6A">
+      <w:numFmt w:val="decimal"/>
+      <w:lvlText w:val=""/>
+      <w:lvlJc w:val="left"/>
+    </w:lvl>
+    <w:lvl w:ilvl="8" w:tplc="D91457C6">
+      <w:numFmt w:val="decimal"/>
+      <w:lvlText w:val=""/>
+      <w:lvlJc w:val="left"/>
+    </w:lvl>
+  </w:abstractNum>
+  <w:abstractNum w:abstractNumId="5" w15:restartNumberingAfterBreak="0">
+    <w:nsid w:val="65070568"/>
+    <w:multiLevelType w:val="hybridMultilevel"/>
+    <w:tmpl w:val="3C1A3258"/>
+    <w:lvl w:ilvl="0" w:tplc="A090624A">
+      <w:start w:val="1"/>
+      <w:numFmt w:val="decimal"/>
+      <w:lvlText w:val="%1."/>
+      <w:lvlJc w:val="left"/>
+      <w:pPr>
+        <w:ind w:left="360" w:hanging="300"/>
+      </w:pPr>
+    </w:lvl>
+    <w:lvl w:ilvl="1" w:tplc="3104EB34" w:tentative="1">
+      <w:start w:val="1"/>
+      <w:numFmt w:val="lowerLetter"/>
+      <w:lvlText w:val="%2."/>
+      <w:lvlJc w:val="left"/>
+      <w:pPr>
+        <w:ind w:left="720" w:hanging="300"/>
+      </w:pPr>
+    </w:lvl>
+    <w:lvl w:ilvl="2" w:tplc="E166B76C">
+      <w:numFmt w:val="decimal"/>
+      <w:lvlText w:val=""/>
+      <w:lvlJc w:val="left"/>
+    </w:lvl>
+    <w:lvl w:ilvl="3" w:tplc="5978DDB0">
+      <w:numFmt w:val="decimal"/>
+      <w:lvlText w:val=""/>
+      <w:lvlJc w:val="left"/>
+    </w:lvl>
+    <w:lvl w:ilvl="4" w:tplc="59AA5338">
+      <w:numFmt w:val="decimal"/>
+      <w:lvlText w:val=""/>
+      <w:lvlJc w:val="left"/>
+    </w:lvl>
+    <w:lvl w:ilvl="5" w:tplc="04CC4502">
+      <w:numFmt w:val="decimal"/>
+      <w:lvlText w:val=""/>
+      <w:lvlJc w:val="left"/>
+    </w:lvl>
+    <w:lvl w:ilvl="6" w:tplc="DF5664BA">
+      <w:numFmt w:val="decimal"/>
+      <w:lvlText w:val=""/>
+      <w:lvlJc w:val="left"/>
+    </w:lvl>
+    <w:lvl w:ilvl="7" w:tplc="8C8C7508">
+      <w:numFmt w:val="decimal"/>
+      <w:lvlText w:val=""/>
+      <w:lvlJc w:val="left"/>
+    </w:lvl>
+    <w:lvl w:ilvl="8" w:tplc="579A2190">
+      <w:numFmt w:val="decimal"/>
+      <w:lvlText w:val=""/>
+      <w:lvlJc w:val="left"/>
+    </w:lvl>
+  </w:abstractNum>
+  <w:abstractNum w:abstractNumId="6" w15:restartNumberingAfterBreak="0">
+    <w:nsid w:val="6A772F11"/>
+    <w:multiLevelType w:val="hybridMultilevel"/>
+    <w:tmpl w:val="B4B626BA"/>
+    <w:lvl w:ilvl="0" w:tplc="FDC4FE44">
+      <w:start w:val="1"/>
+      <w:numFmt w:val="decimal"/>
+      <w:lvlText w:val="%1."/>
+      <w:lvlJc w:val="left"/>
+      <w:pPr>
+        <w:ind w:left="360" w:hanging="300"/>
+      </w:pPr>
+    </w:lvl>
+    <w:lvl w:ilvl="1" w:tplc="0F604AC4" w:tentative="1">
+      <w:start w:val="1"/>
+      <w:numFmt w:val="lowerLetter"/>
+      <w:lvlText w:val="%2."/>
+      <w:lvlJc w:val="left"/>
+      <w:pPr>
+        <w:ind w:left="720" w:hanging="300"/>
+      </w:pPr>
+    </w:lvl>
+    <w:lvl w:ilvl="2" w:tplc="8FAE7516">
+      <w:numFmt w:val="decimal"/>
+      <w:lvlText w:val=""/>
+      <w:lvlJc w:val="left"/>
+    </w:lvl>
+    <w:lvl w:ilvl="3" w:tplc="6B10B1D8">
+      <w:numFmt w:val="decimal"/>
+      <w:lvlText w:val=""/>
+      <w:lvlJc w:val="left"/>
+    </w:lvl>
+    <w:lvl w:ilvl="4" w:tplc="17C436EE">
+      <w:numFmt w:val="decimal"/>
+      <w:lvlText w:val=""/>
+      <w:lvlJc w:val="left"/>
+    </w:lvl>
+    <w:lvl w:ilvl="5" w:tplc="9EC09308">
+      <w:numFmt w:val="decimal"/>
+      <w:lvlText w:val=""/>
+      <w:lvlJc w:val="left"/>
+    </w:lvl>
+    <w:lvl w:ilvl="6" w:tplc="0BE82952">
+      <w:numFmt w:val="decimal"/>
+      <w:lvlText w:val=""/>
+      <w:lvlJc w:val="left"/>
+    </w:lvl>
+    <w:lvl w:ilvl="7" w:tplc="87AA2436">
+      <w:numFmt w:val="decimal"/>
+      <w:lvlText w:val=""/>
+      <w:lvlJc w:val="left"/>
+    </w:lvl>
+    <w:lvl w:ilvl="8" w:tplc="9864D0EC">
+      <w:numFmt w:val="decimal"/>
+      <w:lvlText w:val=""/>
+      <w:lvlJc w:val="left"/>
+    </w:lvl>
+  </w:abstractNum>
+  <w:abstractNum w:abstractNumId="7" w15:restartNumberingAfterBreak="0">
+    <w:nsid w:val="6E9F1C19"/>
+    <w:multiLevelType w:val="hybridMultilevel"/>
+    <w:tmpl w:val="1E96B84A"/>
+    <w:lvl w:ilvl="0" w:tplc="7CE25D04" w:tentative="1">
       <w:start w:val="1"/>
       <w:numFmt w:val="bullet"/>
       <w:lvlText w:val="•"/>
@@ -5178,7 +5468,7 @@
         <w:ind w:left="360" w:hanging="260"/>
       </w:pPr>
     </w:lvl>
-    <w:lvl w:ilvl="1" w:tplc="766452BC" w:tentative="1">
+    <w:lvl w:ilvl="1" w:tplc="C464E17C" w:tentative="1">
       <w:start w:val="1"/>
       <w:numFmt w:val="bullet"/>
       <w:lvlText w:val="–"/>
@@ -5187,221 +5477,47 @@
         <w:ind w:left="720" w:hanging="260"/>
       </w:pPr>
     </w:lvl>
-    <w:lvl w:ilvl="2" w:tplc="61A697E2">
+    <w:lvl w:ilvl="2" w:tplc="FDE4CB56">
       <w:numFmt w:val="decimal"/>
       <w:lvlText w:val=""/>
       <w:lvlJc w:val="left"/>
     </w:lvl>
-    <w:lvl w:ilvl="3" w:tplc="53F42716">
+    <w:lvl w:ilvl="3" w:tplc="3672184C">
       <w:numFmt w:val="decimal"/>
       <w:lvlText w:val=""/>
       <w:lvlJc w:val="left"/>
     </w:lvl>
-    <w:lvl w:ilvl="4" w:tplc="C136AC48">
+    <w:lvl w:ilvl="4" w:tplc="9A58BF2A">
       <w:numFmt w:val="decimal"/>
       <w:lvlText w:val=""/>
       <w:lvlJc w:val="left"/>
     </w:lvl>
-    <w:lvl w:ilvl="5" w:tplc="BB8C63F6">
+    <w:lvl w:ilvl="5" w:tplc="54C22A90">
       <w:numFmt w:val="decimal"/>
       <w:lvlText w:val=""/>
       <w:lvlJc w:val="left"/>
     </w:lvl>
-    <w:lvl w:ilvl="6" w:tplc="3DE00EA4">
+    <w:lvl w:ilvl="6" w:tplc="611AADA0">
       <w:numFmt w:val="decimal"/>
       <w:lvlText w:val=""/>
       <w:lvlJc w:val="left"/>
     </w:lvl>
-    <w:lvl w:ilvl="7" w:tplc="06D0AF78">
+    <w:lvl w:ilvl="7" w:tplc="62326CC0">
       <w:numFmt w:val="decimal"/>
       <w:lvlText w:val=""/>
       <w:lvlJc w:val="left"/>
     </w:lvl>
-    <w:lvl w:ilvl="8" w:tplc="FF2252FA">
+    <w:lvl w:ilvl="8" w:tplc="9AFE926C">
       <w:numFmt w:val="decimal"/>
       <w:lvlText w:val=""/>
       <w:lvlJc w:val="left"/>
     </w:lvl>
   </w:abstractNum>
-  <w:abstractNum w:abstractNumId="3" w15:restartNumberingAfterBreak="0">
-    <w:nsid w:val="135B4E12"/>
+  <w:abstractNum w:abstractNumId="8" w15:restartNumberingAfterBreak="0">
+    <w:nsid w:val="7CAB0F1D"/>
     <w:multiLevelType w:val="hybridMultilevel"/>
-    <w:tmpl w:val="A000959C"/>
-    <w:lvl w:ilvl="0" w:tplc="0212A86E">
-      <w:start w:val="1"/>
-      <w:numFmt w:val="decimal"/>
-      <w:lvlText w:val="%1."/>
-      <w:lvlJc w:val="left"/>
-      <w:pPr>
-        <w:ind w:left="360" w:hanging="300"/>
-      </w:pPr>
-    </w:lvl>
-    <w:lvl w:ilvl="1" w:tplc="380A2602" w:tentative="1">
-      <w:start w:val="1"/>
-      <w:numFmt w:val="lowerLetter"/>
-      <w:lvlText w:val="%2."/>
-      <w:lvlJc w:val="left"/>
-      <w:pPr>
-        <w:ind w:left="720" w:hanging="300"/>
-      </w:pPr>
-    </w:lvl>
-    <w:lvl w:ilvl="2" w:tplc="7BF27D6E">
-      <w:numFmt w:val="decimal"/>
-      <w:lvlText w:val=""/>
-      <w:lvlJc w:val="left"/>
-    </w:lvl>
-    <w:lvl w:ilvl="3" w:tplc="76CAA9A6">
-      <w:numFmt w:val="decimal"/>
-      <w:lvlText w:val=""/>
-      <w:lvlJc w:val="left"/>
-    </w:lvl>
-    <w:lvl w:ilvl="4" w:tplc="C054EC76">
-      <w:numFmt w:val="decimal"/>
-      <w:lvlText w:val=""/>
-      <w:lvlJc w:val="left"/>
-    </w:lvl>
-    <w:lvl w:ilvl="5" w:tplc="1234D256">
-      <w:numFmt w:val="decimal"/>
-      <w:lvlText w:val=""/>
-      <w:lvlJc w:val="left"/>
-    </w:lvl>
-    <w:lvl w:ilvl="6" w:tplc="AAD8B3CA">
-      <w:numFmt w:val="decimal"/>
-      <w:lvlText w:val=""/>
-      <w:lvlJc w:val="left"/>
-    </w:lvl>
-    <w:lvl w:ilvl="7" w:tplc="C248E1F0">
-      <w:numFmt w:val="decimal"/>
-      <w:lvlText w:val=""/>
-      <w:lvlJc w:val="left"/>
-    </w:lvl>
-    <w:lvl w:ilvl="8" w:tplc="44A49C18">
-      <w:numFmt w:val="decimal"/>
-      <w:lvlText w:val=""/>
-      <w:lvlJc w:val="left"/>
-    </w:lvl>
-  </w:abstractNum>
-  <w:abstractNum w:abstractNumId="4" w15:restartNumberingAfterBreak="0">
-    <w:nsid w:val="14082BA1"/>
-    <w:multiLevelType w:val="hybridMultilevel"/>
-    <w:tmpl w:val="05CA6D8C"/>
-    <w:lvl w:ilvl="0" w:tplc="F8DCCDDA">
-      <w:start w:val="1"/>
-      <w:numFmt w:val="decimal"/>
-      <w:lvlText w:val="%1."/>
-      <w:lvlJc w:val="left"/>
-      <w:pPr>
-        <w:ind w:left="360" w:hanging="300"/>
-      </w:pPr>
-    </w:lvl>
-    <w:lvl w:ilvl="1" w:tplc="B9FA4620" w:tentative="1">
-      <w:start w:val="1"/>
-      <w:numFmt w:val="lowerLetter"/>
-      <w:lvlText w:val="%2."/>
-      <w:lvlJc w:val="left"/>
-      <w:pPr>
-        <w:ind w:left="720" w:hanging="300"/>
-      </w:pPr>
-    </w:lvl>
-    <w:lvl w:ilvl="2" w:tplc="9D4CF6D8">
-      <w:numFmt w:val="decimal"/>
-      <w:lvlText w:val=""/>
-      <w:lvlJc w:val="left"/>
-    </w:lvl>
-    <w:lvl w:ilvl="3" w:tplc="51A824EC">
-      <w:numFmt w:val="decimal"/>
-      <w:lvlText w:val=""/>
-      <w:lvlJc w:val="left"/>
-    </w:lvl>
-    <w:lvl w:ilvl="4" w:tplc="D72441EA">
-      <w:numFmt w:val="decimal"/>
-      <w:lvlText w:val=""/>
-      <w:lvlJc w:val="left"/>
-    </w:lvl>
-    <w:lvl w:ilvl="5" w:tplc="1942569C">
-      <w:numFmt w:val="decimal"/>
-      <w:lvlText w:val=""/>
-      <w:lvlJc w:val="left"/>
-    </w:lvl>
-    <w:lvl w:ilvl="6" w:tplc="FD3A466C">
-      <w:numFmt w:val="decimal"/>
-      <w:lvlText w:val=""/>
-      <w:lvlJc w:val="left"/>
-    </w:lvl>
-    <w:lvl w:ilvl="7" w:tplc="3326B552">
-      <w:numFmt w:val="decimal"/>
-      <w:lvlText w:val=""/>
-      <w:lvlJc w:val="left"/>
-    </w:lvl>
-    <w:lvl w:ilvl="8" w:tplc="ADFE89D4">
-      <w:numFmt w:val="decimal"/>
-      <w:lvlText w:val=""/>
-      <w:lvlJc w:val="left"/>
-    </w:lvl>
-  </w:abstractNum>
-  <w:abstractNum w:abstractNumId="5" w15:restartNumberingAfterBreak="0">
-    <w:nsid w:val="31745A60"/>
-    <w:multiLevelType w:val="hybridMultilevel"/>
-    <w:tmpl w:val="D98C588E"/>
-    <w:lvl w:ilvl="0" w:tplc="9FF04B98">
-      <w:start w:val="1"/>
-      <w:numFmt w:val="decimal"/>
-      <w:lvlText w:val="%1."/>
-      <w:lvlJc w:val="left"/>
-      <w:pPr>
-        <w:ind w:left="360" w:hanging="300"/>
-      </w:pPr>
-    </w:lvl>
-    <w:lvl w:ilvl="1" w:tplc="6C5C7136" w:tentative="1">
-      <w:start w:val="1"/>
-      <w:numFmt w:val="lowerLetter"/>
-      <w:lvlText w:val="%2."/>
-      <w:lvlJc w:val="left"/>
-      <w:pPr>
-        <w:ind w:left="720" w:hanging="300"/>
-      </w:pPr>
-    </w:lvl>
-    <w:lvl w:ilvl="2" w:tplc="BB5E89CA">
-      <w:numFmt w:val="decimal"/>
-      <w:lvlText w:val=""/>
-      <w:lvlJc w:val="left"/>
-    </w:lvl>
-    <w:lvl w:ilvl="3" w:tplc="A4D2A61A">
-      <w:numFmt w:val="decimal"/>
-      <w:lvlText w:val=""/>
-      <w:lvlJc w:val="left"/>
-    </w:lvl>
-    <w:lvl w:ilvl="4" w:tplc="AF805A40">
-      <w:numFmt w:val="decimal"/>
-      <w:lvlText w:val=""/>
-      <w:lvlJc w:val="left"/>
-    </w:lvl>
-    <w:lvl w:ilvl="5" w:tplc="D2523B50">
-      <w:numFmt w:val="decimal"/>
-      <w:lvlText w:val=""/>
-      <w:lvlJc w:val="left"/>
-    </w:lvl>
-    <w:lvl w:ilvl="6" w:tplc="EE3052BA">
-      <w:numFmt w:val="decimal"/>
-      <w:lvlText w:val=""/>
-      <w:lvlJc w:val="left"/>
-    </w:lvl>
-    <w:lvl w:ilvl="7" w:tplc="31780F6C">
-      <w:numFmt w:val="decimal"/>
-      <w:lvlText w:val=""/>
-      <w:lvlJc w:val="left"/>
-    </w:lvl>
-    <w:lvl w:ilvl="8" w:tplc="03BA4BCC">
-      <w:numFmt w:val="decimal"/>
-      <w:lvlText w:val=""/>
-      <w:lvlJc w:val="left"/>
-    </w:lvl>
-  </w:abstractNum>
-  <w:abstractNum w:abstractNumId="6" w15:restartNumberingAfterBreak="0">
-    <w:nsid w:val="36D429E6"/>
-    <w:multiLevelType w:val="hybridMultilevel"/>
-    <w:tmpl w:val="491039B4"/>
-    <w:lvl w:ilvl="0" w:tplc="150E2E80" w:tentative="1">
+    <w:tmpl w:val="DCEE212C"/>
+    <w:lvl w:ilvl="0" w:tplc="E800CF50" w:tentative="1">
       <w:start w:val="1"/>
       <w:numFmt w:val="bullet"/>
       <w:lvlText w:val="●"/>
@@ -5410,7 +5526,7 @@
         <w:ind w:left="720" w:hanging="360"/>
       </w:pPr>
     </w:lvl>
-    <w:lvl w:ilvl="1" w:tplc="3B245460" w:tentative="1">
+    <w:lvl w:ilvl="1" w:tplc="CFD01284" w:tentative="1">
       <w:start w:val="1"/>
       <w:numFmt w:val="bullet"/>
       <w:lvlText w:val="○"/>
@@ -5419,7 +5535,7 @@
         <w:ind w:left="1440" w:hanging="360"/>
       </w:pPr>
     </w:lvl>
-    <w:lvl w:ilvl="2" w:tplc="63CE3B44" w:tentative="1">
+    <w:lvl w:ilvl="2" w:tplc="9356C756" w:tentative="1">
       <w:start w:val="1"/>
       <w:numFmt w:val="bullet"/>
       <w:lvlText w:val="■"/>
@@ -5428,7 +5544,7 @@
         <w:ind w:left="2160" w:hanging="360"/>
       </w:pPr>
     </w:lvl>
-    <w:lvl w:ilvl="3" w:tplc="2FEA8A86" w:tentative="1">
+    <w:lvl w:ilvl="3" w:tplc="D1EE3934" w:tentative="1">
       <w:start w:val="1"/>
       <w:numFmt w:val="bullet"/>
       <w:lvlText w:val="●"/>
@@ -5437,7 +5553,7 @@
         <w:ind w:left="2880" w:hanging="360"/>
       </w:pPr>
     </w:lvl>
-    <w:lvl w:ilvl="4" w:tplc="C484A6C0" w:tentative="1">
+    <w:lvl w:ilvl="4" w:tplc="0E9AAB4E" w:tentative="1">
       <w:start w:val="1"/>
       <w:numFmt w:val="bullet"/>
       <w:lvlText w:val="○"/>
@@ -5446,7 +5562,7 @@
         <w:ind w:left="3600" w:hanging="360"/>
       </w:pPr>
     </w:lvl>
-    <w:lvl w:ilvl="5" w:tplc="9B3013D4" w:tentative="1">
+    <w:lvl w:ilvl="5" w:tplc="4CDCE646" w:tentative="1">
       <w:start w:val="1"/>
       <w:numFmt w:val="bullet"/>
       <w:lvlText w:val="■"/>
@@ -5455,7 +5571,7 @@
         <w:ind w:left="4320" w:hanging="360"/>
       </w:pPr>
     </w:lvl>
-    <w:lvl w:ilvl="6" w:tplc="293C2E38" w:tentative="1">
+    <w:lvl w:ilvl="6" w:tplc="88BAEBEA" w:tentative="1">
       <w:start w:val="1"/>
       <w:numFmt w:val="bullet"/>
       <w:lvlText w:val="●"/>
@@ -5464,7 +5580,7 @@
         <w:ind w:left="5040" w:hanging="360"/>
       </w:pPr>
     </w:lvl>
-    <w:lvl w:ilvl="7" w:tplc="9552E98C" w:tentative="1">
+    <w:lvl w:ilvl="7" w:tplc="36EED1CE" w:tentative="1">
       <w:start w:val="1"/>
       <w:numFmt w:val="bullet"/>
       <w:lvlText w:val="●"/>
@@ -5473,7 +5589,7 @@
         <w:ind w:left="5760" w:hanging="360"/>
       </w:pPr>
     </w:lvl>
-    <w:lvl w:ilvl="8" w:tplc="642AFE34" w:tentative="1">
+    <w:lvl w:ilvl="8" w:tplc="4262141A" w:tentative="1">
       <w:start w:val="1"/>
       <w:numFmt w:val="bullet"/>
       <w:lvlText w:val="●"/>
@@ -5483,166 +5599,50 @@
       </w:pPr>
     </w:lvl>
   </w:abstractNum>
-  <w:abstractNum w:abstractNumId="7" w15:restartNumberingAfterBreak="0">
-    <w:nsid w:val="58F611A9"/>
-    <w:multiLevelType w:val="hybridMultilevel"/>
-    <w:tmpl w:val="4198AF90"/>
-    <w:lvl w:ilvl="0" w:tplc="989642C4">
-      <w:start w:val="1"/>
-      <w:numFmt w:val="decimal"/>
-      <w:lvlText w:val="%1."/>
-      <w:lvlJc w:val="left"/>
-      <w:pPr>
-        <w:ind w:left="360" w:hanging="300"/>
-      </w:pPr>
-    </w:lvl>
-    <w:lvl w:ilvl="1" w:tplc="D406807A" w:tentative="1">
-      <w:start w:val="1"/>
-      <w:numFmt w:val="lowerLetter"/>
-      <w:lvlText w:val="%2."/>
-      <w:lvlJc w:val="left"/>
-      <w:pPr>
-        <w:ind w:left="720" w:hanging="300"/>
-      </w:pPr>
-    </w:lvl>
-    <w:lvl w:ilvl="2" w:tplc="65886DF2">
-      <w:numFmt w:val="decimal"/>
-      <w:lvlText w:val=""/>
-      <w:lvlJc w:val="left"/>
-    </w:lvl>
-    <w:lvl w:ilvl="3" w:tplc="3FDAFE92">
-      <w:numFmt w:val="decimal"/>
-      <w:lvlText w:val=""/>
-      <w:lvlJc w:val="left"/>
-    </w:lvl>
-    <w:lvl w:ilvl="4" w:tplc="AED253BA">
-      <w:numFmt w:val="decimal"/>
-      <w:lvlText w:val=""/>
-      <w:lvlJc w:val="left"/>
-    </w:lvl>
-    <w:lvl w:ilvl="5" w:tplc="7C2868F0">
-      <w:numFmt w:val="decimal"/>
-      <w:lvlText w:val=""/>
-      <w:lvlJc w:val="left"/>
-    </w:lvl>
-    <w:lvl w:ilvl="6" w:tplc="602AB1D0">
-      <w:numFmt w:val="decimal"/>
-      <w:lvlText w:val=""/>
-      <w:lvlJc w:val="left"/>
-    </w:lvl>
-    <w:lvl w:ilvl="7" w:tplc="0024C004">
-      <w:numFmt w:val="decimal"/>
-      <w:lvlText w:val=""/>
-      <w:lvlJc w:val="left"/>
-    </w:lvl>
-    <w:lvl w:ilvl="8" w:tplc="DC927B00">
-      <w:numFmt w:val="decimal"/>
-      <w:lvlText w:val=""/>
-      <w:lvlJc w:val="left"/>
-    </w:lvl>
-  </w:abstractNum>
-  <w:abstractNum w:abstractNumId="8" w15:restartNumberingAfterBreak="0">
-    <w:nsid w:val="590603E5"/>
-    <w:multiLevelType w:val="hybridMultilevel"/>
-    <w:tmpl w:val="495E1BE4"/>
-    <w:lvl w:ilvl="0" w:tplc="817617DA">
-      <w:start w:val="1"/>
-      <w:numFmt w:val="decimal"/>
-      <w:lvlText w:val="%1."/>
-      <w:lvlJc w:val="left"/>
-      <w:pPr>
-        <w:ind w:left="360" w:hanging="300"/>
-      </w:pPr>
-    </w:lvl>
-    <w:lvl w:ilvl="1" w:tplc="54C0A214" w:tentative="1">
-      <w:start w:val="1"/>
-      <w:numFmt w:val="lowerLetter"/>
-      <w:lvlText w:val="%2."/>
-      <w:lvlJc w:val="left"/>
-      <w:pPr>
-        <w:ind w:left="720" w:hanging="300"/>
-      </w:pPr>
-    </w:lvl>
-    <w:lvl w:ilvl="2" w:tplc="772071E8">
-      <w:numFmt w:val="decimal"/>
-      <w:lvlText w:val=""/>
-      <w:lvlJc w:val="left"/>
-    </w:lvl>
-    <w:lvl w:ilvl="3" w:tplc="5B983BC2">
-      <w:numFmt w:val="decimal"/>
-      <w:lvlText w:val=""/>
-      <w:lvlJc w:val="left"/>
-    </w:lvl>
-    <w:lvl w:ilvl="4" w:tplc="D794D70A">
-      <w:numFmt w:val="decimal"/>
-      <w:lvlText w:val=""/>
-      <w:lvlJc w:val="left"/>
-    </w:lvl>
-    <w:lvl w:ilvl="5" w:tplc="23665668">
-      <w:numFmt w:val="decimal"/>
-      <w:lvlText w:val=""/>
-      <w:lvlJc w:val="left"/>
-    </w:lvl>
-    <w:lvl w:ilvl="6" w:tplc="4D7CE564">
-      <w:numFmt w:val="decimal"/>
-      <w:lvlText w:val=""/>
-      <w:lvlJc w:val="left"/>
-    </w:lvl>
-    <w:lvl w:ilvl="7" w:tplc="E6086F0C">
-      <w:numFmt w:val="decimal"/>
-      <w:lvlText w:val=""/>
-      <w:lvlJc w:val="left"/>
-    </w:lvl>
-    <w:lvl w:ilvl="8" w:tplc="A7E0D95A">
-      <w:numFmt w:val="decimal"/>
-      <w:lvlText w:val=""/>
-      <w:lvlJc w:val="left"/>
-    </w:lvl>
-  </w:abstractNum>
-  <w:num w:numId="1" w16cid:durableId="836576983">
+  <w:num w:numId="1" w16cid:durableId="165290190">
+    <w:abstractNumId w:val="8"/>
+    <w:lvlOverride w:ilvl="0">
+      <w:startOverride w:val="1"/>
+    </w:lvlOverride>
+  </w:num>
+  <w:num w:numId="2" w16cid:durableId="1151361386">
+    <w:abstractNumId w:val="0"/>
+    <w:lvlOverride w:ilvl="0">
+      <w:startOverride w:val="1"/>
+    </w:lvlOverride>
+  </w:num>
+  <w:num w:numId="3" w16cid:durableId="330836168">
     <w:abstractNumId w:val="6"/>
     <w:lvlOverride w:ilvl="0">
       <w:startOverride w:val="1"/>
     </w:lvlOverride>
   </w:num>
-  <w:num w:numId="2" w16cid:durableId="2035575198">
-    <w:abstractNumId w:val="7"/>
+  <w:num w:numId="4" w16cid:durableId="879977466">
+    <w:abstractNumId w:val="5"/>
     <w:lvlOverride w:ilvl="0">
       <w:startOverride w:val="1"/>
     </w:lvlOverride>
   </w:num>
-  <w:num w:numId="3" w16cid:durableId="1123188197">
-    <w:abstractNumId w:val="0"/>
+  <w:num w:numId="5" w16cid:durableId="1932271477">
+    <w:abstractNumId w:val="3"/>
     <w:lvlOverride w:ilvl="0">
       <w:startOverride w:val="1"/>
     </w:lvlOverride>
   </w:num>
-  <w:num w:numId="4" w16cid:durableId="865872086">
+  <w:num w:numId="6" w16cid:durableId="1248034637">
     <w:abstractNumId w:val="1"/>
     <w:lvlOverride w:ilvl="0">
       <w:startOverride w:val="1"/>
     </w:lvlOverride>
   </w:num>
-  <w:num w:numId="5" w16cid:durableId="1778214808">
-    <w:abstractNumId w:val="4"/>
+  <w:num w:numId="7" w16cid:durableId="951085157">
+    <w:abstractNumId w:val="2"/>
     <w:lvlOverride w:ilvl="0">
       <w:startOverride w:val="1"/>
     </w:lvlOverride>
   </w:num>
-  <w:num w:numId="6" w16cid:durableId="195628277">
-    <w:abstractNumId w:val="8"/>
-    <w:lvlOverride w:ilvl="0">
-      <w:startOverride w:val="1"/>
-    </w:lvlOverride>
-  </w:num>
-  <w:num w:numId="7" w16cid:durableId="1609971928">
-    <w:abstractNumId w:val="5"/>
-    <w:lvlOverride w:ilvl="0">
-      <w:startOverride w:val="1"/>
-    </w:lvlOverride>
-  </w:num>
-  <w:num w:numId="8" w16cid:durableId="1302543568">
-    <w:abstractNumId w:val="3"/>
+  <w:num w:numId="8" w16cid:durableId="1946039633">
+    <w:abstractNumId w:val="4"/>
     <w:lvlOverride w:ilvl="0">
       <w:startOverride w:val="1"/>
     </w:lvlOverride>
@@ -6323,7 +6323,7 @@
     <w:autoRedefine/>
     <w:uiPriority w:val="39"/>
     <w:unhideWhenUsed/>
-    <w:rsid w:val="000418A4"/>
+    <w:rsid w:val="00692C33"/>
     <w:pPr>
       <w:spacing w:after="100"/>
     </w:pPr>

--- a/discoverer-neo/docs/user-guide/manual/Discoverer-Neo-USER-Guide-Quick-en.docx
+++ b/discoverer-neo/docs/user-guide/manual/Discoverer-Neo-USER-Guide-Quick-en.docx
@@ -54,7 +54,7 @@
           <w:sz w:val="22"/>
           <w:szCs w:val="22"/>
         </w:rPr>
-        <w:t>Version 2.0.1</w:t>
+        <w:t>Version 2.1.0</w:t>
       </w:r>
     </w:p>
     <w:p>
@@ -74,7 +74,7 @@
     <w:sdt>
       <w:sdtPr>
         <w:alias w:val="Contents"/>
-        <w:id w:val="-1807307890"/>
+        <w:id w:val="20362088"/>
       </w:sdtPr>
       <w:sdtEndPr/>
       <w:sdtContent>
@@ -102,7 +102,7 @@
           <w:r>
             <w:fldChar w:fldCharType="separate"/>
           </w:r>
-          <w:hyperlink w:anchor="_Toc241671655" w:history="1">
+          <w:hyperlink w:anchor="_Toc241696972" w:history="1">
             <w:r>
               <w:rPr>
                 <w:rStyle w:val="Hiperligao"/>
@@ -126,7 +126,7 @@
               <w:rPr>
                 <w:noProof/>
               </w:rPr>
-              <w:instrText xml:space="preserve"> PAGEREF _Toc241671655 \h </w:instrText>
+              <w:instrText xml:space="preserve"> PAGEREF _Toc241696972 \h </w:instrText>
             </w:r>
             <w:r>
               <w:rPr>
@@ -168,7 +168,7 @@
               <w14:ligatures w14:val="standardContextual"/>
             </w:rPr>
           </w:pPr>
-          <w:hyperlink w:anchor="_Toc241671656" w:history="1">
+          <w:hyperlink w:anchor="_Toc241696973" w:history="1">
             <w:r>
               <w:rPr>
                 <w:rStyle w:val="Hiperligao"/>
@@ -192,7 +192,7 @@
               <w:rPr>
                 <w:noProof/>
               </w:rPr>
-              <w:instrText xml:space="preserve"> PAGEREF _Toc241671656 \h </w:instrText>
+              <w:instrText xml:space="preserve"> PAGEREF _Toc241696973 \h </w:instrText>
             </w:r>
             <w:r>
               <w:rPr>
@@ -234,7 +234,7 @@
               <w14:ligatures w14:val="standardContextual"/>
             </w:rPr>
           </w:pPr>
-          <w:hyperlink w:anchor="_Toc241671657" w:history="1">
+          <w:hyperlink w:anchor="_Toc241696974" w:history="1">
             <w:r>
               <w:rPr>
                 <w:rStyle w:val="Hiperligao"/>
@@ -258,7 +258,7 @@
               <w:rPr>
                 <w:noProof/>
               </w:rPr>
-              <w:instrText xml:space="preserve"> PAGEREF _Toc241671657 \h </w:instrText>
+              <w:instrText xml:space="preserve"> PAGEREF _Toc241696974 \h </w:instrText>
             </w:r>
             <w:r>
               <w:rPr>
@@ -300,7 +300,7 @@
               <w14:ligatures w14:val="standardContextual"/>
             </w:rPr>
           </w:pPr>
-          <w:hyperlink w:anchor="_Toc241671658" w:history="1">
+          <w:hyperlink w:anchor="_Toc241696975" w:history="1">
             <w:r>
               <w:rPr>
                 <w:rStyle w:val="Hiperligao"/>
@@ -324,7 +324,7 @@
               <w:rPr>
                 <w:noProof/>
               </w:rPr>
-              <w:instrText xml:space="preserve"> PAGEREF _Toc241671658 \h </w:instrText>
+              <w:instrText xml:space="preserve"> PAGEREF _Toc241696975 \h </w:instrText>
             </w:r>
             <w:r>
               <w:rPr>
@@ -366,7 +366,7 @@
               <w14:ligatures w14:val="standardContextual"/>
             </w:rPr>
           </w:pPr>
-          <w:hyperlink w:anchor="_Toc241671659" w:history="1">
+          <w:hyperlink w:anchor="_Toc241696976" w:history="1">
             <w:r>
               <w:rPr>
                 <w:rStyle w:val="Hiperligao"/>
@@ -390,7 +390,7 @@
               <w:rPr>
                 <w:noProof/>
               </w:rPr>
-              <w:instrText xml:space="preserve"> PAGEREF _Toc241671659 \h </w:instrText>
+              <w:instrText xml:space="preserve"> PAGEREF _Toc241696976 \h </w:instrText>
             </w:r>
             <w:r>
               <w:rPr>
@@ -432,7 +432,7 @@
               <w14:ligatures w14:val="standardContextual"/>
             </w:rPr>
           </w:pPr>
-          <w:hyperlink w:anchor="_Toc241671660" w:history="1">
+          <w:hyperlink w:anchor="_Toc241696977" w:history="1">
             <w:r>
               <w:rPr>
                 <w:rStyle w:val="Hiperligao"/>
@@ -456,7 +456,7 @@
               <w:rPr>
                 <w:noProof/>
               </w:rPr>
-              <w:instrText xml:space="preserve"> PAGEREF _Toc241671660 \h </w:instrText>
+              <w:instrText xml:space="preserve"> PAGEREF _Toc241696977 \h </w:instrText>
             </w:r>
             <w:r>
               <w:rPr>
@@ -498,7 +498,7 @@
               <w14:ligatures w14:val="standardContextual"/>
             </w:rPr>
           </w:pPr>
-          <w:hyperlink w:anchor="_Toc241671661" w:history="1">
+          <w:hyperlink w:anchor="_Toc241696978" w:history="1">
             <w:r>
               <w:rPr>
                 <w:rStyle w:val="Hiperligao"/>
@@ -522,7 +522,7 @@
               <w:rPr>
                 <w:noProof/>
               </w:rPr>
-              <w:instrText xml:space="preserve"> PAGEREF _Toc241671661 \h </w:instrText>
+              <w:instrText xml:space="preserve"> PAGEREF _Toc241696978 \h </w:instrText>
             </w:r>
             <w:r>
               <w:rPr>
@@ -564,7 +564,7 @@
               <w14:ligatures w14:val="standardContextual"/>
             </w:rPr>
           </w:pPr>
-          <w:hyperlink w:anchor="_Toc241671662" w:history="1">
+          <w:hyperlink w:anchor="_Toc241696979" w:history="1">
             <w:r>
               <w:rPr>
                 <w:rStyle w:val="Hiperligao"/>
@@ -588,7 +588,7 @@
               <w:rPr>
                 <w:noProof/>
               </w:rPr>
-              <w:instrText xml:space="preserve"> PAGEREF _Toc241671662 \h </w:instrText>
+              <w:instrText xml:space="preserve"> PAGEREF _Toc241696979 \h </w:instrText>
             </w:r>
             <w:r>
               <w:rPr>
@@ -636,7 +636,7 @@
       <w:pPr>
         <w:pStyle w:val="Ttulo1"/>
       </w:pPr>
-      <w:bookmarkStart w:id="0" w:name="_Toc241671655"/>
+      <w:bookmarkStart w:id="0" w:name="_Toc241696972"/>
       <w:r>
         <w:lastRenderedPageBreak/>
         <w:t>Your role in one page</w:t>
@@ -1256,10 +1256,10 @@
           <w:noProof/>
         </w:rPr>
         <w:drawing>
-          <wp:inline distT="0" distB="0" distL="0" distR="0" wp14:anchorId="593E344E" wp14:editId="426969D4">
+          <wp:inline distT="0" distB="0" distL="0" distR="0" wp14:anchorId="55D665CB" wp14:editId="1D0BFEC1">
             <wp:extent cx="5715000" cy="3571875"/>
             <wp:effectExtent l="0" t="0" r="0" b="0"/>
-            <wp:docPr id="385" name="01-login.png" descr="The sign-in page with Email, Password, Remember me and the Sign in button." title="The sign-in page with Email, Password, Remember me and the Sign in button."/>
+            <wp:docPr id="349" name="01-login.png" descr="The sign-in page with Email, Password, Remember me and the Sign in button." title="The sign-in page with Email, Password, Remember me and the Sign in button."/>
             <wp:cNvGraphicFramePr>
               <a:graphicFrameLocks xmlns:a="http://schemas.openxmlformats.org/drawingml/2006/main" noChangeAspect="1"/>
             </wp:cNvGraphicFramePr>
@@ -1309,7 +1309,7 @@
         <w:pStyle w:val="Ttulo1"/>
         <w:pageBreakBefore/>
       </w:pPr>
-      <w:bookmarkStart w:id="1" w:name="_Toc241671656"/>
+      <w:bookmarkStart w:id="1" w:name="_Toc241696973"/>
       <w:r>
         <w:lastRenderedPageBreak/>
         <w:t>Dashboard</w:t>
@@ -1332,10 +1332,10 @@
           <w:noProof/>
         </w:rPr>
         <w:drawing>
-          <wp:inline distT="0" distB="0" distL="0" distR="0" wp14:anchorId="610DCD85" wp14:editId="6992498C">
+          <wp:inline distT="0" distB="0" distL="0" distR="0" wp14:anchorId="7038FC11" wp14:editId="552AFCBB">
             <wp:extent cx="5715000" cy="3571875"/>
             <wp:effectExtent l="0" t="0" r="0" b="0"/>
-            <wp:docPr id="386" name="45-dashboard.png" descr="The dashboard with summary cards and the Recent Maps list." title="The dashboard with summary cards and the Recent Maps list."/>
+            <wp:docPr id="350" name="45-dashboard.png" descr="The dashboard with summary cards and the Recent Maps list." title="The dashboard with summary cards and the Recent Maps list."/>
             <wp:cNvGraphicFramePr>
               <a:graphicFrameLocks xmlns:a="http://schemas.openxmlformats.org/drawingml/2006/main" noChangeAspect="1"/>
             </wp:cNvGraphicFramePr>
@@ -1484,7 +1484,7 @@
         <w:pStyle w:val="Ttulo1"/>
         <w:pageBreakBefore/>
       </w:pPr>
-      <w:bookmarkStart w:id="2" w:name="_Toc241671657"/>
+      <w:bookmarkStart w:id="2" w:name="_Toc241696974"/>
       <w:r>
         <w:lastRenderedPageBreak/>
         <w:t>Maps</w:t>
@@ -1537,10 +1537,10 @@
           <w:noProof/>
         </w:rPr>
         <w:drawing>
-          <wp:inline distT="0" distB="0" distL="0" distR="0" wp14:anchorId="2C1C5EB8" wp14:editId="576A9109">
+          <wp:inline distT="0" distB="0" distL="0" distR="0" wp14:anchorId="6D2E62C7" wp14:editId="27906C1F">
             <wp:extent cx="5715000" cy="3429000"/>
             <wp:effectExtent l="0" t="0" r="0" b="0"/>
-            <wp:docPr id="387" name="03-maps-mine.png" descr="The Maps list, Mine tab, showing the action icons on the map row." title="The Maps list, Mine tab, showing the action icons on the map row."/>
+            <wp:docPr id="351" name="03-maps-mine.png" descr="The Maps list, Mine tab, showing the action icons on the map row." title="The Maps list, Mine tab, showing the action icons on the map row."/>
             <wp:cNvGraphicFramePr>
               <a:graphicFrameLocks xmlns:a="http://schemas.openxmlformats.org/drawingml/2006/main" noChangeAspect="1"/>
             </wp:cNvGraphicFramePr>
@@ -2218,7 +2218,7 @@
         <w:pStyle w:val="Ttulo1"/>
         <w:pageBreakBefore/>
       </w:pPr>
-      <w:bookmarkStart w:id="3" w:name="_Toc241671658"/>
+      <w:bookmarkStart w:id="3" w:name="_Toc241696975"/>
       <w:r>
         <w:lastRenderedPageBreak/>
         <w:t>Run and export</w:t>
@@ -2241,10 +2241,10 @@
           <w:noProof/>
         </w:rPr>
         <w:drawing>
-          <wp:inline distT="0" distB="0" distL="0" distR="0" wp14:anchorId="2E4AD818" wp14:editId="0850D1AF">
+          <wp:inline distT="0" distB="0" distL="0" distR="0" wp14:anchorId="6A90B69A" wp14:editId="4CBA2DE0">
             <wp:extent cx="5715000" cy="3571875"/>
             <wp:effectExtent l="0" t="0" r="0" b="0"/>
-            <wp:docPr id="388" name="25-viewer-results.png" descr="The map viewer after a completed run, with the results grid and export buttons." title="The map viewer after a completed run, with the results grid and export buttons."/>
+            <wp:docPr id="352" name="25-viewer-results.png" descr="The map viewer after a completed run, with the results grid and export buttons." title="The map viewer after a completed run, with the results grid and export buttons."/>
             <wp:cNvGraphicFramePr>
               <a:graphicFrameLocks xmlns:a="http://schemas.openxmlformats.org/drawingml/2006/main" noChangeAspect="1"/>
             </wp:cNvGraphicFramePr>
@@ -2770,7 +2770,7 @@
         <w:pStyle w:val="Ttulo1"/>
         <w:pageBreakBefore/>
       </w:pPr>
-      <w:bookmarkStart w:id="4" w:name="_Toc241671659"/>
+      <w:bookmarkStart w:id="4" w:name="_Toc241696976"/>
       <w:r>
         <w:lastRenderedPageBreak/>
         <w:t>Build and edit a map</w:t>
@@ -2793,10 +2793,10 @@
           <w:noProof/>
         </w:rPr>
         <w:drawing>
-          <wp:inline distT="0" distB="0" distL="0" distR="0" wp14:anchorId="1F88EC8F" wp14:editId="62E7F673">
+          <wp:inline distT="0" distB="0" distL="0" distR="0" wp14:anchorId="1D7ED4DA" wp14:editId="25B866F2">
             <wp:extent cx="5715000" cy="3571875"/>
             <wp:effectExtent l="0" t="0" r="0" b="0"/>
-            <wp:docPr id="389" name="05-builder-overview.png" descr="The map builder with the Business Areas tree, the columns canvas and the Properties panel." title="The map builder with the Business Areas tree, the columns canvas and the Properties panel."/>
+            <wp:docPr id="353" name="05-builder-overview.png" descr="The map builder with the Business Areas tree, the columns canvas and the Properties panel." title="The map builder with the Business Areas tree, the columns canvas and the Properties panel."/>
             <wp:cNvGraphicFramePr>
               <a:graphicFrameLocks xmlns:a="http://schemas.openxmlformats.org/drawingml/2006/main" noChangeAspect="1"/>
             </wp:cNvGraphicFramePr>
@@ -3455,7 +3455,7 @@
         <w:pStyle w:val="Ttulo1"/>
         <w:pageBreakBefore/>
       </w:pPr>
-      <w:bookmarkStart w:id="5" w:name="_Toc241671660"/>
+      <w:bookmarkStart w:id="5" w:name="_Toc241696977"/>
       <w:r>
         <w:lastRenderedPageBreak/>
         <w:t>Runs and Exports</w:t>
@@ -3495,10 +3495,10 @@
           <w:noProof/>
         </w:rPr>
         <w:drawing>
-          <wp:inline distT="0" distB="0" distL="0" distR="0" wp14:anchorId="77E68512" wp14:editId="618C07F0">
+          <wp:inline distT="0" distB="0" distL="0" distR="0" wp14:anchorId="2E520AC9" wp14:editId="1C7495B1">
             <wp:extent cx="5715000" cy="3571875"/>
             <wp:effectExtent l="0" t="0" r="0" b="0"/>
-            <wp:docPr id="390" name="41-runs.png" descr="The Runs page with filters and the table of runs and their export buttons." title="The Runs page with filters and the table of runs and their export buttons."/>
+            <wp:docPr id="354" name="41-runs.png" descr="The Runs page with filters and the table of runs and their export buttons." title="The Runs page with filters and the table of runs and their export buttons."/>
             <wp:cNvGraphicFramePr>
               <a:graphicFrameLocks xmlns:a="http://schemas.openxmlformats.org/drawingml/2006/main" noChangeAspect="1"/>
             </wp:cNvGraphicFramePr>
@@ -3996,10 +3996,10 @@
         </w:rPr>
         <w:lastRenderedPageBreak/>
         <w:drawing>
-          <wp:inline distT="0" distB="0" distL="0" distR="0" wp14:anchorId="54195A87" wp14:editId="6BB2CCCD">
+          <wp:inline distT="0" distB="0" distL="0" distR="0" wp14:anchorId="3F9F6484" wp14:editId="60E00527">
             <wp:extent cx="5715000" cy="3571875"/>
             <wp:effectExtent l="0" t="0" r="0" b="0"/>
-            <wp:docPr id="391" name="44-exports.png" descr="The Exports page listing export jobs with a Download button on finished ones." title="The Exports page listing export jobs with a Download button on finished ones."/>
+            <wp:docPr id="355" name="44-exports.png" descr="The Exports page listing export jobs with a Download button on finished ones." title="The Exports page listing export jobs with a Download button on finished ones."/>
             <wp:cNvGraphicFramePr>
               <a:graphicFrameLocks xmlns:a="http://schemas.openxmlformats.org/drawingml/2006/main" noChangeAspect="1"/>
             </wp:cNvGraphicFramePr>
@@ -4049,7 +4049,7 @@
         <w:pStyle w:val="Ttulo1"/>
         <w:pageBreakBefore/>
       </w:pPr>
-      <w:bookmarkStart w:id="6" w:name="_Toc241671661"/>
+      <w:bookmarkStart w:id="6" w:name="_Toc241696978"/>
       <w:r>
         <w:lastRenderedPageBreak/>
         <w:t>Schedules</w:t>
@@ -4072,10 +4072,10 @@
           <w:noProof/>
         </w:rPr>
         <w:drawing>
-          <wp:inline distT="0" distB="0" distL="0" distR="0" wp14:anchorId="4567B38F" wp14:editId="36603BC2">
+          <wp:inline distT="0" distB="0" distL="0" distR="0" wp14:anchorId="0D3283E9" wp14:editId="65FB33D8">
             <wp:extent cx="3743325" cy="4676775"/>
             <wp:effectExtent l="0" t="0" r="0" b="0"/>
-            <wp:docPr id="392" name="32-schedule-new-dialog.png" descr="The New Schedule dialog with map, name, frequency, timezone and output format." title="The New Schedule dialog with map, name, frequency, timezone and output format."/>
+            <wp:docPr id="356" name="32-schedule-new-dialog.png" descr="The New Schedule dialog with map, name, frequency, timezone and output format." title="The New Schedule dialog with map, name, frequency, timezone and output format."/>
             <wp:cNvGraphicFramePr>
               <a:graphicFrameLocks xmlns:a="http://schemas.openxmlformats.org/drawingml/2006/main" noChangeAspect="1"/>
             </wp:cNvGraphicFramePr>
@@ -4699,7 +4699,7 @@
         <w:pStyle w:val="Ttulo1"/>
         <w:pageBreakBefore/>
       </w:pPr>
-      <w:bookmarkStart w:id="7" w:name="_Toc241671662"/>
+      <w:bookmarkStart w:id="7" w:name="_Toc241696979"/>
       <w:r>
         <w:lastRenderedPageBreak/>
         <w:t>Settings</w:t>
@@ -4732,10 +4732,10 @@
           <w:noProof/>
         </w:rPr>
         <w:drawing>
-          <wp:inline distT="0" distB="0" distL="0" distR="0" wp14:anchorId="24E14DE8" wp14:editId="72767B3F">
+          <wp:inline distT="0" distB="0" distL="0" distR="0" wp14:anchorId="7100DA21" wp14:editId="48BD1D12">
             <wp:extent cx="5715000" cy="3571875"/>
             <wp:effectExtent l="0" t="0" r="0" b="0"/>
-            <wp:docPr id="393" name="04-settings.png" descr="The Settings page with the Language, Theme and Color palette cards." title="The Settings page with the Language, Theme and Color palette cards."/>
+            <wp:docPr id="357" name="04-settings.png" descr="The Settings page with the Language, Theme and Color palette cards." title="The Settings page with the Language, Theme and Color palette cards."/>
             <wp:cNvGraphicFramePr>
               <a:graphicFrameLocks xmlns:a="http://schemas.openxmlformats.org/drawingml/2006/main" noChangeAspect="1"/>
             </wp:cNvGraphicFramePr>
@@ -5041,7 +5041,7 @@
         <w:sz w:val="16"/>
         <w:szCs w:val="16"/>
       </w:rPr>
-      <w:t>Discoverer Neo 2.0.1 · Quick guide · USER</w:t>
+      <w:t>Discoverer Neo 2.1.0 · Quick guide · USER</w:t>
     </w:r>
   </w:p>
 </w:hdr>
@@ -5050,10 +5050,10 @@
 <file path=word/numbering.xml><?xml version="1.0" encoding="utf-8"?>
 <w:numbering xmlns:wpc="http://schemas.microsoft.com/office/word/2010/wordprocessingCanvas" xmlns:cx="http://schemas.microsoft.com/office/drawing/2014/chartex" xmlns:cx1="http://schemas.microsoft.com/office/drawing/2015/9/8/chartex" xmlns:cx2="http://schemas.microsoft.com/office/drawing/2015/10/21/chartex" xmlns:cx3="http://schemas.microsoft.com/office/drawing/2016/5/9/chartex" xmlns:cx4="http://schemas.microsoft.com/office/drawing/2016/5/10/chartex" xmlns:cx5="http://schemas.microsoft.com/office/drawing/2016/5/11/chartex" xmlns:cx6="http://schemas.microsoft.com/office/drawing/2016/5/12/chartex" xmlns:cx7="http://schemas.microsoft.com/office/drawing/2016/5/13/chartex" xmlns:cx8="http://schemas.microsoft.com/office/drawing/2016/5/14/chartex" xmlns:mc="http://schemas.openxmlformats.org/markup-compatibility/2006" xmlns:aink="http://schemas.microsoft.com/office/drawing/2016/ink" xmlns:am3d="http://schemas.microsoft.com/office/drawing/2017/model3d" xmlns:o="urn:schemas-microsoft-com:office:office" xmlns:oel="http://schemas.microsoft.com/office/2019/extlst" xmlns:r="http://schemas.openxmlformats.org/officeDocument/2006/relationships" xmlns:m="http://schemas.openxmlformats.org/officeDocument/2006/math" xmlns:v="urn:schemas-microsoft-com:vml" xmlns:wp14="http://schemas.microsoft.com/office/word/2010/wordprocessingDrawing" xmlns:wp="http://schemas.openxmlformats.org/drawingml/2006/wordprocessingDrawing" xmlns:w10="urn:schemas-microsoft-com:office:word" xmlns:w="http://schemas.openxmlformats.org/wordprocessingml/2006/main" xmlns:w14="http://schemas.microsoft.com/office/word/2010/wordml" xmlns:w15="http://schemas.microsoft.com/office/word/2012/wordml" xmlns:w16cex="http://schemas.microsoft.com/office/word/2018/wordml/cex" xmlns:w16cid="http://schemas.microsoft.com/office/word/2016/wordml/cid" xmlns:w16="http://schemas.microsoft.com/office/word/2018/wordml" xmlns:w16sdtdh="http://schemas.microsoft.com/office/word/2020/wordml/sdtdatahash" xmlns:w16se="http://schemas.microsoft.com/office/word/2015/wordml/symex" xmlns:wpg="http://schemas.microsoft.com/office/word/2010/wordprocessingGroup" xmlns:wpi="http://schemas.microsoft.com/office/word/2010/wordprocessingInk" xmlns:wne="http://schemas.microsoft.com/office/word/2006/wordml" xmlns:wps="http://schemas.microsoft.com/office/word/2010/wordprocessingShape" mc:Ignorable="w14 w15 w16se w16cid w16 w16cex w16sdtdh wp14">
   <w:abstractNum w:abstractNumId="0" w15:restartNumberingAfterBreak="0">
-    <w:nsid w:val="03823A09"/>
+    <w:nsid w:val="0A8E215D"/>
     <w:multiLevelType w:val="hybridMultilevel"/>
-    <w:tmpl w:val="363E7AC6"/>
-    <w:lvl w:ilvl="0" w:tplc="9CBA361E">
+    <w:tmpl w:val="589A689C"/>
+    <w:lvl w:ilvl="0" w:tplc="94C849D4">
       <w:start w:val="1"/>
       <w:numFmt w:val="decimal"/>
       <w:lvlText w:val="%1."/>
@@ -5062,7 +5062,7 @@
         <w:ind w:left="360" w:hanging="300"/>
       </w:pPr>
     </w:lvl>
-    <w:lvl w:ilvl="1" w:tplc="73FE5CCE" w:tentative="1">
+    <w:lvl w:ilvl="1" w:tplc="B79EB674" w:tentative="1">
       <w:start w:val="1"/>
       <w:numFmt w:val="lowerLetter"/>
       <w:lvlText w:val="%2."/>
@@ -5071,47 +5071,47 @@
         <w:ind w:left="720" w:hanging="300"/>
       </w:pPr>
     </w:lvl>
-    <w:lvl w:ilvl="2" w:tplc="DCD2F87A">
+    <w:lvl w:ilvl="2" w:tplc="F2BA85AE">
       <w:numFmt w:val="decimal"/>
       <w:lvlText w:val=""/>
       <w:lvlJc w:val="left"/>
     </w:lvl>
-    <w:lvl w:ilvl="3" w:tplc="E8268EE6">
+    <w:lvl w:ilvl="3" w:tplc="FF60C948">
       <w:numFmt w:val="decimal"/>
       <w:lvlText w:val=""/>
       <w:lvlJc w:val="left"/>
     </w:lvl>
-    <w:lvl w:ilvl="4" w:tplc="AA643B64">
+    <w:lvl w:ilvl="4" w:tplc="4ECE91CE">
       <w:numFmt w:val="decimal"/>
       <w:lvlText w:val=""/>
       <w:lvlJc w:val="left"/>
     </w:lvl>
-    <w:lvl w:ilvl="5" w:tplc="D5721440">
+    <w:lvl w:ilvl="5" w:tplc="F90E4464">
       <w:numFmt w:val="decimal"/>
       <w:lvlText w:val=""/>
       <w:lvlJc w:val="left"/>
     </w:lvl>
-    <w:lvl w:ilvl="6" w:tplc="52BED918">
+    <w:lvl w:ilvl="6" w:tplc="396C69F2">
       <w:numFmt w:val="decimal"/>
       <w:lvlText w:val=""/>
       <w:lvlJc w:val="left"/>
     </w:lvl>
-    <w:lvl w:ilvl="7" w:tplc="E6CCD14E">
+    <w:lvl w:ilvl="7" w:tplc="CB064346">
       <w:numFmt w:val="decimal"/>
       <w:lvlText w:val=""/>
       <w:lvlJc w:val="left"/>
     </w:lvl>
-    <w:lvl w:ilvl="8" w:tplc="50F43734">
+    <w:lvl w:ilvl="8" w:tplc="3044F6A8">
       <w:numFmt w:val="decimal"/>
       <w:lvlText w:val=""/>
       <w:lvlJc w:val="left"/>
     </w:lvl>
   </w:abstractNum>
   <w:abstractNum w:abstractNumId="1" w15:restartNumberingAfterBreak="0">
-    <w:nsid w:val="06F05265"/>
+    <w:nsid w:val="18C14C2C"/>
     <w:multiLevelType w:val="hybridMultilevel"/>
-    <w:tmpl w:val="63287C84"/>
-    <w:lvl w:ilvl="0" w:tplc="443E60B0">
+    <w:tmpl w:val="D1402588"/>
+    <w:lvl w:ilvl="0" w:tplc="21F045FC">
       <w:start w:val="1"/>
       <w:numFmt w:val="decimal"/>
       <w:lvlText w:val="%1."/>
@@ -5120,7 +5120,7 @@
         <w:ind w:left="360" w:hanging="300"/>
       </w:pPr>
     </w:lvl>
-    <w:lvl w:ilvl="1" w:tplc="9EF6DF64" w:tentative="1">
+    <w:lvl w:ilvl="1" w:tplc="44304E8E" w:tentative="1">
       <w:start w:val="1"/>
       <w:numFmt w:val="lowerLetter"/>
       <w:lvlText w:val="%2."/>
@@ -5129,47 +5129,47 @@
         <w:ind w:left="720" w:hanging="300"/>
       </w:pPr>
     </w:lvl>
-    <w:lvl w:ilvl="2" w:tplc="A340424C">
+    <w:lvl w:ilvl="2" w:tplc="2ABCD6A8">
       <w:numFmt w:val="decimal"/>
       <w:lvlText w:val=""/>
       <w:lvlJc w:val="left"/>
     </w:lvl>
-    <w:lvl w:ilvl="3" w:tplc="BC463BA2">
+    <w:lvl w:ilvl="3" w:tplc="AC8C2B72">
       <w:numFmt w:val="decimal"/>
       <w:lvlText w:val=""/>
       <w:lvlJc w:val="left"/>
     </w:lvl>
-    <w:lvl w:ilvl="4" w:tplc="3A0EAFBC">
+    <w:lvl w:ilvl="4" w:tplc="116255C6">
       <w:numFmt w:val="decimal"/>
       <w:lvlText w:val=""/>
       <w:lvlJc w:val="left"/>
     </w:lvl>
-    <w:lvl w:ilvl="5" w:tplc="3DF2E238">
+    <w:lvl w:ilvl="5" w:tplc="08420C7E">
       <w:numFmt w:val="decimal"/>
       <w:lvlText w:val=""/>
       <w:lvlJc w:val="left"/>
     </w:lvl>
-    <w:lvl w:ilvl="6" w:tplc="124EB942">
+    <w:lvl w:ilvl="6" w:tplc="AA448010">
       <w:numFmt w:val="decimal"/>
       <w:lvlText w:val=""/>
       <w:lvlJc w:val="left"/>
     </w:lvl>
-    <w:lvl w:ilvl="7" w:tplc="AE5A3300">
+    <w:lvl w:ilvl="7" w:tplc="86F84C8E">
       <w:numFmt w:val="decimal"/>
       <w:lvlText w:val=""/>
       <w:lvlJc w:val="left"/>
     </w:lvl>
-    <w:lvl w:ilvl="8" w:tplc="E7BA6C1A">
+    <w:lvl w:ilvl="8" w:tplc="54DA8302">
       <w:numFmt w:val="decimal"/>
       <w:lvlText w:val=""/>
       <w:lvlJc w:val="left"/>
     </w:lvl>
   </w:abstractNum>
   <w:abstractNum w:abstractNumId="2" w15:restartNumberingAfterBreak="0">
-    <w:nsid w:val="07E75F8D"/>
+    <w:nsid w:val="19545CF3"/>
     <w:multiLevelType w:val="hybridMultilevel"/>
-    <w:tmpl w:val="EC0C465E"/>
-    <w:lvl w:ilvl="0" w:tplc="075EDE14">
+    <w:tmpl w:val="5008AEA4"/>
+    <w:lvl w:ilvl="0" w:tplc="7A2EC4FA">
       <w:start w:val="1"/>
       <w:numFmt w:val="decimal"/>
       <w:lvlText w:val="%1."/>
@@ -5178,7 +5178,7 @@
         <w:ind w:left="360" w:hanging="300"/>
       </w:pPr>
     </w:lvl>
-    <w:lvl w:ilvl="1" w:tplc="5AAAC9C0" w:tentative="1">
+    <w:lvl w:ilvl="1" w:tplc="25D0E276" w:tentative="1">
       <w:start w:val="1"/>
       <w:numFmt w:val="lowerLetter"/>
       <w:lvlText w:val="%2."/>
@@ -5187,47 +5187,47 @@
         <w:ind w:left="720" w:hanging="300"/>
       </w:pPr>
     </w:lvl>
-    <w:lvl w:ilvl="2" w:tplc="59B623EE">
+    <w:lvl w:ilvl="2" w:tplc="4FF6F2D4">
       <w:numFmt w:val="decimal"/>
       <w:lvlText w:val=""/>
       <w:lvlJc w:val="left"/>
     </w:lvl>
-    <w:lvl w:ilvl="3" w:tplc="C9ECDB62">
+    <w:lvl w:ilvl="3" w:tplc="5F968C4E">
       <w:numFmt w:val="decimal"/>
       <w:lvlText w:val=""/>
       <w:lvlJc w:val="left"/>
     </w:lvl>
-    <w:lvl w:ilvl="4" w:tplc="E5DA7536">
+    <w:lvl w:ilvl="4" w:tplc="123E156C">
       <w:numFmt w:val="decimal"/>
       <w:lvlText w:val=""/>
       <w:lvlJc w:val="left"/>
     </w:lvl>
-    <w:lvl w:ilvl="5" w:tplc="02501D2C">
+    <w:lvl w:ilvl="5" w:tplc="4F6E8336">
       <w:numFmt w:val="decimal"/>
       <w:lvlText w:val=""/>
       <w:lvlJc w:val="left"/>
     </w:lvl>
-    <w:lvl w:ilvl="6" w:tplc="8208CBB4">
+    <w:lvl w:ilvl="6" w:tplc="2990F826">
       <w:numFmt w:val="decimal"/>
       <w:lvlText w:val=""/>
       <w:lvlJc w:val="left"/>
     </w:lvl>
-    <w:lvl w:ilvl="7" w:tplc="4A3EB160">
+    <w:lvl w:ilvl="7" w:tplc="7D0487BA">
       <w:numFmt w:val="decimal"/>
       <w:lvlText w:val=""/>
       <w:lvlJc w:val="left"/>
     </w:lvl>
-    <w:lvl w:ilvl="8" w:tplc="4FA27914">
+    <w:lvl w:ilvl="8" w:tplc="5010106E">
       <w:numFmt w:val="decimal"/>
       <w:lvlText w:val=""/>
       <w:lvlJc w:val="left"/>
     </w:lvl>
   </w:abstractNum>
   <w:abstractNum w:abstractNumId="3" w15:restartNumberingAfterBreak="0">
-    <w:nsid w:val="09687CD0"/>
+    <w:nsid w:val="28364751"/>
     <w:multiLevelType w:val="hybridMultilevel"/>
-    <w:tmpl w:val="14184188"/>
-    <w:lvl w:ilvl="0" w:tplc="858EF9EC">
+    <w:tmpl w:val="4D4E2E40"/>
+    <w:lvl w:ilvl="0" w:tplc="AA284ECA">
       <w:start w:val="1"/>
       <w:numFmt w:val="decimal"/>
       <w:lvlText w:val="%1."/>
@@ -5236,7 +5236,7 @@
         <w:ind w:left="360" w:hanging="300"/>
       </w:pPr>
     </w:lvl>
-    <w:lvl w:ilvl="1" w:tplc="6BC858DA" w:tentative="1">
+    <w:lvl w:ilvl="1" w:tplc="F6C224A2" w:tentative="1">
       <w:start w:val="1"/>
       <w:numFmt w:val="lowerLetter"/>
       <w:lvlText w:val="%2."/>
@@ -5245,47 +5245,47 @@
         <w:ind w:left="720" w:hanging="300"/>
       </w:pPr>
     </w:lvl>
-    <w:lvl w:ilvl="2" w:tplc="2B386008">
+    <w:lvl w:ilvl="2" w:tplc="C5002798">
       <w:numFmt w:val="decimal"/>
       <w:lvlText w:val=""/>
       <w:lvlJc w:val="left"/>
     </w:lvl>
-    <w:lvl w:ilvl="3" w:tplc="75BAC9C2">
+    <w:lvl w:ilvl="3" w:tplc="7D940A60">
       <w:numFmt w:val="decimal"/>
       <w:lvlText w:val=""/>
       <w:lvlJc w:val="left"/>
     </w:lvl>
-    <w:lvl w:ilvl="4" w:tplc="ACD01260">
+    <w:lvl w:ilvl="4" w:tplc="5CE89D1C">
       <w:numFmt w:val="decimal"/>
       <w:lvlText w:val=""/>
       <w:lvlJc w:val="left"/>
     </w:lvl>
-    <w:lvl w:ilvl="5" w:tplc="56509132">
+    <w:lvl w:ilvl="5" w:tplc="C8447CCA">
       <w:numFmt w:val="decimal"/>
       <w:lvlText w:val=""/>
       <w:lvlJc w:val="left"/>
     </w:lvl>
-    <w:lvl w:ilvl="6" w:tplc="C1509302">
+    <w:lvl w:ilvl="6" w:tplc="BBB6B800">
       <w:numFmt w:val="decimal"/>
       <w:lvlText w:val=""/>
       <w:lvlJc w:val="left"/>
     </w:lvl>
-    <w:lvl w:ilvl="7" w:tplc="513827C0">
+    <w:lvl w:ilvl="7" w:tplc="4FD641F8">
       <w:numFmt w:val="decimal"/>
       <w:lvlText w:val=""/>
       <w:lvlJc w:val="left"/>
     </w:lvl>
-    <w:lvl w:ilvl="8" w:tplc="488A2830">
+    <w:lvl w:ilvl="8" w:tplc="22A6B80C">
       <w:numFmt w:val="decimal"/>
       <w:lvlText w:val=""/>
       <w:lvlJc w:val="left"/>
     </w:lvl>
   </w:abstractNum>
   <w:abstractNum w:abstractNumId="4" w15:restartNumberingAfterBreak="0">
-    <w:nsid w:val="1B037967"/>
+    <w:nsid w:val="4BF66DF6"/>
     <w:multiLevelType w:val="hybridMultilevel"/>
-    <w:tmpl w:val="75363848"/>
-    <w:lvl w:ilvl="0" w:tplc="A68E019A">
+    <w:tmpl w:val="AC50E4AE"/>
+    <w:lvl w:ilvl="0" w:tplc="65C23FCA">
       <w:start w:val="1"/>
       <w:numFmt w:val="decimal"/>
       <w:lvlText w:val="%1."/>
@@ -5294,7 +5294,7 @@
         <w:ind w:left="360" w:hanging="300"/>
       </w:pPr>
     </w:lvl>
-    <w:lvl w:ilvl="1" w:tplc="D51081EE" w:tentative="1">
+    <w:lvl w:ilvl="1" w:tplc="852EA33A" w:tentative="1">
       <w:start w:val="1"/>
       <w:numFmt w:val="lowerLetter"/>
       <w:lvlText w:val="%2."/>
@@ -5303,47 +5303,191 @@
         <w:ind w:left="720" w:hanging="300"/>
       </w:pPr>
     </w:lvl>
-    <w:lvl w:ilvl="2" w:tplc="27AC4BFA">
+    <w:lvl w:ilvl="2" w:tplc="9BB4F5B6">
       <w:numFmt w:val="decimal"/>
       <w:lvlText w:val=""/>
       <w:lvlJc w:val="left"/>
     </w:lvl>
-    <w:lvl w:ilvl="3" w:tplc="2B468298">
+    <w:lvl w:ilvl="3" w:tplc="F14C8B70">
       <w:numFmt w:val="decimal"/>
       <w:lvlText w:val=""/>
       <w:lvlJc w:val="left"/>
     </w:lvl>
-    <w:lvl w:ilvl="4" w:tplc="6BEA7168">
+    <w:lvl w:ilvl="4" w:tplc="D4CAC466">
       <w:numFmt w:val="decimal"/>
       <w:lvlText w:val=""/>
       <w:lvlJc w:val="left"/>
     </w:lvl>
-    <w:lvl w:ilvl="5" w:tplc="00AABF34">
+    <w:lvl w:ilvl="5" w:tplc="1CEC0158">
       <w:numFmt w:val="decimal"/>
       <w:lvlText w:val=""/>
       <w:lvlJc w:val="left"/>
     </w:lvl>
-    <w:lvl w:ilvl="6" w:tplc="C3D8B680">
+    <w:lvl w:ilvl="6" w:tplc="DF0AFCD8">
       <w:numFmt w:val="decimal"/>
       <w:lvlText w:val=""/>
       <w:lvlJc w:val="left"/>
     </w:lvl>
-    <w:lvl w:ilvl="7" w:tplc="E2405F6A">
+    <w:lvl w:ilvl="7" w:tplc="94FAB8CE">
       <w:numFmt w:val="decimal"/>
       <w:lvlText w:val=""/>
       <w:lvlJc w:val="left"/>
     </w:lvl>
-    <w:lvl w:ilvl="8" w:tplc="D91457C6">
+    <w:lvl w:ilvl="8" w:tplc="6CBAB9A2">
       <w:numFmt w:val="decimal"/>
       <w:lvlText w:val=""/>
       <w:lvlJc w:val="left"/>
     </w:lvl>
   </w:abstractNum>
   <w:abstractNum w:abstractNumId="5" w15:restartNumberingAfterBreak="0">
-    <w:nsid w:val="65070568"/>
+    <w:nsid w:val="58590E85"/>
     <w:multiLevelType w:val="hybridMultilevel"/>
-    <w:tmpl w:val="3C1A3258"/>
-    <w:lvl w:ilvl="0" w:tplc="A090624A">
+    <w:tmpl w:val="8DD830F8"/>
+    <w:lvl w:ilvl="0" w:tplc="2288FEB6" w:tentative="1">
+      <w:start w:val="1"/>
+      <w:numFmt w:val="bullet"/>
+      <w:lvlText w:val="•"/>
+      <w:lvlJc w:val="left"/>
+      <w:pPr>
+        <w:ind w:left="360" w:hanging="260"/>
+      </w:pPr>
+    </w:lvl>
+    <w:lvl w:ilvl="1" w:tplc="55FCF602" w:tentative="1">
+      <w:start w:val="1"/>
+      <w:numFmt w:val="bullet"/>
+      <w:lvlText w:val="–"/>
+      <w:lvlJc w:val="left"/>
+      <w:pPr>
+        <w:ind w:left="720" w:hanging="260"/>
+      </w:pPr>
+    </w:lvl>
+    <w:lvl w:ilvl="2" w:tplc="38DCBB7C">
+      <w:numFmt w:val="decimal"/>
+      <w:lvlText w:val=""/>
+      <w:lvlJc w:val="left"/>
+    </w:lvl>
+    <w:lvl w:ilvl="3" w:tplc="08702934">
+      <w:numFmt w:val="decimal"/>
+      <w:lvlText w:val=""/>
+      <w:lvlJc w:val="left"/>
+    </w:lvl>
+    <w:lvl w:ilvl="4" w:tplc="0FC8DA42">
+      <w:numFmt w:val="decimal"/>
+      <w:lvlText w:val=""/>
+      <w:lvlJc w:val="left"/>
+    </w:lvl>
+    <w:lvl w:ilvl="5" w:tplc="B502ABB6">
+      <w:numFmt w:val="decimal"/>
+      <w:lvlText w:val=""/>
+      <w:lvlJc w:val="left"/>
+    </w:lvl>
+    <w:lvl w:ilvl="6" w:tplc="12C687EE">
+      <w:numFmt w:val="decimal"/>
+      <w:lvlText w:val=""/>
+      <w:lvlJc w:val="left"/>
+    </w:lvl>
+    <w:lvl w:ilvl="7" w:tplc="2190F6E0">
+      <w:numFmt w:val="decimal"/>
+      <w:lvlText w:val=""/>
+      <w:lvlJc w:val="left"/>
+    </w:lvl>
+    <w:lvl w:ilvl="8" w:tplc="B2AACE18">
+      <w:numFmt w:val="decimal"/>
+      <w:lvlText w:val=""/>
+      <w:lvlJc w:val="left"/>
+    </w:lvl>
+  </w:abstractNum>
+  <w:abstractNum w:abstractNumId="6" w15:restartNumberingAfterBreak="0">
+    <w:nsid w:val="5A40135B"/>
+    <w:multiLevelType w:val="hybridMultilevel"/>
+    <w:tmpl w:val="66AC5CB6"/>
+    <w:lvl w:ilvl="0" w:tplc="13982F10" w:tentative="1">
+      <w:start w:val="1"/>
+      <w:numFmt w:val="bullet"/>
+      <w:lvlText w:val="●"/>
+      <w:lvlJc w:val="left"/>
+      <w:pPr>
+        <w:ind w:left="720" w:hanging="360"/>
+      </w:pPr>
+    </w:lvl>
+    <w:lvl w:ilvl="1" w:tplc="EE9EBFBA" w:tentative="1">
+      <w:start w:val="1"/>
+      <w:numFmt w:val="bullet"/>
+      <w:lvlText w:val="○"/>
+      <w:lvlJc w:val="left"/>
+      <w:pPr>
+        <w:ind w:left="1440" w:hanging="360"/>
+      </w:pPr>
+    </w:lvl>
+    <w:lvl w:ilvl="2" w:tplc="BF6E5802" w:tentative="1">
+      <w:start w:val="1"/>
+      <w:numFmt w:val="bullet"/>
+      <w:lvlText w:val="■"/>
+      <w:lvlJc w:val="left"/>
+      <w:pPr>
+        <w:ind w:left="2160" w:hanging="360"/>
+      </w:pPr>
+    </w:lvl>
+    <w:lvl w:ilvl="3" w:tplc="B5B09900" w:tentative="1">
+      <w:start w:val="1"/>
+      <w:numFmt w:val="bullet"/>
+      <w:lvlText w:val="●"/>
+      <w:lvlJc w:val="left"/>
+      <w:pPr>
+        <w:ind w:left="2880" w:hanging="360"/>
+      </w:pPr>
+    </w:lvl>
+    <w:lvl w:ilvl="4" w:tplc="297CC61A" w:tentative="1">
+      <w:start w:val="1"/>
+      <w:numFmt w:val="bullet"/>
+      <w:lvlText w:val="○"/>
+      <w:lvlJc w:val="left"/>
+      <w:pPr>
+        <w:ind w:left="3600" w:hanging="360"/>
+      </w:pPr>
+    </w:lvl>
+    <w:lvl w:ilvl="5" w:tplc="4C40C4AC" w:tentative="1">
+      <w:start w:val="1"/>
+      <w:numFmt w:val="bullet"/>
+      <w:lvlText w:val="■"/>
+      <w:lvlJc w:val="left"/>
+      <w:pPr>
+        <w:ind w:left="4320" w:hanging="360"/>
+      </w:pPr>
+    </w:lvl>
+    <w:lvl w:ilvl="6" w:tplc="914805BC" w:tentative="1">
+      <w:start w:val="1"/>
+      <w:numFmt w:val="bullet"/>
+      <w:lvlText w:val="●"/>
+      <w:lvlJc w:val="left"/>
+      <w:pPr>
+        <w:ind w:left="5040" w:hanging="360"/>
+      </w:pPr>
+    </w:lvl>
+    <w:lvl w:ilvl="7" w:tplc="7E76DD02" w:tentative="1">
+      <w:start w:val="1"/>
+      <w:numFmt w:val="bullet"/>
+      <w:lvlText w:val="●"/>
+      <w:lvlJc w:val="left"/>
+      <w:pPr>
+        <w:ind w:left="5760" w:hanging="360"/>
+      </w:pPr>
+    </w:lvl>
+    <w:lvl w:ilvl="8" w:tplc="0EE4A296" w:tentative="1">
+      <w:start w:val="1"/>
+      <w:numFmt w:val="bullet"/>
+      <w:lvlText w:val="●"/>
+      <w:lvlJc w:val="left"/>
+      <w:pPr>
+        <w:ind w:left="6480" w:hanging="360"/>
+      </w:pPr>
+    </w:lvl>
+  </w:abstractNum>
+  <w:abstractNum w:abstractNumId="7" w15:restartNumberingAfterBreak="0">
+    <w:nsid w:val="76236115"/>
+    <w:multiLevelType w:val="hybridMultilevel"/>
+    <w:tmpl w:val="4656A032"/>
+    <w:lvl w:ilvl="0" w:tplc="41B67044">
       <w:start w:val="1"/>
       <w:numFmt w:val="decimal"/>
       <w:lvlText w:val="%1."/>
@@ -5352,7 +5496,7 @@
         <w:ind w:left="360" w:hanging="300"/>
       </w:pPr>
     </w:lvl>
-    <w:lvl w:ilvl="1" w:tplc="3104EB34" w:tentative="1">
+    <w:lvl w:ilvl="1" w:tplc="4B74FEA4" w:tentative="1">
       <w:start w:val="1"/>
       <w:numFmt w:val="lowerLetter"/>
       <w:lvlText w:val="%2."/>
@@ -5361,47 +5505,47 @@
         <w:ind w:left="720" w:hanging="300"/>
       </w:pPr>
     </w:lvl>
-    <w:lvl w:ilvl="2" w:tplc="E166B76C">
+    <w:lvl w:ilvl="2" w:tplc="824C0A92">
       <w:numFmt w:val="decimal"/>
       <w:lvlText w:val=""/>
       <w:lvlJc w:val="left"/>
     </w:lvl>
-    <w:lvl w:ilvl="3" w:tplc="5978DDB0">
+    <w:lvl w:ilvl="3" w:tplc="D0480F14">
       <w:numFmt w:val="decimal"/>
       <w:lvlText w:val=""/>
       <w:lvlJc w:val="left"/>
     </w:lvl>
-    <w:lvl w:ilvl="4" w:tplc="59AA5338">
+    <w:lvl w:ilvl="4" w:tplc="CDB63D64">
       <w:numFmt w:val="decimal"/>
       <w:lvlText w:val=""/>
       <w:lvlJc w:val="left"/>
     </w:lvl>
-    <w:lvl w:ilvl="5" w:tplc="04CC4502">
+    <w:lvl w:ilvl="5" w:tplc="89F86430">
       <w:numFmt w:val="decimal"/>
       <w:lvlText w:val=""/>
       <w:lvlJc w:val="left"/>
     </w:lvl>
-    <w:lvl w:ilvl="6" w:tplc="DF5664BA">
+    <w:lvl w:ilvl="6" w:tplc="0D5E444C">
       <w:numFmt w:val="decimal"/>
       <w:lvlText w:val=""/>
       <w:lvlJc w:val="left"/>
     </w:lvl>
-    <w:lvl w:ilvl="7" w:tplc="8C8C7508">
+    <w:lvl w:ilvl="7" w:tplc="73A84EBA">
       <w:numFmt w:val="decimal"/>
       <w:lvlText w:val=""/>
       <w:lvlJc w:val="left"/>
     </w:lvl>
-    <w:lvl w:ilvl="8" w:tplc="579A2190">
+    <w:lvl w:ilvl="8" w:tplc="A59E2100">
       <w:numFmt w:val="decimal"/>
       <w:lvlText w:val=""/>
       <w:lvlJc w:val="left"/>
     </w:lvl>
   </w:abstractNum>
-  <w:abstractNum w:abstractNumId="6" w15:restartNumberingAfterBreak="0">
-    <w:nsid w:val="6A772F11"/>
+  <w:abstractNum w:abstractNumId="8" w15:restartNumberingAfterBreak="0">
+    <w:nsid w:val="7E461200"/>
     <w:multiLevelType w:val="hybridMultilevel"/>
-    <w:tmpl w:val="B4B626BA"/>
-    <w:lvl w:ilvl="0" w:tplc="FDC4FE44">
+    <w:tmpl w:val="7BFC0CA8"/>
+    <w:lvl w:ilvl="0" w:tplc="DC8218EA">
       <w:start w:val="1"/>
       <w:numFmt w:val="decimal"/>
       <w:lvlText w:val="%1."/>
@@ -5410,7 +5554,7 @@
         <w:ind w:left="360" w:hanging="300"/>
       </w:pPr>
     </w:lvl>
-    <w:lvl w:ilvl="1" w:tplc="0F604AC4" w:tentative="1">
+    <w:lvl w:ilvl="1" w:tplc="1938CCA2" w:tentative="1">
       <w:start w:val="1"/>
       <w:numFmt w:val="lowerLetter"/>
       <w:lvlText w:val="%2."/>
@@ -5419,230 +5563,86 @@
         <w:ind w:left="720" w:hanging="300"/>
       </w:pPr>
     </w:lvl>
-    <w:lvl w:ilvl="2" w:tplc="8FAE7516">
+    <w:lvl w:ilvl="2" w:tplc="19D211AC">
       <w:numFmt w:val="decimal"/>
       <w:lvlText w:val=""/>
       <w:lvlJc w:val="left"/>
     </w:lvl>
-    <w:lvl w:ilvl="3" w:tplc="6B10B1D8">
+    <w:lvl w:ilvl="3" w:tplc="414C81FE">
       <w:numFmt w:val="decimal"/>
       <w:lvlText w:val=""/>
       <w:lvlJc w:val="left"/>
     </w:lvl>
-    <w:lvl w:ilvl="4" w:tplc="17C436EE">
+    <w:lvl w:ilvl="4" w:tplc="71E4D02C">
       <w:numFmt w:val="decimal"/>
       <w:lvlText w:val=""/>
       <w:lvlJc w:val="left"/>
     </w:lvl>
-    <w:lvl w:ilvl="5" w:tplc="9EC09308">
+    <w:lvl w:ilvl="5" w:tplc="C978B7A8">
       <w:numFmt w:val="decimal"/>
       <w:lvlText w:val=""/>
       <w:lvlJc w:val="left"/>
     </w:lvl>
-    <w:lvl w:ilvl="6" w:tplc="0BE82952">
+    <w:lvl w:ilvl="6" w:tplc="23A600C2">
       <w:numFmt w:val="decimal"/>
       <w:lvlText w:val=""/>
       <w:lvlJc w:val="left"/>
     </w:lvl>
-    <w:lvl w:ilvl="7" w:tplc="87AA2436">
+    <w:lvl w:ilvl="7" w:tplc="5FB28C2A">
       <w:numFmt w:val="decimal"/>
       <w:lvlText w:val=""/>
       <w:lvlJc w:val="left"/>
     </w:lvl>
-    <w:lvl w:ilvl="8" w:tplc="9864D0EC">
+    <w:lvl w:ilvl="8" w:tplc="AC4A02A2">
       <w:numFmt w:val="decimal"/>
       <w:lvlText w:val=""/>
       <w:lvlJc w:val="left"/>
     </w:lvl>
   </w:abstractNum>
-  <w:abstractNum w:abstractNumId="7" w15:restartNumberingAfterBreak="0">
-    <w:nsid w:val="6E9F1C19"/>
-    <w:multiLevelType w:val="hybridMultilevel"/>
-    <w:tmpl w:val="1E96B84A"/>
-    <w:lvl w:ilvl="0" w:tplc="7CE25D04" w:tentative="1">
-      <w:start w:val="1"/>
-      <w:numFmt w:val="bullet"/>
-      <w:lvlText w:val="•"/>
-      <w:lvlJc w:val="left"/>
-      <w:pPr>
-        <w:ind w:left="360" w:hanging="260"/>
-      </w:pPr>
-    </w:lvl>
-    <w:lvl w:ilvl="1" w:tplc="C464E17C" w:tentative="1">
-      <w:start w:val="1"/>
-      <w:numFmt w:val="bullet"/>
-      <w:lvlText w:val="–"/>
-      <w:lvlJc w:val="left"/>
-      <w:pPr>
-        <w:ind w:left="720" w:hanging="260"/>
-      </w:pPr>
-    </w:lvl>
-    <w:lvl w:ilvl="2" w:tplc="FDE4CB56">
-      <w:numFmt w:val="decimal"/>
-      <w:lvlText w:val=""/>
-      <w:lvlJc w:val="left"/>
-    </w:lvl>
-    <w:lvl w:ilvl="3" w:tplc="3672184C">
-      <w:numFmt w:val="decimal"/>
-      <w:lvlText w:val=""/>
-      <w:lvlJc w:val="left"/>
-    </w:lvl>
-    <w:lvl w:ilvl="4" w:tplc="9A58BF2A">
-      <w:numFmt w:val="decimal"/>
-      <w:lvlText w:val=""/>
-      <w:lvlJc w:val="left"/>
-    </w:lvl>
-    <w:lvl w:ilvl="5" w:tplc="54C22A90">
-      <w:numFmt w:val="decimal"/>
-      <w:lvlText w:val=""/>
-      <w:lvlJc w:val="left"/>
-    </w:lvl>
-    <w:lvl w:ilvl="6" w:tplc="611AADA0">
-      <w:numFmt w:val="decimal"/>
-      <w:lvlText w:val=""/>
-      <w:lvlJc w:val="left"/>
-    </w:lvl>
-    <w:lvl w:ilvl="7" w:tplc="62326CC0">
-      <w:numFmt w:val="decimal"/>
-      <w:lvlText w:val=""/>
-      <w:lvlJc w:val="left"/>
-    </w:lvl>
-    <w:lvl w:ilvl="8" w:tplc="9AFE926C">
-      <w:numFmt w:val="decimal"/>
-      <w:lvlText w:val=""/>
-      <w:lvlJc w:val="left"/>
-    </w:lvl>
-  </w:abstractNum>
-  <w:abstractNum w:abstractNumId="8" w15:restartNumberingAfterBreak="0">
-    <w:nsid w:val="7CAB0F1D"/>
-    <w:multiLevelType w:val="hybridMultilevel"/>
-    <w:tmpl w:val="DCEE212C"/>
-    <w:lvl w:ilvl="0" w:tplc="E800CF50" w:tentative="1">
-      <w:start w:val="1"/>
-      <w:numFmt w:val="bullet"/>
-      <w:lvlText w:val="●"/>
-      <w:lvlJc w:val="left"/>
-      <w:pPr>
-        <w:ind w:left="720" w:hanging="360"/>
-      </w:pPr>
-    </w:lvl>
-    <w:lvl w:ilvl="1" w:tplc="CFD01284" w:tentative="1">
-      <w:start w:val="1"/>
-      <w:numFmt w:val="bullet"/>
-      <w:lvlText w:val="○"/>
-      <w:lvlJc w:val="left"/>
-      <w:pPr>
-        <w:ind w:left="1440" w:hanging="360"/>
-      </w:pPr>
-    </w:lvl>
-    <w:lvl w:ilvl="2" w:tplc="9356C756" w:tentative="1">
-      <w:start w:val="1"/>
-      <w:numFmt w:val="bullet"/>
-      <w:lvlText w:val="■"/>
-      <w:lvlJc w:val="left"/>
-      <w:pPr>
-        <w:ind w:left="2160" w:hanging="360"/>
-      </w:pPr>
-    </w:lvl>
-    <w:lvl w:ilvl="3" w:tplc="D1EE3934" w:tentative="1">
-      <w:start w:val="1"/>
-      <w:numFmt w:val="bullet"/>
-      <w:lvlText w:val="●"/>
-      <w:lvlJc w:val="left"/>
-      <w:pPr>
-        <w:ind w:left="2880" w:hanging="360"/>
-      </w:pPr>
-    </w:lvl>
-    <w:lvl w:ilvl="4" w:tplc="0E9AAB4E" w:tentative="1">
-      <w:start w:val="1"/>
-      <w:numFmt w:val="bullet"/>
-      <w:lvlText w:val="○"/>
-      <w:lvlJc w:val="left"/>
-      <w:pPr>
-        <w:ind w:left="3600" w:hanging="360"/>
-      </w:pPr>
-    </w:lvl>
-    <w:lvl w:ilvl="5" w:tplc="4CDCE646" w:tentative="1">
-      <w:start w:val="1"/>
-      <w:numFmt w:val="bullet"/>
-      <w:lvlText w:val="■"/>
-      <w:lvlJc w:val="left"/>
-      <w:pPr>
-        <w:ind w:left="4320" w:hanging="360"/>
-      </w:pPr>
-    </w:lvl>
-    <w:lvl w:ilvl="6" w:tplc="88BAEBEA" w:tentative="1">
-      <w:start w:val="1"/>
-      <w:numFmt w:val="bullet"/>
-      <w:lvlText w:val="●"/>
-      <w:lvlJc w:val="left"/>
-      <w:pPr>
-        <w:ind w:left="5040" w:hanging="360"/>
-      </w:pPr>
-    </w:lvl>
-    <w:lvl w:ilvl="7" w:tplc="36EED1CE" w:tentative="1">
-      <w:start w:val="1"/>
-      <w:numFmt w:val="bullet"/>
-      <w:lvlText w:val="●"/>
-      <w:lvlJc w:val="left"/>
-      <w:pPr>
-        <w:ind w:left="5760" w:hanging="360"/>
-      </w:pPr>
-    </w:lvl>
-    <w:lvl w:ilvl="8" w:tplc="4262141A" w:tentative="1">
-      <w:start w:val="1"/>
-      <w:numFmt w:val="bullet"/>
-      <w:lvlText w:val="●"/>
-      <w:lvlJc w:val="left"/>
-      <w:pPr>
-        <w:ind w:left="6480" w:hanging="360"/>
-      </w:pPr>
-    </w:lvl>
-  </w:abstractNum>
-  <w:num w:numId="1" w16cid:durableId="165290190">
+  <w:num w:numId="1" w16cid:durableId="687218685">
+    <w:abstractNumId w:val="6"/>
+    <w:lvlOverride w:ilvl="0">
+      <w:startOverride w:val="1"/>
+    </w:lvlOverride>
+  </w:num>
+  <w:num w:numId="2" w16cid:durableId="1283027335">
     <w:abstractNumId w:val="8"/>
     <w:lvlOverride w:ilvl="0">
       <w:startOverride w:val="1"/>
     </w:lvlOverride>
   </w:num>
-  <w:num w:numId="2" w16cid:durableId="1151361386">
+  <w:num w:numId="3" w16cid:durableId="115636917">
+    <w:abstractNumId w:val="2"/>
+    <w:lvlOverride w:ilvl="0">
+      <w:startOverride w:val="1"/>
+    </w:lvlOverride>
+  </w:num>
+  <w:num w:numId="4" w16cid:durableId="1588539102">
+    <w:abstractNumId w:val="4"/>
+    <w:lvlOverride w:ilvl="0">
+      <w:startOverride w:val="1"/>
+    </w:lvlOverride>
+  </w:num>
+  <w:num w:numId="5" w16cid:durableId="758526629">
+    <w:abstractNumId w:val="1"/>
+    <w:lvlOverride w:ilvl="0">
+      <w:startOverride w:val="1"/>
+    </w:lvlOverride>
+  </w:num>
+  <w:num w:numId="6" w16cid:durableId="1166286479">
+    <w:abstractNumId w:val="7"/>
+    <w:lvlOverride w:ilvl="0">
+      <w:startOverride w:val="1"/>
+    </w:lvlOverride>
+  </w:num>
+  <w:num w:numId="7" w16cid:durableId="2096246355">
     <w:abstractNumId w:val="0"/>
     <w:lvlOverride w:ilvl="0">
       <w:startOverride w:val="1"/>
     </w:lvlOverride>
   </w:num>
-  <w:num w:numId="3" w16cid:durableId="330836168">
-    <w:abstractNumId w:val="6"/>
-    <w:lvlOverride w:ilvl="0">
-      <w:startOverride w:val="1"/>
-    </w:lvlOverride>
-  </w:num>
-  <w:num w:numId="4" w16cid:durableId="879977466">
-    <w:abstractNumId w:val="5"/>
-    <w:lvlOverride w:ilvl="0">
-      <w:startOverride w:val="1"/>
-    </w:lvlOverride>
-  </w:num>
-  <w:num w:numId="5" w16cid:durableId="1932271477">
+  <w:num w:numId="8" w16cid:durableId="71508322">
     <w:abstractNumId w:val="3"/>
-    <w:lvlOverride w:ilvl="0">
-      <w:startOverride w:val="1"/>
-    </w:lvlOverride>
-  </w:num>
-  <w:num w:numId="6" w16cid:durableId="1248034637">
-    <w:abstractNumId w:val="1"/>
-    <w:lvlOverride w:ilvl="0">
-      <w:startOverride w:val="1"/>
-    </w:lvlOverride>
-  </w:num>
-  <w:num w:numId="7" w16cid:durableId="951085157">
-    <w:abstractNumId w:val="2"/>
-    <w:lvlOverride w:ilvl="0">
-      <w:startOverride w:val="1"/>
-    </w:lvlOverride>
-  </w:num>
-  <w:num w:numId="8" w16cid:durableId="1946039633">
-    <w:abstractNumId w:val="4"/>
     <w:lvlOverride w:ilvl="0">
       <w:startOverride w:val="1"/>
     </w:lvlOverride>
@@ -6323,7 +6323,7 @@
     <w:autoRedefine/>
     <w:uiPriority w:val="39"/>
     <w:unhideWhenUsed/>
-    <w:rsid w:val="00692C33"/>
+    <w:rsid w:val="007E50F1"/>
     <w:pPr>
       <w:spacing w:after="100"/>
     </w:pPr>

--- a/discoverer-neo/docs/user-guide/manual/Discoverer-Neo-USER-Guide-Quick-en.docx
+++ b/discoverer-neo/docs/user-guide/manual/Discoverer-Neo-USER-Guide-Quick-en.docx
@@ -74,7 +74,7 @@
     <w:sdt>
       <w:sdtPr>
         <w:alias w:val="Contents"/>
-        <w:id w:val="20362088"/>
+        <w:id w:val="785235860"/>
       </w:sdtPr>
       <w:sdtEndPr/>
       <w:sdtContent>
@@ -102,7 +102,7 @@
           <w:r>
             <w:fldChar w:fldCharType="separate"/>
           </w:r>
-          <w:hyperlink w:anchor="_Toc241696972" w:history="1">
+          <w:hyperlink w:anchor="_Toc241745844" w:history="1">
             <w:r>
               <w:rPr>
                 <w:rStyle w:val="Hiperligao"/>
@@ -126,7 +126,7 @@
               <w:rPr>
                 <w:noProof/>
               </w:rPr>
-              <w:instrText xml:space="preserve"> PAGEREF _Toc241696972 \h </w:instrText>
+              <w:instrText xml:space="preserve"> PAGEREF _Toc241745844 \h </w:instrText>
             </w:r>
             <w:r>
               <w:rPr>
@@ -168,7 +168,7 @@
               <w14:ligatures w14:val="standardContextual"/>
             </w:rPr>
           </w:pPr>
-          <w:hyperlink w:anchor="_Toc241696973" w:history="1">
+          <w:hyperlink w:anchor="_Toc241745845" w:history="1">
             <w:r>
               <w:rPr>
                 <w:rStyle w:val="Hiperligao"/>
@@ -192,7 +192,7 @@
               <w:rPr>
                 <w:noProof/>
               </w:rPr>
-              <w:instrText xml:space="preserve"> PAGEREF _Toc241696973 \h </w:instrText>
+              <w:instrText xml:space="preserve"> PAGEREF _Toc241745845 \h </w:instrText>
             </w:r>
             <w:r>
               <w:rPr>
@@ -234,7 +234,7 @@
               <w14:ligatures w14:val="standardContextual"/>
             </w:rPr>
           </w:pPr>
-          <w:hyperlink w:anchor="_Toc241696974" w:history="1">
+          <w:hyperlink w:anchor="_Toc241745846" w:history="1">
             <w:r>
               <w:rPr>
                 <w:rStyle w:val="Hiperligao"/>
@@ -258,7 +258,7 @@
               <w:rPr>
                 <w:noProof/>
               </w:rPr>
-              <w:instrText xml:space="preserve"> PAGEREF _Toc241696974 \h </w:instrText>
+              <w:instrText xml:space="preserve"> PAGEREF _Toc241745846 \h </w:instrText>
             </w:r>
             <w:r>
               <w:rPr>
@@ -300,7 +300,7 @@
               <w14:ligatures w14:val="standardContextual"/>
             </w:rPr>
           </w:pPr>
-          <w:hyperlink w:anchor="_Toc241696975" w:history="1">
+          <w:hyperlink w:anchor="_Toc241745847" w:history="1">
             <w:r>
               <w:rPr>
                 <w:rStyle w:val="Hiperligao"/>
@@ -324,7 +324,7 @@
               <w:rPr>
                 <w:noProof/>
               </w:rPr>
-              <w:instrText xml:space="preserve"> PAGEREF _Toc241696975 \h </w:instrText>
+              <w:instrText xml:space="preserve"> PAGEREF _Toc241745847 \h </w:instrText>
             </w:r>
             <w:r>
               <w:rPr>
@@ -366,7 +366,7 @@
               <w14:ligatures w14:val="standardContextual"/>
             </w:rPr>
           </w:pPr>
-          <w:hyperlink w:anchor="_Toc241696976" w:history="1">
+          <w:hyperlink w:anchor="_Toc241745848" w:history="1">
             <w:r>
               <w:rPr>
                 <w:rStyle w:val="Hiperligao"/>
@@ -390,7 +390,7 @@
               <w:rPr>
                 <w:noProof/>
               </w:rPr>
-              <w:instrText xml:space="preserve"> PAGEREF _Toc241696976 \h </w:instrText>
+              <w:instrText xml:space="preserve"> PAGEREF _Toc241745848 \h </w:instrText>
             </w:r>
             <w:r>
               <w:rPr>
@@ -432,7 +432,7 @@
               <w14:ligatures w14:val="standardContextual"/>
             </w:rPr>
           </w:pPr>
-          <w:hyperlink w:anchor="_Toc241696977" w:history="1">
+          <w:hyperlink w:anchor="_Toc241745849" w:history="1">
             <w:r>
               <w:rPr>
                 <w:rStyle w:val="Hiperligao"/>
@@ -456,7 +456,7 @@
               <w:rPr>
                 <w:noProof/>
               </w:rPr>
-              <w:instrText xml:space="preserve"> PAGEREF _Toc241696977 \h </w:instrText>
+              <w:instrText xml:space="preserve"> PAGEREF _Toc241745849 \h </w:instrText>
             </w:r>
             <w:r>
               <w:rPr>
@@ -498,7 +498,7 @@
               <w14:ligatures w14:val="standardContextual"/>
             </w:rPr>
           </w:pPr>
-          <w:hyperlink w:anchor="_Toc241696978" w:history="1">
+          <w:hyperlink w:anchor="_Toc241745850" w:history="1">
             <w:r>
               <w:rPr>
                 <w:rStyle w:val="Hiperligao"/>
@@ -522,7 +522,7 @@
               <w:rPr>
                 <w:noProof/>
               </w:rPr>
-              <w:instrText xml:space="preserve"> PAGEREF _Toc241696978 \h </w:instrText>
+              <w:instrText xml:space="preserve"> PAGEREF _Toc241745850 \h </w:instrText>
             </w:r>
             <w:r>
               <w:rPr>
@@ -564,7 +564,7 @@
               <w14:ligatures w14:val="standardContextual"/>
             </w:rPr>
           </w:pPr>
-          <w:hyperlink w:anchor="_Toc241696979" w:history="1">
+          <w:hyperlink w:anchor="_Toc241745851" w:history="1">
             <w:r>
               <w:rPr>
                 <w:rStyle w:val="Hiperligao"/>
@@ -588,7 +588,7 @@
               <w:rPr>
                 <w:noProof/>
               </w:rPr>
-              <w:instrText xml:space="preserve"> PAGEREF _Toc241696979 \h </w:instrText>
+              <w:instrText xml:space="preserve"> PAGEREF _Toc241745851 \h </w:instrText>
             </w:r>
             <w:r>
               <w:rPr>
@@ -636,7 +636,7 @@
       <w:pPr>
         <w:pStyle w:val="Ttulo1"/>
       </w:pPr>
-      <w:bookmarkStart w:id="0" w:name="_Toc241696972"/>
+      <w:bookmarkStart w:id="0" w:name="_Toc241745844"/>
       <w:r>
         <w:lastRenderedPageBreak/>
         <w:t>Your role in one page</w:t>
@@ -693,7 +693,7 @@
           <w:left w:w="10" w:type="dxa"/>
           <w:right w:w="10" w:type="dxa"/>
         </w:tblCellMar>
-        <w:tblLook w:val="04A0" w:firstRow="1" w:lastRow="0" w:firstColumn="1" w:lastColumn="0" w:noHBand="0" w:noVBand="1"/>
+        <w:tblLook w:val="0000" w:firstRow="0" w:lastRow="0" w:firstColumn="0" w:lastColumn="0" w:noHBand="0" w:noVBand="0"/>
       </w:tblPr>
       <w:tblGrid>
         <w:gridCol w:w="4011"/>
@@ -1256,7 +1256,7 @@
           <w:noProof/>
         </w:rPr>
         <w:drawing>
-          <wp:inline distT="0" distB="0" distL="0" distR="0" wp14:anchorId="55D665CB" wp14:editId="1D0BFEC1">
+          <wp:inline distT="0" distB="0" distL="0" distR="0" wp14:anchorId="120AC26C" wp14:editId="41D15D76">
             <wp:extent cx="5715000" cy="3571875"/>
             <wp:effectExtent l="0" t="0" r="0" b="0"/>
             <wp:docPr id="349" name="01-login.png" descr="The sign-in page with Email, Password, Remember me and the Sign in button." title="The sign-in page with Email, Password, Remember me and the Sign in button."/>
@@ -1309,7 +1309,7 @@
         <w:pStyle w:val="Ttulo1"/>
         <w:pageBreakBefore/>
       </w:pPr>
-      <w:bookmarkStart w:id="1" w:name="_Toc241696973"/>
+      <w:bookmarkStart w:id="1" w:name="_Toc241745845"/>
       <w:r>
         <w:lastRenderedPageBreak/>
         <w:t>Dashboard</w:t>
@@ -1332,7 +1332,7 @@
           <w:noProof/>
         </w:rPr>
         <w:drawing>
-          <wp:inline distT="0" distB="0" distL="0" distR="0" wp14:anchorId="7038FC11" wp14:editId="552AFCBB">
+          <wp:inline distT="0" distB="0" distL="0" distR="0" wp14:anchorId="17FB4280" wp14:editId="1D32D8AE">
             <wp:extent cx="5715000" cy="3571875"/>
             <wp:effectExtent l="0" t="0" r="0" b="0"/>
             <wp:docPr id="350" name="45-dashboard.png" descr="The dashboard with summary cards and the Recent Maps list." title="The dashboard with summary cards and the Recent Maps list."/>
@@ -1484,7 +1484,7 @@
         <w:pStyle w:val="Ttulo1"/>
         <w:pageBreakBefore/>
       </w:pPr>
-      <w:bookmarkStart w:id="2" w:name="_Toc241696974"/>
+      <w:bookmarkStart w:id="2" w:name="_Toc241745846"/>
       <w:r>
         <w:lastRenderedPageBreak/>
         <w:t>Maps</w:t>
@@ -1537,7 +1537,7 @@
           <w:noProof/>
         </w:rPr>
         <w:drawing>
-          <wp:inline distT="0" distB="0" distL="0" distR="0" wp14:anchorId="6D2E62C7" wp14:editId="27906C1F">
+          <wp:inline distT="0" distB="0" distL="0" distR="0" wp14:anchorId="42AF5D2F" wp14:editId="5C96A2F9">
             <wp:extent cx="5715000" cy="3429000"/>
             <wp:effectExtent l="0" t="0" r="0" b="0"/>
             <wp:docPr id="351" name="03-maps-mine.png" descr="The Maps list, Mine tab, showing the action icons on the map row." title="The Maps list, Mine tab, showing the action icons on the map row."/>
@@ -1690,7 +1690,7 @@
           <w:left w:w="10" w:type="dxa"/>
           <w:right w:w="10" w:type="dxa"/>
         </w:tblCellMar>
-        <w:tblLook w:val="04A0" w:firstRow="1" w:lastRow="0" w:firstColumn="1" w:lastColumn="0" w:noHBand="0" w:noVBand="1"/>
+        <w:tblLook w:val="0000" w:firstRow="0" w:lastRow="0" w:firstColumn="0" w:lastColumn="0" w:noHBand="0" w:noVBand="0"/>
       </w:tblPr>
       <w:tblGrid>
         <w:gridCol w:w="4513"/>
@@ -2218,7 +2218,7 @@
         <w:pStyle w:val="Ttulo1"/>
         <w:pageBreakBefore/>
       </w:pPr>
-      <w:bookmarkStart w:id="3" w:name="_Toc241696975"/>
+      <w:bookmarkStart w:id="3" w:name="_Toc241745847"/>
       <w:r>
         <w:lastRenderedPageBreak/>
         <w:t>Run and export</w:t>
@@ -2241,7 +2241,7 @@
           <w:noProof/>
         </w:rPr>
         <w:drawing>
-          <wp:inline distT="0" distB="0" distL="0" distR="0" wp14:anchorId="6A90B69A" wp14:editId="4CBA2DE0">
+          <wp:inline distT="0" distB="0" distL="0" distR="0" wp14:anchorId="19F70E90" wp14:editId="35F67791">
             <wp:extent cx="5715000" cy="3571875"/>
             <wp:effectExtent l="0" t="0" r="0" b="0"/>
             <wp:docPr id="352" name="25-viewer-results.png" descr="The map viewer after a completed run, with the results grid and export buttons." title="The map viewer after a completed run, with the results grid and export buttons."/>
@@ -2444,7 +2444,7 @@
           <w:left w:w="10" w:type="dxa"/>
           <w:right w:w="10" w:type="dxa"/>
         </w:tblCellMar>
-        <w:tblLook w:val="04A0" w:firstRow="1" w:lastRow="0" w:firstColumn="1" w:lastColumn="0" w:noHBand="0" w:noVBand="1"/>
+        <w:tblLook w:val="0000" w:firstRow="0" w:lastRow="0" w:firstColumn="0" w:lastColumn="0" w:noHBand="0" w:noVBand="0"/>
       </w:tblPr>
       <w:tblGrid>
         <w:gridCol w:w="4513"/>
@@ -2770,7 +2770,7 @@
         <w:pStyle w:val="Ttulo1"/>
         <w:pageBreakBefore/>
       </w:pPr>
-      <w:bookmarkStart w:id="4" w:name="_Toc241696976"/>
+      <w:bookmarkStart w:id="4" w:name="_Toc241745848"/>
       <w:r>
         <w:lastRenderedPageBreak/>
         <w:t>Build and edit a map</w:t>
@@ -2793,7 +2793,7 @@
           <w:noProof/>
         </w:rPr>
         <w:drawing>
-          <wp:inline distT="0" distB="0" distL="0" distR="0" wp14:anchorId="1D7ED4DA" wp14:editId="25B866F2">
+          <wp:inline distT="0" distB="0" distL="0" distR="0" wp14:anchorId="4B55B391" wp14:editId="31D69CDD">
             <wp:extent cx="5715000" cy="3571875"/>
             <wp:effectExtent l="0" t="0" r="0" b="0"/>
             <wp:docPr id="353" name="05-builder-overview.png" descr="The map builder with the Business Areas tree, the columns canvas and the Properties panel." title="The map builder with the Business Areas tree, the columns canvas and the Properties panel."/>
@@ -3006,7 +3006,7 @@
           <w:left w:w="10" w:type="dxa"/>
           <w:right w:w="10" w:type="dxa"/>
         </w:tblCellMar>
-        <w:tblLook w:val="04A0" w:firstRow="1" w:lastRow="0" w:firstColumn="1" w:lastColumn="0" w:noHBand="0" w:noVBand="1"/>
+        <w:tblLook w:val="0000" w:firstRow="0" w:lastRow="0" w:firstColumn="0" w:lastColumn="0" w:noHBand="0" w:noVBand="0"/>
       </w:tblPr>
       <w:tblGrid>
         <w:gridCol w:w="4513"/>
@@ -3455,7 +3455,7 @@
         <w:pStyle w:val="Ttulo1"/>
         <w:pageBreakBefore/>
       </w:pPr>
-      <w:bookmarkStart w:id="5" w:name="_Toc241696977"/>
+      <w:bookmarkStart w:id="5" w:name="_Toc241745849"/>
       <w:r>
         <w:lastRenderedPageBreak/>
         <w:t>Runs and Exports</w:t>
@@ -3495,7 +3495,7 @@
           <w:noProof/>
         </w:rPr>
         <w:drawing>
-          <wp:inline distT="0" distB="0" distL="0" distR="0" wp14:anchorId="2E520AC9" wp14:editId="1C7495B1">
+          <wp:inline distT="0" distB="0" distL="0" distR="0" wp14:anchorId="114CA64D" wp14:editId="44948D8C">
             <wp:extent cx="5715000" cy="3571875"/>
             <wp:effectExtent l="0" t="0" r="0" b="0"/>
             <wp:docPr id="354" name="41-runs.png" descr="The Runs page with filters and the table of runs and their export buttons." title="The Runs page with filters and the table of runs and their export buttons."/>
@@ -3705,7 +3705,7 @@
           <w:left w:w="10" w:type="dxa"/>
           <w:right w:w="10" w:type="dxa"/>
         </w:tblCellMar>
-        <w:tblLook w:val="04A0" w:firstRow="1" w:lastRow="0" w:firstColumn="1" w:lastColumn="0" w:noHBand="0" w:noVBand="1"/>
+        <w:tblLook w:val="0000" w:firstRow="0" w:lastRow="0" w:firstColumn="0" w:lastColumn="0" w:noHBand="0" w:noVBand="0"/>
       </w:tblPr>
       <w:tblGrid>
         <w:gridCol w:w="4513"/>
@@ -3996,7 +3996,7 @@
         </w:rPr>
         <w:lastRenderedPageBreak/>
         <w:drawing>
-          <wp:inline distT="0" distB="0" distL="0" distR="0" wp14:anchorId="3F9F6484" wp14:editId="60E00527">
+          <wp:inline distT="0" distB="0" distL="0" distR="0" wp14:anchorId="120708D5" wp14:editId="32EA861B">
             <wp:extent cx="5715000" cy="3571875"/>
             <wp:effectExtent l="0" t="0" r="0" b="0"/>
             <wp:docPr id="355" name="44-exports.png" descr="The Exports page listing export jobs with a Download button on finished ones." title="The Exports page listing export jobs with a Download button on finished ones."/>
@@ -4049,7 +4049,7 @@
         <w:pStyle w:val="Ttulo1"/>
         <w:pageBreakBefore/>
       </w:pPr>
-      <w:bookmarkStart w:id="6" w:name="_Toc241696978"/>
+      <w:bookmarkStart w:id="6" w:name="_Toc241745850"/>
       <w:r>
         <w:lastRenderedPageBreak/>
         <w:t>Schedules</w:t>
@@ -4072,7 +4072,7 @@
           <w:noProof/>
         </w:rPr>
         <w:drawing>
-          <wp:inline distT="0" distB="0" distL="0" distR="0" wp14:anchorId="0D3283E9" wp14:editId="65FB33D8">
+          <wp:inline distT="0" distB="0" distL="0" distR="0" wp14:anchorId="6A279285" wp14:editId="0B2CFAEC">
             <wp:extent cx="3743325" cy="4676775"/>
             <wp:effectExtent l="0" t="0" r="0" b="0"/>
             <wp:docPr id="356" name="32-schedule-new-dialog.png" descr="The New Schedule dialog with map, name, frequency, timezone and output format." title="The New Schedule dialog with map, name, frequency, timezone and output format."/>
@@ -4358,7 +4358,7 @@
           <w:left w:w="10" w:type="dxa"/>
           <w:right w:w="10" w:type="dxa"/>
         </w:tblCellMar>
-        <w:tblLook w:val="04A0" w:firstRow="1" w:lastRow="0" w:firstColumn="1" w:lastColumn="0" w:noHBand="0" w:noVBand="1"/>
+        <w:tblLook w:val="0000" w:firstRow="0" w:lastRow="0" w:firstColumn="0" w:lastColumn="0" w:noHBand="0" w:noVBand="0"/>
       </w:tblPr>
       <w:tblGrid>
         <w:gridCol w:w="4513"/>
@@ -4699,7 +4699,7 @@
         <w:pStyle w:val="Ttulo1"/>
         <w:pageBreakBefore/>
       </w:pPr>
-      <w:bookmarkStart w:id="7" w:name="_Toc241696979"/>
+      <w:bookmarkStart w:id="7" w:name="_Toc241745851"/>
       <w:r>
         <w:lastRenderedPageBreak/>
         <w:t>Settings</w:t>
@@ -4732,7 +4732,7 @@
           <w:noProof/>
         </w:rPr>
         <w:drawing>
-          <wp:inline distT="0" distB="0" distL="0" distR="0" wp14:anchorId="7100DA21" wp14:editId="48BD1D12">
+          <wp:inline distT="0" distB="0" distL="0" distR="0" wp14:anchorId="57A2D3D9" wp14:editId="1CA61ACE">
             <wp:extent cx="5715000" cy="3571875"/>
             <wp:effectExtent l="0" t="0" r="0" b="0"/>
             <wp:docPr id="357" name="04-settings.png" descr="The Settings page with the Language, Theme and Color palette cards." title="The Settings page with the Language, Theme and Color palette cards."/>
@@ -5050,10 +5050,10 @@
 <file path=word/numbering.xml><?xml version="1.0" encoding="utf-8"?>
 <w:numbering xmlns:wpc="http://schemas.microsoft.com/office/word/2010/wordprocessingCanvas" xmlns:cx="http://schemas.microsoft.com/office/drawing/2014/chartex" xmlns:cx1="http://schemas.microsoft.com/office/drawing/2015/9/8/chartex" xmlns:cx2="http://schemas.microsoft.com/office/drawing/2015/10/21/chartex" xmlns:cx3="http://schemas.microsoft.com/office/drawing/2016/5/9/chartex" xmlns:cx4="http://schemas.microsoft.com/office/drawing/2016/5/10/chartex" xmlns:cx5="http://schemas.microsoft.com/office/drawing/2016/5/11/chartex" xmlns:cx6="http://schemas.microsoft.com/office/drawing/2016/5/12/chartex" xmlns:cx7="http://schemas.microsoft.com/office/drawing/2016/5/13/chartex" xmlns:cx8="http://schemas.microsoft.com/office/drawing/2016/5/14/chartex" xmlns:mc="http://schemas.openxmlformats.org/markup-compatibility/2006" xmlns:aink="http://schemas.microsoft.com/office/drawing/2016/ink" xmlns:am3d="http://schemas.microsoft.com/office/drawing/2017/model3d" xmlns:o="urn:schemas-microsoft-com:office:office" xmlns:oel="http://schemas.microsoft.com/office/2019/extlst" xmlns:r="http://schemas.openxmlformats.org/officeDocument/2006/relationships" xmlns:m="http://schemas.openxmlformats.org/officeDocument/2006/math" xmlns:v="urn:schemas-microsoft-com:vml" xmlns:wp14="http://schemas.microsoft.com/office/word/2010/wordprocessingDrawing" xmlns:wp="http://schemas.openxmlformats.org/drawingml/2006/wordprocessingDrawing" xmlns:w10="urn:schemas-microsoft-com:office:word" xmlns:w="http://schemas.openxmlformats.org/wordprocessingml/2006/main" xmlns:w14="http://schemas.microsoft.com/office/word/2010/wordml" xmlns:w15="http://schemas.microsoft.com/office/word/2012/wordml" xmlns:w16cex="http://schemas.microsoft.com/office/word/2018/wordml/cex" xmlns:w16cid="http://schemas.microsoft.com/office/word/2016/wordml/cid" xmlns:w16="http://schemas.microsoft.com/office/word/2018/wordml" xmlns:w16sdtdh="http://schemas.microsoft.com/office/word/2020/wordml/sdtdatahash" xmlns:w16se="http://schemas.microsoft.com/office/word/2015/wordml/symex" xmlns:wpg="http://schemas.microsoft.com/office/word/2010/wordprocessingGroup" xmlns:wpi="http://schemas.microsoft.com/office/word/2010/wordprocessingInk" xmlns:wne="http://schemas.microsoft.com/office/word/2006/wordml" xmlns:wps="http://schemas.microsoft.com/office/word/2010/wordprocessingShape" mc:Ignorable="w14 w15 w16se w16cid w16 w16cex w16sdtdh wp14">
   <w:abstractNum w:abstractNumId="0" w15:restartNumberingAfterBreak="0">
-    <w:nsid w:val="0A8E215D"/>
+    <w:nsid w:val="1B636CC6"/>
     <w:multiLevelType w:val="hybridMultilevel"/>
-    <w:tmpl w:val="589A689C"/>
-    <w:lvl w:ilvl="0" w:tplc="94C849D4">
+    <w:tmpl w:val="8B70B01A"/>
+    <w:lvl w:ilvl="0" w:tplc="56789766">
       <w:start w:val="1"/>
       <w:numFmt w:val="decimal"/>
       <w:lvlText w:val="%1."/>
@@ -5062,7 +5062,7 @@
         <w:ind w:left="360" w:hanging="300"/>
       </w:pPr>
     </w:lvl>
-    <w:lvl w:ilvl="1" w:tplc="B79EB674" w:tentative="1">
+    <w:lvl w:ilvl="1" w:tplc="AAAC0EA2" w:tentative="1">
       <w:start w:val="1"/>
       <w:numFmt w:val="lowerLetter"/>
       <w:lvlText w:val="%2."/>
@@ -5071,47 +5071,47 @@
         <w:ind w:left="720" w:hanging="300"/>
       </w:pPr>
     </w:lvl>
-    <w:lvl w:ilvl="2" w:tplc="F2BA85AE">
+    <w:lvl w:ilvl="2" w:tplc="990AB846">
       <w:numFmt w:val="decimal"/>
       <w:lvlText w:val=""/>
       <w:lvlJc w:val="left"/>
     </w:lvl>
-    <w:lvl w:ilvl="3" w:tplc="FF60C948">
+    <w:lvl w:ilvl="3" w:tplc="C3041496">
       <w:numFmt w:val="decimal"/>
       <w:lvlText w:val=""/>
       <w:lvlJc w:val="left"/>
     </w:lvl>
-    <w:lvl w:ilvl="4" w:tplc="4ECE91CE">
+    <w:lvl w:ilvl="4" w:tplc="40D6D2FE">
       <w:numFmt w:val="decimal"/>
       <w:lvlText w:val=""/>
       <w:lvlJc w:val="left"/>
     </w:lvl>
-    <w:lvl w:ilvl="5" w:tplc="F90E4464">
+    <w:lvl w:ilvl="5" w:tplc="07FA50BA">
       <w:numFmt w:val="decimal"/>
       <w:lvlText w:val=""/>
       <w:lvlJc w:val="left"/>
     </w:lvl>
-    <w:lvl w:ilvl="6" w:tplc="396C69F2">
+    <w:lvl w:ilvl="6" w:tplc="7F3CA870">
       <w:numFmt w:val="decimal"/>
       <w:lvlText w:val=""/>
       <w:lvlJc w:val="left"/>
     </w:lvl>
-    <w:lvl w:ilvl="7" w:tplc="CB064346">
+    <w:lvl w:ilvl="7" w:tplc="5AA84FAC">
       <w:numFmt w:val="decimal"/>
       <w:lvlText w:val=""/>
       <w:lvlJc w:val="left"/>
     </w:lvl>
-    <w:lvl w:ilvl="8" w:tplc="3044F6A8">
+    <w:lvl w:ilvl="8" w:tplc="DE785836">
       <w:numFmt w:val="decimal"/>
       <w:lvlText w:val=""/>
       <w:lvlJc w:val="left"/>
     </w:lvl>
   </w:abstractNum>
   <w:abstractNum w:abstractNumId="1" w15:restartNumberingAfterBreak="0">
-    <w:nsid w:val="18C14C2C"/>
+    <w:nsid w:val="32FB7EA5"/>
     <w:multiLevelType w:val="hybridMultilevel"/>
-    <w:tmpl w:val="D1402588"/>
-    <w:lvl w:ilvl="0" w:tplc="21F045FC">
+    <w:tmpl w:val="87BA75D4"/>
+    <w:lvl w:ilvl="0" w:tplc="B4687C6A">
       <w:start w:val="1"/>
       <w:numFmt w:val="decimal"/>
       <w:lvlText w:val="%1."/>
@@ -5120,7 +5120,7 @@
         <w:ind w:left="360" w:hanging="300"/>
       </w:pPr>
     </w:lvl>
-    <w:lvl w:ilvl="1" w:tplc="44304E8E" w:tentative="1">
+    <w:lvl w:ilvl="1" w:tplc="5BD6B84C" w:tentative="1">
       <w:start w:val="1"/>
       <w:numFmt w:val="lowerLetter"/>
       <w:lvlText w:val="%2."/>
@@ -5129,47 +5129,47 @@
         <w:ind w:left="720" w:hanging="300"/>
       </w:pPr>
     </w:lvl>
-    <w:lvl w:ilvl="2" w:tplc="2ABCD6A8">
+    <w:lvl w:ilvl="2" w:tplc="AA12E66E">
       <w:numFmt w:val="decimal"/>
       <w:lvlText w:val=""/>
       <w:lvlJc w:val="left"/>
     </w:lvl>
-    <w:lvl w:ilvl="3" w:tplc="AC8C2B72">
+    <w:lvl w:ilvl="3" w:tplc="91945C94">
       <w:numFmt w:val="decimal"/>
       <w:lvlText w:val=""/>
       <w:lvlJc w:val="left"/>
     </w:lvl>
-    <w:lvl w:ilvl="4" w:tplc="116255C6">
+    <w:lvl w:ilvl="4" w:tplc="095EC6D8">
       <w:numFmt w:val="decimal"/>
       <w:lvlText w:val=""/>
       <w:lvlJc w:val="left"/>
     </w:lvl>
-    <w:lvl w:ilvl="5" w:tplc="08420C7E">
+    <w:lvl w:ilvl="5" w:tplc="05803C7A">
       <w:numFmt w:val="decimal"/>
       <w:lvlText w:val=""/>
       <w:lvlJc w:val="left"/>
     </w:lvl>
-    <w:lvl w:ilvl="6" w:tplc="AA448010">
+    <w:lvl w:ilvl="6" w:tplc="8DC06C44">
       <w:numFmt w:val="decimal"/>
       <w:lvlText w:val=""/>
       <w:lvlJc w:val="left"/>
     </w:lvl>
-    <w:lvl w:ilvl="7" w:tplc="86F84C8E">
+    <w:lvl w:ilvl="7" w:tplc="EBF2412C">
       <w:numFmt w:val="decimal"/>
       <w:lvlText w:val=""/>
       <w:lvlJc w:val="left"/>
     </w:lvl>
-    <w:lvl w:ilvl="8" w:tplc="54DA8302">
+    <w:lvl w:ilvl="8" w:tplc="9190E310">
       <w:numFmt w:val="decimal"/>
       <w:lvlText w:val=""/>
       <w:lvlJc w:val="left"/>
     </w:lvl>
   </w:abstractNum>
   <w:abstractNum w:abstractNumId="2" w15:restartNumberingAfterBreak="0">
-    <w:nsid w:val="19545CF3"/>
+    <w:nsid w:val="417A2681"/>
     <w:multiLevelType w:val="hybridMultilevel"/>
-    <w:tmpl w:val="5008AEA4"/>
-    <w:lvl w:ilvl="0" w:tplc="7A2EC4FA">
+    <w:tmpl w:val="9E1868A8"/>
+    <w:lvl w:ilvl="0" w:tplc="6CD22FEA">
       <w:start w:val="1"/>
       <w:numFmt w:val="decimal"/>
       <w:lvlText w:val="%1."/>
@@ -5178,7 +5178,7 @@
         <w:ind w:left="360" w:hanging="300"/>
       </w:pPr>
     </w:lvl>
-    <w:lvl w:ilvl="1" w:tplc="25D0E276" w:tentative="1">
+    <w:lvl w:ilvl="1" w:tplc="6DB07ED4" w:tentative="1">
       <w:start w:val="1"/>
       <w:numFmt w:val="lowerLetter"/>
       <w:lvlText w:val="%2."/>
@@ -5187,47 +5187,133 @@
         <w:ind w:left="720" w:hanging="300"/>
       </w:pPr>
     </w:lvl>
-    <w:lvl w:ilvl="2" w:tplc="4FF6F2D4">
+    <w:lvl w:ilvl="2" w:tplc="EF0AE7D4">
       <w:numFmt w:val="decimal"/>
       <w:lvlText w:val=""/>
       <w:lvlJc w:val="left"/>
     </w:lvl>
-    <w:lvl w:ilvl="3" w:tplc="5F968C4E">
+    <w:lvl w:ilvl="3" w:tplc="2EDAF06E">
       <w:numFmt w:val="decimal"/>
       <w:lvlText w:val=""/>
       <w:lvlJc w:val="left"/>
     </w:lvl>
-    <w:lvl w:ilvl="4" w:tplc="123E156C">
+    <w:lvl w:ilvl="4" w:tplc="35CE9706">
       <w:numFmt w:val="decimal"/>
       <w:lvlText w:val=""/>
       <w:lvlJc w:val="left"/>
     </w:lvl>
-    <w:lvl w:ilvl="5" w:tplc="4F6E8336">
+    <w:lvl w:ilvl="5" w:tplc="36FE0408">
       <w:numFmt w:val="decimal"/>
       <w:lvlText w:val=""/>
       <w:lvlJc w:val="left"/>
     </w:lvl>
-    <w:lvl w:ilvl="6" w:tplc="2990F826">
+    <w:lvl w:ilvl="6" w:tplc="05F8412E">
       <w:numFmt w:val="decimal"/>
       <w:lvlText w:val=""/>
       <w:lvlJc w:val="left"/>
     </w:lvl>
-    <w:lvl w:ilvl="7" w:tplc="7D0487BA">
+    <w:lvl w:ilvl="7" w:tplc="F02E9B3A">
       <w:numFmt w:val="decimal"/>
       <w:lvlText w:val=""/>
       <w:lvlJc w:val="left"/>
     </w:lvl>
-    <w:lvl w:ilvl="8" w:tplc="5010106E">
+    <w:lvl w:ilvl="8" w:tplc="74EAC3E0">
       <w:numFmt w:val="decimal"/>
       <w:lvlText w:val=""/>
       <w:lvlJc w:val="left"/>
     </w:lvl>
   </w:abstractNum>
   <w:abstractNum w:abstractNumId="3" w15:restartNumberingAfterBreak="0">
-    <w:nsid w:val="28364751"/>
+    <w:nsid w:val="46A2792F"/>
     <w:multiLevelType w:val="hybridMultilevel"/>
-    <w:tmpl w:val="4D4E2E40"/>
-    <w:lvl w:ilvl="0" w:tplc="AA284ECA">
+    <w:tmpl w:val="94A86DC2"/>
+    <w:lvl w:ilvl="0" w:tplc="05C47D66" w:tentative="1">
+      <w:start w:val="1"/>
+      <w:numFmt w:val="bullet"/>
+      <w:lvlText w:val="●"/>
+      <w:lvlJc w:val="left"/>
+      <w:pPr>
+        <w:ind w:left="720" w:hanging="360"/>
+      </w:pPr>
+    </w:lvl>
+    <w:lvl w:ilvl="1" w:tplc="542C7010" w:tentative="1">
+      <w:start w:val="1"/>
+      <w:numFmt w:val="bullet"/>
+      <w:lvlText w:val="○"/>
+      <w:lvlJc w:val="left"/>
+      <w:pPr>
+        <w:ind w:left="1440" w:hanging="360"/>
+      </w:pPr>
+    </w:lvl>
+    <w:lvl w:ilvl="2" w:tplc="AF0864A6" w:tentative="1">
+      <w:start w:val="1"/>
+      <w:numFmt w:val="bullet"/>
+      <w:lvlText w:val="■"/>
+      <w:lvlJc w:val="left"/>
+      <w:pPr>
+        <w:ind w:left="2160" w:hanging="360"/>
+      </w:pPr>
+    </w:lvl>
+    <w:lvl w:ilvl="3" w:tplc="CE9CF334" w:tentative="1">
+      <w:start w:val="1"/>
+      <w:numFmt w:val="bullet"/>
+      <w:lvlText w:val="●"/>
+      <w:lvlJc w:val="left"/>
+      <w:pPr>
+        <w:ind w:left="2880" w:hanging="360"/>
+      </w:pPr>
+    </w:lvl>
+    <w:lvl w:ilvl="4" w:tplc="B8FAD13A" w:tentative="1">
+      <w:start w:val="1"/>
+      <w:numFmt w:val="bullet"/>
+      <w:lvlText w:val="○"/>
+      <w:lvlJc w:val="left"/>
+      <w:pPr>
+        <w:ind w:left="3600" w:hanging="360"/>
+      </w:pPr>
+    </w:lvl>
+    <w:lvl w:ilvl="5" w:tplc="5E7047CA" w:tentative="1">
+      <w:start w:val="1"/>
+      <w:numFmt w:val="bullet"/>
+      <w:lvlText w:val="■"/>
+      <w:lvlJc w:val="left"/>
+      <w:pPr>
+        <w:ind w:left="4320" w:hanging="360"/>
+      </w:pPr>
+    </w:lvl>
+    <w:lvl w:ilvl="6" w:tplc="6F8E08AE" w:tentative="1">
+      <w:start w:val="1"/>
+      <w:numFmt w:val="bullet"/>
+      <w:lvlText w:val="●"/>
+      <w:lvlJc w:val="left"/>
+      <w:pPr>
+        <w:ind w:left="5040" w:hanging="360"/>
+      </w:pPr>
+    </w:lvl>
+    <w:lvl w:ilvl="7" w:tplc="77F45376" w:tentative="1">
+      <w:start w:val="1"/>
+      <w:numFmt w:val="bullet"/>
+      <w:lvlText w:val="●"/>
+      <w:lvlJc w:val="left"/>
+      <w:pPr>
+        <w:ind w:left="5760" w:hanging="360"/>
+      </w:pPr>
+    </w:lvl>
+    <w:lvl w:ilvl="8" w:tplc="6804C7F8" w:tentative="1">
+      <w:start w:val="1"/>
+      <w:numFmt w:val="bullet"/>
+      <w:lvlText w:val="●"/>
+      <w:lvlJc w:val="left"/>
+      <w:pPr>
+        <w:ind w:left="6480" w:hanging="360"/>
+      </w:pPr>
+    </w:lvl>
+  </w:abstractNum>
+  <w:abstractNum w:abstractNumId="4" w15:restartNumberingAfterBreak="0">
+    <w:nsid w:val="57E47EDF"/>
+    <w:multiLevelType w:val="hybridMultilevel"/>
+    <w:tmpl w:val="11540886"/>
+    <w:lvl w:ilvl="0" w:tplc="4AB207F4">
       <w:start w:val="1"/>
       <w:numFmt w:val="decimal"/>
       <w:lvlText w:val="%1."/>
@@ -5236,7 +5322,7 @@
         <w:ind w:left="360" w:hanging="300"/>
       </w:pPr>
     </w:lvl>
-    <w:lvl w:ilvl="1" w:tplc="F6C224A2" w:tentative="1">
+    <w:lvl w:ilvl="1" w:tplc="74A0A25A" w:tentative="1">
       <w:start w:val="1"/>
       <w:numFmt w:val="lowerLetter"/>
       <w:lvlText w:val="%2."/>
@@ -5245,47 +5331,105 @@
         <w:ind w:left="720" w:hanging="300"/>
       </w:pPr>
     </w:lvl>
-    <w:lvl w:ilvl="2" w:tplc="C5002798">
+    <w:lvl w:ilvl="2" w:tplc="BF86FBEA">
       <w:numFmt w:val="decimal"/>
       <w:lvlText w:val=""/>
       <w:lvlJc w:val="left"/>
     </w:lvl>
-    <w:lvl w:ilvl="3" w:tplc="7D940A60">
+    <w:lvl w:ilvl="3" w:tplc="C9ECFC6C">
       <w:numFmt w:val="decimal"/>
       <w:lvlText w:val=""/>
       <w:lvlJc w:val="left"/>
     </w:lvl>
-    <w:lvl w:ilvl="4" w:tplc="5CE89D1C">
+    <w:lvl w:ilvl="4" w:tplc="791A7400">
       <w:numFmt w:val="decimal"/>
       <w:lvlText w:val=""/>
       <w:lvlJc w:val="left"/>
     </w:lvl>
-    <w:lvl w:ilvl="5" w:tplc="C8447CCA">
+    <w:lvl w:ilvl="5" w:tplc="8C5060B4">
       <w:numFmt w:val="decimal"/>
       <w:lvlText w:val=""/>
       <w:lvlJc w:val="left"/>
     </w:lvl>
-    <w:lvl w:ilvl="6" w:tplc="BBB6B800">
+    <w:lvl w:ilvl="6" w:tplc="56F6A166">
       <w:numFmt w:val="decimal"/>
       <w:lvlText w:val=""/>
       <w:lvlJc w:val="left"/>
     </w:lvl>
-    <w:lvl w:ilvl="7" w:tplc="4FD641F8">
+    <w:lvl w:ilvl="7" w:tplc="5EB48E18">
       <w:numFmt w:val="decimal"/>
       <w:lvlText w:val=""/>
       <w:lvlJc w:val="left"/>
     </w:lvl>
-    <w:lvl w:ilvl="8" w:tplc="22A6B80C">
+    <w:lvl w:ilvl="8" w:tplc="C5724452">
       <w:numFmt w:val="decimal"/>
       <w:lvlText w:val=""/>
       <w:lvlJc w:val="left"/>
     </w:lvl>
   </w:abstractNum>
-  <w:abstractNum w:abstractNumId="4" w15:restartNumberingAfterBreak="0">
-    <w:nsid w:val="4BF66DF6"/>
+  <w:abstractNum w:abstractNumId="5" w15:restartNumberingAfterBreak="0">
+    <w:nsid w:val="60601442"/>
     <w:multiLevelType w:val="hybridMultilevel"/>
-    <w:tmpl w:val="AC50E4AE"/>
-    <w:lvl w:ilvl="0" w:tplc="65C23FCA">
+    <w:tmpl w:val="D35ABA14"/>
+    <w:lvl w:ilvl="0" w:tplc="2CF41BD6" w:tentative="1">
+      <w:start w:val="1"/>
+      <w:numFmt w:val="bullet"/>
+      <w:lvlText w:val="•"/>
+      <w:lvlJc w:val="left"/>
+      <w:pPr>
+        <w:ind w:left="360" w:hanging="260"/>
+      </w:pPr>
+    </w:lvl>
+    <w:lvl w:ilvl="1" w:tplc="1FC8B7A8" w:tentative="1">
+      <w:start w:val="1"/>
+      <w:numFmt w:val="bullet"/>
+      <w:lvlText w:val="–"/>
+      <w:lvlJc w:val="left"/>
+      <w:pPr>
+        <w:ind w:left="720" w:hanging="260"/>
+      </w:pPr>
+    </w:lvl>
+    <w:lvl w:ilvl="2" w:tplc="21648554">
+      <w:numFmt w:val="decimal"/>
+      <w:lvlText w:val=""/>
+      <w:lvlJc w:val="left"/>
+    </w:lvl>
+    <w:lvl w:ilvl="3" w:tplc="54388366">
+      <w:numFmt w:val="decimal"/>
+      <w:lvlText w:val=""/>
+      <w:lvlJc w:val="left"/>
+    </w:lvl>
+    <w:lvl w:ilvl="4" w:tplc="74F0AAFA">
+      <w:numFmt w:val="decimal"/>
+      <w:lvlText w:val=""/>
+      <w:lvlJc w:val="left"/>
+    </w:lvl>
+    <w:lvl w:ilvl="5" w:tplc="DDC699B8">
+      <w:numFmt w:val="decimal"/>
+      <w:lvlText w:val=""/>
+      <w:lvlJc w:val="left"/>
+    </w:lvl>
+    <w:lvl w:ilvl="6" w:tplc="C5886C1C">
+      <w:numFmt w:val="decimal"/>
+      <w:lvlText w:val=""/>
+      <w:lvlJc w:val="left"/>
+    </w:lvl>
+    <w:lvl w:ilvl="7" w:tplc="FA343436">
+      <w:numFmt w:val="decimal"/>
+      <w:lvlText w:val=""/>
+      <w:lvlJc w:val="left"/>
+    </w:lvl>
+    <w:lvl w:ilvl="8" w:tplc="7ADA8460">
+      <w:numFmt w:val="decimal"/>
+      <w:lvlText w:val=""/>
+      <w:lvlJc w:val="left"/>
+    </w:lvl>
+  </w:abstractNum>
+  <w:abstractNum w:abstractNumId="6" w15:restartNumberingAfterBreak="0">
+    <w:nsid w:val="62E9583B"/>
+    <w:multiLevelType w:val="hybridMultilevel"/>
+    <w:tmpl w:val="28D02E70"/>
+    <w:lvl w:ilvl="0" w:tplc="F2D8F3F2">
       <w:start w:val="1"/>
       <w:numFmt w:val="decimal"/>
       <w:lvlText w:val="%1."/>
@@ -5294,7 +5438,7 @@
         <w:ind w:left="360" w:hanging="300"/>
       </w:pPr>
     </w:lvl>
-    <w:lvl w:ilvl="1" w:tplc="852EA33A" w:tentative="1">
+    <w:lvl w:ilvl="1" w:tplc="222EC72E" w:tentative="1">
       <w:start w:val="1"/>
       <w:numFmt w:val="lowerLetter"/>
       <w:lvlText w:val="%2."/>
@@ -5303,191 +5447,47 @@
         <w:ind w:left="720" w:hanging="300"/>
       </w:pPr>
     </w:lvl>
-    <w:lvl w:ilvl="2" w:tplc="9BB4F5B6">
+    <w:lvl w:ilvl="2" w:tplc="B6DA7BAA">
       <w:numFmt w:val="decimal"/>
       <w:lvlText w:val=""/>
       <w:lvlJc w:val="left"/>
     </w:lvl>
-    <w:lvl w:ilvl="3" w:tplc="F14C8B70">
+    <w:lvl w:ilvl="3" w:tplc="93D84C3C">
       <w:numFmt w:val="decimal"/>
       <w:lvlText w:val=""/>
       <w:lvlJc w:val="left"/>
     </w:lvl>
-    <w:lvl w:ilvl="4" w:tplc="D4CAC466">
+    <w:lvl w:ilvl="4" w:tplc="F42E29D4">
       <w:numFmt w:val="decimal"/>
       <w:lvlText w:val=""/>
       <w:lvlJc w:val="left"/>
     </w:lvl>
-    <w:lvl w:ilvl="5" w:tplc="1CEC0158">
+    <w:lvl w:ilvl="5" w:tplc="1E1ED72E">
       <w:numFmt w:val="decimal"/>
       <w:lvlText w:val=""/>
       <w:lvlJc w:val="left"/>
     </w:lvl>
-    <w:lvl w:ilvl="6" w:tplc="DF0AFCD8">
+    <w:lvl w:ilvl="6" w:tplc="A9AA64A0">
       <w:numFmt w:val="decimal"/>
       <w:lvlText w:val=""/>
       <w:lvlJc w:val="left"/>
     </w:lvl>
-    <w:lvl w:ilvl="7" w:tplc="94FAB8CE">
+    <w:lvl w:ilvl="7" w:tplc="AD343C18">
       <w:numFmt w:val="decimal"/>
       <w:lvlText w:val=""/>
       <w:lvlJc w:val="left"/>
     </w:lvl>
-    <w:lvl w:ilvl="8" w:tplc="6CBAB9A2">
+    <w:lvl w:ilvl="8" w:tplc="F5C4E28A">
       <w:numFmt w:val="decimal"/>
       <w:lvlText w:val=""/>
       <w:lvlJc w:val="left"/>
     </w:lvl>
   </w:abstractNum>
-  <w:abstractNum w:abstractNumId="5" w15:restartNumberingAfterBreak="0">
-    <w:nsid w:val="58590E85"/>
+  <w:abstractNum w:abstractNumId="7" w15:restartNumberingAfterBreak="0">
+    <w:nsid w:val="6A0B6F61"/>
     <w:multiLevelType w:val="hybridMultilevel"/>
-    <w:tmpl w:val="8DD830F8"/>
-    <w:lvl w:ilvl="0" w:tplc="2288FEB6" w:tentative="1">
-      <w:start w:val="1"/>
-      <w:numFmt w:val="bullet"/>
-      <w:lvlText w:val="•"/>
-      <w:lvlJc w:val="left"/>
-      <w:pPr>
-        <w:ind w:left="360" w:hanging="260"/>
-      </w:pPr>
-    </w:lvl>
-    <w:lvl w:ilvl="1" w:tplc="55FCF602" w:tentative="1">
-      <w:start w:val="1"/>
-      <w:numFmt w:val="bullet"/>
-      <w:lvlText w:val="–"/>
-      <w:lvlJc w:val="left"/>
-      <w:pPr>
-        <w:ind w:left="720" w:hanging="260"/>
-      </w:pPr>
-    </w:lvl>
-    <w:lvl w:ilvl="2" w:tplc="38DCBB7C">
-      <w:numFmt w:val="decimal"/>
-      <w:lvlText w:val=""/>
-      <w:lvlJc w:val="left"/>
-    </w:lvl>
-    <w:lvl w:ilvl="3" w:tplc="08702934">
-      <w:numFmt w:val="decimal"/>
-      <w:lvlText w:val=""/>
-      <w:lvlJc w:val="left"/>
-    </w:lvl>
-    <w:lvl w:ilvl="4" w:tplc="0FC8DA42">
-      <w:numFmt w:val="decimal"/>
-      <w:lvlText w:val=""/>
-      <w:lvlJc w:val="left"/>
-    </w:lvl>
-    <w:lvl w:ilvl="5" w:tplc="B502ABB6">
-      <w:numFmt w:val="decimal"/>
-      <w:lvlText w:val=""/>
-      <w:lvlJc w:val="left"/>
-    </w:lvl>
-    <w:lvl w:ilvl="6" w:tplc="12C687EE">
-      <w:numFmt w:val="decimal"/>
-      <w:lvlText w:val=""/>
-      <w:lvlJc w:val="left"/>
-    </w:lvl>
-    <w:lvl w:ilvl="7" w:tplc="2190F6E0">
-      <w:numFmt w:val="decimal"/>
-      <w:lvlText w:val=""/>
-      <w:lvlJc w:val="left"/>
-    </w:lvl>
-    <w:lvl w:ilvl="8" w:tplc="B2AACE18">
-      <w:numFmt w:val="decimal"/>
-      <w:lvlText w:val=""/>
-      <w:lvlJc w:val="left"/>
-    </w:lvl>
-  </w:abstractNum>
-  <w:abstractNum w:abstractNumId="6" w15:restartNumberingAfterBreak="0">
-    <w:nsid w:val="5A40135B"/>
-    <w:multiLevelType w:val="hybridMultilevel"/>
-    <w:tmpl w:val="66AC5CB6"/>
-    <w:lvl w:ilvl="0" w:tplc="13982F10" w:tentative="1">
-      <w:start w:val="1"/>
-      <w:numFmt w:val="bullet"/>
-      <w:lvlText w:val="●"/>
-      <w:lvlJc w:val="left"/>
-      <w:pPr>
-        <w:ind w:left="720" w:hanging="360"/>
-      </w:pPr>
-    </w:lvl>
-    <w:lvl w:ilvl="1" w:tplc="EE9EBFBA" w:tentative="1">
-      <w:start w:val="1"/>
-      <w:numFmt w:val="bullet"/>
-      <w:lvlText w:val="○"/>
-      <w:lvlJc w:val="left"/>
-      <w:pPr>
-        <w:ind w:left="1440" w:hanging="360"/>
-      </w:pPr>
-    </w:lvl>
-    <w:lvl w:ilvl="2" w:tplc="BF6E5802" w:tentative="1">
-      <w:start w:val="1"/>
-      <w:numFmt w:val="bullet"/>
-      <w:lvlText w:val="■"/>
-      <w:lvlJc w:val="left"/>
-      <w:pPr>
-        <w:ind w:left="2160" w:hanging="360"/>
-      </w:pPr>
-    </w:lvl>
-    <w:lvl w:ilvl="3" w:tplc="B5B09900" w:tentative="1">
-      <w:start w:val="1"/>
-      <w:numFmt w:val="bullet"/>
-      <w:lvlText w:val="●"/>
-      <w:lvlJc w:val="left"/>
-      <w:pPr>
-        <w:ind w:left="2880" w:hanging="360"/>
-      </w:pPr>
-    </w:lvl>
-    <w:lvl w:ilvl="4" w:tplc="297CC61A" w:tentative="1">
-      <w:start w:val="1"/>
-      <w:numFmt w:val="bullet"/>
-      <w:lvlText w:val="○"/>
-      <w:lvlJc w:val="left"/>
-      <w:pPr>
-        <w:ind w:left="3600" w:hanging="360"/>
-      </w:pPr>
-    </w:lvl>
-    <w:lvl w:ilvl="5" w:tplc="4C40C4AC" w:tentative="1">
-      <w:start w:val="1"/>
-      <w:numFmt w:val="bullet"/>
-      <w:lvlText w:val="■"/>
-      <w:lvlJc w:val="left"/>
-      <w:pPr>
-        <w:ind w:left="4320" w:hanging="360"/>
-      </w:pPr>
-    </w:lvl>
-    <w:lvl w:ilvl="6" w:tplc="914805BC" w:tentative="1">
-      <w:start w:val="1"/>
-      <w:numFmt w:val="bullet"/>
-      <w:lvlText w:val="●"/>
-      <w:lvlJc w:val="left"/>
-      <w:pPr>
-        <w:ind w:left="5040" w:hanging="360"/>
-      </w:pPr>
-    </w:lvl>
-    <w:lvl w:ilvl="7" w:tplc="7E76DD02" w:tentative="1">
-      <w:start w:val="1"/>
-      <w:numFmt w:val="bullet"/>
-      <w:lvlText w:val="●"/>
-      <w:lvlJc w:val="left"/>
-      <w:pPr>
-        <w:ind w:left="5760" w:hanging="360"/>
-      </w:pPr>
-    </w:lvl>
-    <w:lvl w:ilvl="8" w:tplc="0EE4A296" w:tentative="1">
-      <w:start w:val="1"/>
-      <w:numFmt w:val="bullet"/>
-      <w:lvlText w:val="●"/>
-      <w:lvlJc w:val="left"/>
-      <w:pPr>
-        <w:ind w:left="6480" w:hanging="360"/>
-      </w:pPr>
-    </w:lvl>
-  </w:abstractNum>
-  <w:abstractNum w:abstractNumId="7" w15:restartNumberingAfterBreak="0">
-    <w:nsid w:val="76236115"/>
-    <w:multiLevelType w:val="hybridMultilevel"/>
-    <w:tmpl w:val="4656A032"/>
-    <w:lvl w:ilvl="0" w:tplc="41B67044">
+    <w:tmpl w:val="3672008E"/>
+    <w:lvl w:ilvl="0" w:tplc="9D7062F4">
       <w:start w:val="1"/>
       <w:numFmt w:val="decimal"/>
       <w:lvlText w:val="%1."/>
@@ -5496,7 +5496,7 @@
         <w:ind w:left="360" w:hanging="300"/>
       </w:pPr>
     </w:lvl>
-    <w:lvl w:ilvl="1" w:tplc="4B74FEA4" w:tentative="1">
+    <w:lvl w:ilvl="1" w:tplc="ACD875A8" w:tentative="1">
       <w:start w:val="1"/>
       <w:numFmt w:val="lowerLetter"/>
       <w:lvlText w:val="%2."/>
@@ -5505,47 +5505,47 @@
         <w:ind w:left="720" w:hanging="300"/>
       </w:pPr>
     </w:lvl>
-    <w:lvl w:ilvl="2" w:tplc="824C0A92">
+    <w:lvl w:ilvl="2" w:tplc="342E4486">
       <w:numFmt w:val="decimal"/>
       <w:lvlText w:val=""/>
       <w:lvlJc w:val="left"/>
     </w:lvl>
-    <w:lvl w:ilvl="3" w:tplc="D0480F14">
+    <w:lvl w:ilvl="3" w:tplc="41A6DDC8">
       <w:numFmt w:val="decimal"/>
       <w:lvlText w:val=""/>
       <w:lvlJc w:val="left"/>
     </w:lvl>
-    <w:lvl w:ilvl="4" w:tplc="CDB63D64">
+    <w:lvl w:ilvl="4" w:tplc="C3C03AC8">
       <w:numFmt w:val="decimal"/>
       <w:lvlText w:val=""/>
       <w:lvlJc w:val="left"/>
     </w:lvl>
-    <w:lvl w:ilvl="5" w:tplc="89F86430">
+    <w:lvl w:ilvl="5" w:tplc="5EF0A166">
       <w:numFmt w:val="decimal"/>
       <w:lvlText w:val=""/>
       <w:lvlJc w:val="left"/>
     </w:lvl>
-    <w:lvl w:ilvl="6" w:tplc="0D5E444C">
+    <w:lvl w:ilvl="6" w:tplc="45DC9B5C">
       <w:numFmt w:val="decimal"/>
       <w:lvlText w:val=""/>
       <w:lvlJc w:val="left"/>
     </w:lvl>
-    <w:lvl w:ilvl="7" w:tplc="73A84EBA">
+    <w:lvl w:ilvl="7" w:tplc="9154CBCE">
       <w:numFmt w:val="decimal"/>
       <w:lvlText w:val=""/>
       <w:lvlJc w:val="left"/>
     </w:lvl>
-    <w:lvl w:ilvl="8" w:tplc="A59E2100">
+    <w:lvl w:ilvl="8" w:tplc="1936A2AE">
       <w:numFmt w:val="decimal"/>
       <w:lvlText w:val=""/>
       <w:lvlJc w:val="left"/>
     </w:lvl>
   </w:abstractNum>
   <w:abstractNum w:abstractNumId="8" w15:restartNumberingAfterBreak="0">
-    <w:nsid w:val="7E461200"/>
+    <w:nsid w:val="70D73D2D"/>
     <w:multiLevelType w:val="hybridMultilevel"/>
-    <w:tmpl w:val="7BFC0CA8"/>
-    <w:lvl w:ilvl="0" w:tplc="DC8218EA">
+    <w:tmpl w:val="4E5A5584"/>
+    <w:lvl w:ilvl="0" w:tplc="FD0E87E2">
       <w:start w:val="1"/>
       <w:numFmt w:val="decimal"/>
       <w:lvlText w:val="%1."/>
@@ -5554,7 +5554,7 @@
         <w:ind w:left="360" w:hanging="300"/>
       </w:pPr>
     </w:lvl>
-    <w:lvl w:ilvl="1" w:tplc="1938CCA2" w:tentative="1">
+    <w:lvl w:ilvl="1" w:tplc="921E20D2" w:tentative="1">
       <w:start w:val="1"/>
       <w:numFmt w:val="lowerLetter"/>
       <w:lvlText w:val="%2."/>
@@ -5563,86 +5563,86 @@
         <w:ind w:left="720" w:hanging="300"/>
       </w:pPr>
     </w:lvl>
-    <w:lvl w:ilvl="2" w:tplc="19D211AC">
+    <w:lvl w:ilvl="2" w:tplc="87B6C198">
       <w:numFmt w:val="decimal"/>
       <w:lvlText w:val=""/>
       <w:lvlJc w:val="left"/>
     </w:lvl>
-    <w:lvl w:ilvl="3" w:tplc="414C81FE">
+    <w:lvl w:ilvl="3" w:tplc="87681BB0">
       <w:numFmt w:val="decimal"/>
       <w:lvlText w:val=""/>
       <w:lvlJc w:val="left"/>
     </w:lvl>
-    <w:lvl w:ilvl="4" w:tplc="71E4D02C">
+    <w:lvl w:ilvl="4" w:tplc="8AD0D402">
       <w:numFmt w:val="decimal"/>
       <w:lvlText w:val=""/>
       <w:lvlJc w:val="left"/>
     </w:lvl>
-    <w:lvl w:ilvl="5" w:tplc="C978B7A8">
+    <w:lvl w:ilvl="5" w:tplc="C96CABD8">
       <w:numFmt w:val="decimal"/>
       <w:lvlText w:val=""/>
       <w:lvlJc w:val="left"/>
     </w:lvl>
-    <w:lvl w:ilvl="6" w:tplc="23A600C2">
+    <w:lvl w:ilvl="6" w:tplc="ED7EA130">
       <w:numFmt w:val="decimal"/>
       <w:lvlText w:val=""/>
       <w:lvlJc w:val="left"/>
     </w:lvl>
-    <w:lvl w:ilvl="7" w:tplc="5FB28C2A">
+    <w:lvl w:ilvl="7" w:tplc="48CE7C1E">
       <w:numFmt w:val="decimal"/>
       <w:lvlText w:val=""/>
       <w:lvlJc w:val="left"/>
     </w:lvl>
-    <w:lvl w:ilvl="8" w:tplc="AC4A02A2">
+    <w:lvl w:ilvl="8" w:tplc="22404808">
       <w:numFmt w:val="decimal"/>
       <w:lvlText w:val=""/>
       <w:lvlJc w:val="left"/>
     </w:lvl>
   </w:abstractNum>
-  <w:num w:numId="1" w16cid:durableId="687218685">
+  <w:num w:numId="1" w16cid:durableId="1866481946">
+    <w:abstractNumId w:val="3"/>
+    <w:lvlOverride w:ilvl="0">
+      <w:startOverride w:val="1"/>
+    </w:lvlOverride>
+  </w:num>
+  <w:num w:numId="2" w16cid:durableId="591475299">
+    <w:abstractNumId w:val="1"/>
+    <w:lvlOverride w:ilvl="0">
+      <w:startOverride w:val="1"/>
+    </w:lvlOverride>
+  </w:num>
+  <w:num w:numId="3" w16cid:durableId="483401094">
     <w:abstractNumId w:val="6"/>
     <w:lvlOverride w:ilvl="0">
       <w:startOverride w:val="1"/>
     </w:lvlOverride>
   </w:num>
-  <w:num w:numId="2" w16cid:durableId="1283027335">
+  <w:num w:numId="4" w16cid:durableId="1418945943">
     <w:abstractNumId w:val="8"/>
     <w:lvlOverride w:ilvl="0">
       <w:startOverride w:val="1"/>
     </w:lvlOverride>
   </w:num>
-  <w:num w:numId="3" w16cid:durableId="115636917">
+  <w:num w:numId="5" w16cid:durableId="621109906">
     <w:abstractNumId w:val="2"/>
     <w:lvlOverride w:ilvl="0">
       <w:startOverride w:val="1"/>
     </w:lvlOverride>
   </w:num>
-  <w:num w:numId="4" w16cid:durableId="1588539102">
-    <w:abstractNumId w:val="4"/>
+  <w:num w:numId="6" w16cid:durableId="279118046">
+    <w:abstractNumId w:val="0"/>
     <w:lvlOverride w:ilvl="0">
       <w:startOverride w:val="1"/>
     </w:lvlOverride>
   </w:num>
-  <w:num w:numId="5" w16cid:durableId="758526629">
-    <w:abstractNumId w:val="1"/>
-    <w:lvlOverride w:ilvl="0">
-      <w:startOverride w:val="1"/>
-    </w:lvlOverride>
-  </w:num>
-  <w:num w:numId="6" w16cid:durableId="1166286479">
+  <w:num w:numId="7" w16cid:durableId="1353336923">
     <w:abstractNumId w:val="7"/>
     <w:lvlOverride w:ilvl="0">
       <w:startOverride w:val="1"/>
     </w:lvlOverride>
   </w:num>
-  <w:num w:numId="7" w16cid:durableId="2096246355">
-    <w:abstractNumId w:val="0"/>
-    <w:lvlOverride w:ilvl="0">
-      <w:startOverride w:val="1"/>
-    </w:lvlOverride>
-  </w:num>
-  <w:num w:numId="8" w16cid:durableId="71508322">
-    <w:abstractNumId w:val="3"/>
+  <w:num w:numId="8" w16cid:durableId="1054814649">
+    <w:abstractNumId w:val="4"/>
     <w:lvlOverride w:ilvl="0">
       <w:startOverride w:val="1"/>
     </w:lvlOverride>
@@ -6323,7 +6323,7 @@
     <w:autoRedefine/>
     <w:uiPriority w:val="39"/>
     <w:unhideWhenUsed/>
-    <w:rsid w:val="007E50F1"/>
+    <w:rsid w:val="007E7EA9"/>
     <w:pPr>
       <w:spacing w:after="100"/>
     </w:pPr>

--- a/discoverer-neo/docs/user-guide/manual/Discoverer-Neo-USER-Guide-Quick-en.docx
+++ b/discoverer-neo/docs/user-guide/manual/Discoverer-Neo-USER-Guide-Quick-en.docx
@@ -54,7 +54,7 @@
           <w:sz w:val="22"/>
           <w:szCs w:val="22"/>
         </w:rPr>
-        <w:t>Version 2.1.0</w:t>
+        <w:t>Version 2.1.1</w:t>
       </w:r>
     </w:p>
     <w:p>
@@ -74,7 +74,7 @@
     <w:sdt>
       <w:sdtPr>
         <w:alias w:val="Contents"/>
-        <w:id w:val="785235860"/>
+        <w:id w:val="578958555"/>
       </w:sdtPr>
       <w:sdtEndPr/>
       <w:sdtContent>
@@ -102,7 +102,7 @@
           <w:r>
             <w:fldChar w:fldCharType="separate"/>
           </w:r>
-          <w:hyperlink w:anchor="_Toc241745844" w:history="1">
+          <w:hyperlink w:anchor="_Toc241748684" w:history="1">
             <w:r>
               <w:rPr>
                 <w:rStyle w:val="Hiperligao"/>
@@ -126,7 +126,7 @@
               <w:rPr>
                 <w:noProof/>
               </w:rPr>
-              <w:instrText xml:space="preserve"> PAGEREF _Toc241745844 \h </w:instrText>
+              <w:instrText xml:space="preserve"> PAGEREF _Toc241748684 \h </w:instrText>
             </w:r>
             <w:r>
               <w:rPr>
@@ -168,7 +168,7 @@
               <w14:ligatures w14:val="standardContextual"/>
             </w:rPr>
           </w:pPr>
-          <w:hyperlink w:anchor="_Toc241745845" w:history="1">
+          <w:hyperlink w:anchor="_Toc241748685" w:history="1">
             <w:r>
               <w:rPr>
                 <w:rStyle w:val="Hiperligao"/>
@@ -192,7 +192,7 @@
               <w:rPr>
                 <w:noProof/>
               </w:rPr>
-              <w:instrText xml:space="preserve"> PAGEREF _Toc241745845 \h </w:instrText>
+              <w:instrText xml:space="preserve"> PAGEREF _Toc241748685 \h </w:instrText>
             </w:r>
             <w:r>
               <w:rPr>
@@ -234,7 +234,7 @@
               <w14:ligatures w14:val="standardContextual"/>
             </w:rPr>
           </w:pPr>
-          <w:hyperlink w:anchor="_Toc241745846" w:history="1">
+          <w:hyperlink w:anchor="_Toc241748686" w:history="1">
             <w:r>
               <w:rPr>
                 <w:rStyle w:val="Hiperligao"/>
@@ -258,7 +258,7 @@
               <w:rPr>
                 <w:noProof/>
               </w:rPr>
-              <w:instrText xml:space="preserve"> PAGEREF _Toc241745846 \h </w:instrText>
+              <w:instrText xml:space="preserve"> PAGEREF _Toc241748686 \h </w:instrText>
             </w:r>
             <w:r>
               <w:rPr>
@@ -300,7 +300,7 @@
               <w14:ligatures w14:val="standardContextual"/>
             </w:rPr>
           </w:pPr>
-          <w:hyperlink w:anchor="_Toc241745847" w:history="1">
+          <w:hyperlink w:anchor="_Toc241748687" w:history="1">
             <w:r>
               <w:rPr>
                 <w:rStyle w:val="Hiperligao"/>
@@ -324,7 +324,7 @@
               <w:rPr>
                 <w:noProof/>
               </w:rPr>
-              <w:instrText xml:space="preserve"> PAGEREF _Toc241745847 \h </w:instrText>
+              <w:instrText xml:space="preserve"> PAGEREF _Toc241748687 \h </w:instrText>
             </w:r>
             <w:r>
               <w:rPr>
@@ -366,7 +366,7 @@
               <w14:ligatures w14:val="standardContextual"/>
             </w:rPr>
           </w:pPr>
-          <w:hyperlink w:anchor="_Toc241745848" w:history="1">
+          <w:hyperlink w:anchor="_Toc241748688" w:history="1">
             <w:r>
               <w:rPr>
                 <w:rStyle w:val="Hiperligao"/>
@@ -390,7 +390,7 @@
               <w:rPr>
                 <w:noProof/>
               </w:rPr>
-              <w:instrText xml:space="preserve"> PAGEREF _Toc241745848 \h </w:instrText>
+              <w:instrText xml:space="preserve"> PAGEREF _Toc241748688 \h </w:instrText>
             </w:r>
             <w:r>
               <w:rPr>
@@ -432,7 +432,7 @@
               <w14:ligatures w14:val="standardContextual"/>
             </w:rPr>
           </w:pPr>
-          <w:hyperlink w:anchor="_Toc241745849" w:history="1">
+          <w:hyperlink w:anchor="_Toc241748689" w:history="1">
             <w:r>
               <w:rPr>
                 <w:rStyle w:val="Hiperligao"/>
@@ -456,7 +456,7 @@
               <w:rPr>
                 <w:noProof/>
               </w:rPr>
-              <w:instrText xml:space="preserve"> PAGEREF _Toc241745849 \h </w:instrText>
+              <w:instrText xml:space="preserve"> PAGEREF _Toc241748689 \h </w:instrText>
             </w:r>
             <w:r>
               <w:rPr>
@@ -498,7 +498,7 @@
               <w14:ligatures w14:val="standardContextual"/>
             </w:rPr>
           </w:pPr>
-          <w:hyperlink w:anchor="_Toc241745850" w:history="1">
+          <w:hyperlink w:anchor="_Toc241748690" w:history="1">
             <w:r>
               <w:rPr>
                 <w:rStyle w:val="Hiperligao"/>
@@ -522,7 +522,7 @@
               <w:rPr>
                 <w:noProof/>
               </w:rPr>
-              <w:instrText xml:space="preserve"> PAGEREF _Toc241745850 \h </w:instrText>
+              <w:instrText xml:space="preserve"> PAGEREF _Toc241748690 \h </w:instrText>
             </w:r>
             <w:r>
               <w:rPr>
@@ -564,7 +564,7 @@
               <w14:ligatures w14:val="standardContextual"/>
             </w:rPr>
           </w:pPr>
-          <w:hyperlink w:anchor="_Toc241745851" w:history="1">
+          <w:hyperlink w:anchor="_Toc241748691" w:history="1">
             <w:r>
               <w:rPr>
                 <w:rStyle w:val="Hiperligao"/>
@@ -588,7 +588,7 @@
               <w:rPr>
                 <w:noProof/>
               </w:rPr>
-              <w:instrText xml:space="preserve"> PAGEREF _Toc241745851 \h </w:instrText>
+              <w:instrText xml:space="preserve"> PAGEREF _Toc241748691 \h </w:instrText>
             </w:r>
             <w:r>
               <w:rPr>
@@ -636,7 +636,7 @@
       <w:pPr>
         <w:pStyle w:val="Ttulo1"/>
       </w:pPr>
-      <w:bookmarkStart w:id="0" w:name="_Toc241745844"/>
+      <w:bookmarkStart w:id="0" w:name="_Toc241748684"/>
       <w:r>
         <w:lastRenderedPageBreak/>
         <w:t>Your role in one page</w:t>
@@ -693,7 +693,7 @@
           <w:left w:w="10" w:type="dxa"/>
           <w:right w:w="10" w:type="dxa"/>
         </w:tblCellMar>
-        <w:tblLook w:val="0000" w:firstRow="0" w:lastRow="0" w:firstColumn="0" w:lastColumn="0" w:noHBand="0" w:noVBand="0"/>
+        <w:tblLook w:val="04A0" w:firstRow="1" w:lastRow="0" w:firstColumn="1" w:lastColumn="0" w:noHBand="0" w:noVBand="1"/>
       </w:tblPr>
       <w:tblGrid>
         <w:gridCol w:w="4011"/>
@@ -1256,7 +1256,7 @@
           <w:noProof/>
         </w:rPr>
         <w:drawing>
-          <wp:inline distT="0" distB="0" distL="0" distR="0" wp14:anchorId="120AC26C" wp14:editId="41D15D76">
+          <wp:inline distT="0" distB="0" distL="0" distR="0" wp14:anchorId="63A41816" wp14:editId="293CF283">
             <wp:extent cx="5715000" cy="3571875"/>
             <wp:effectExtent l="0" t="0" r="0" b="0"/>
             <wp:docPr id="349" name="01-login.png" descr="The sign-in page with Email, Password, Remember me and the Sign in button." title="The sign-in page with Email, Password, Remember me and the Sign in button."/>
@@ -1309,7 +1309,7 @@
         <w:pStyle w:val="Ttulo1"/>
         <w:pageBreakBefore/>
       </w:pPr>
-      <w:bookmarkStart w:id="1" w:name="_Toc241745845"/>
+      <w:bookmarkStart w:id="1" w:name="_Toc241748685"/>
       <w:r>
         <w:lastRenderedPageBreak/>
         <w:t>Dashboard</w:t>
@@ -1332,7 +1332,7 @@
           <w:noProof/>
         </w:rPr>
         <w:drawing>
-          <wp:inline distT="0" distB="0" distL="0" distR="0" wp14:anchorId="17FB4280" wp14:editId="1D32D8AE">
+          <wp:inline distT="0" distB="0" distL="0" distR="0" wp14:anchorId="2230625C" wp14:editId="353A23F0">
             <wp:extent cx="5715000" cy="3571875"/>
             <wp:effectExtent l="0" t="0" r="0" b="0"/>
             <wp:docPr id="350" name="45-dashboard.png" descr="The dashboard with summary cards and the Recent Maps list." title="The dashboard with summary cards and the Recent Maps list."/>
@@ -1484,7 +1484,7 @@
         <w:pStyle w:val="Ttulo1"/>
         <w:pageBreakBefore/>
       </w:pPr>
-      <w:bookmarkStart w:id="2" w:name="_Toc241745846"/>
+      <w:bookmarkStart w:id="2" w:name="_Toc241748686"/>
       <w:r>
         <w:lastRenderedPageBreak/>
         <w:t>Maps</w:t>
@@ -1537,7 +1537,7 @@
           <w:noProof/>
         </w:rPr>
         <w:drawing>
-          <wp:inline distT="0" distB="0" distL="0" distR="0" wp14:anchorId="42AF5D2F" wp14:editId="5C96A2F9">
+          <wp:inline distT="0" distB="0" distL="0" distR="0" wp14:anchorId="128170BA" wp14:editId="0ACE4E70">
             <wp:extent cx="5715000" cy="3429000"/>
             <wp:effectExtent l="0" t="0" r="0" b="0"/>
             <wp:docPr id="351" name="03-maps-mine.png" descr="The Maps list, Mine tab, showing the action icons on the map row." title="The Maps list, Mine tab, showing the action icons on the map row."/>
@@ -1690,7 +1690,7 @@
           <w:left w:w="10" w:type="dxa"/>
           <w:right w:w="10" w:type="dxa"/>
         </w:tblCellMar>
-        <w:tblLook w:val="0000" w:firstRow="0" w:lastRow="0" w:firstColumn="0" w:lastColumn="0" w:noHBand="0" w:noVBand="0"/>
+        <w:tblLook w:val="04A0" w:firstRow="1" w:lastRow="0" w:firstColumn="1" w:lastColumn="0" w:noHBand="0" w:noVBand="1"/>
       </w:tblPr>
       <w:tblGrid>
         <w:gridCol w:w="4513"/>
@@ -2218,7 +2218,7 @@
         <w:pStyle w:val="Ttulo1"/>
         <w:pageBreakBefore/>
       </w:pPr>
-      <w:bookmarkStart w:id="3" w:name="_Toc241745847"/>
+      <w:bookmarkStart w:id="3" w:name="_Toc241748687"/>
       <w:r>
         <w:lastRenderedPageBreak/>
         <w:t>Run and export</w:t>
@@ -2241,7 +2241,7 @@
           <w:noProof/>
         </w:rPr>
         <w:drawing>
-          <wp:inline distT="0" distB="0" distL="0" distR="0" wp14:anchorId="19F70E90" wp14:editId="35F67791">
+          <wp:inline distT="0" distB="0" distL="0" distR="0" wp14:anchorId="27A3E160" wp14:editId="5509ECAD">
             <wp:extent cx="5715000" cy="3571875"/>
             <wp:effectExtent l="0" t="0" r="0" b="0"/>
             <wp:docPr id="352" name="25-viewer-results.png" descr="The map viewer after a completed run, with the results grid and export buttons." title="The map viewer after a completed run, with the results grid and export buttons."/>
@@ -2444,7 +2444,7 @@
           <w:left w:w="10" w:type="dxa"/>
           <w:right w:w="10" w:type="dxa"/>
         </w:tblCellMar>
-        <w:tblLook w:val="0000" w:firstRow="0" w:lastRow="0" w:firstColumn="0" w:lastColumn="0" w:noHBand="0" w:noVBand="0"/>
+        <w:tblLook w:val="04A0" w:firstRow="1" w:lastRow="0" w:firstColumn="1" w:lastColumn="0" w:noHBand="0" w:noVBand="1"/>
       </w:tblPr>
       <w:tblGrid>
         <w:gridCol w:w="4513"/>
@@ -2770,7 +2770,7 @@
         <w:pStyle w:val="Ttulo1"/>
         <w:pageBreakBefore/>
       </w:pPr>
-      <w:bookmarkStart w:id="4" w:name="_Toc241745848"/>
+      <w:bookmarkStart w:id="4" w:name="_Toc241748688"/>
       <w:r>
         <w:lastRenderedPageBreak/>
         <w:t>Build and edit a map</w:t>
@@ -2793,7 +2793,7 @@
           <w:noProof/>
         </w:rPr>
         <w:drawing>
-          <wp:inline distT="0" distB="0" distL="0" distR="0" wp14:anchorId="4B55B391" wp14:editId="31D69CDD">
+          <wp:inline distT="0" distB="0" distL="0" distR="0" wp14:anchorId="78C989A7" wp14:editId="66B2BF94">
             <wp:extent cx="5715000" cy="3571875"/>
             <wp:effectExtent l="0" t="0" r="0" b="0"/>
             <wp:docPr id="353" name="05-builder-overview.png" descr="The map builder with the Business Areas tree, the columns canvas and the Properties panel." title="The map builder with the Business Areas tree, the columns canvas and the Properties panel."/>
@@ -3006,7 +3006,7 @@
           <w:left w:w="10" w:type="dxa"/>
           <w:right w:w="10" w:type="dxa"/>
         </w:tblCellMar>
-        <w:tblLook w:val="0000" w:firstRow="0" w:lastRow="0" w:firstColumn="0" w:lastColumn="0" w:noHBand="0" w:noVBand="0"/>
+        <w:tblLook w:val="04A0" w:firstRow="1" w:lastRow="0" w:firstColumn="1" w:lastColumn="0" w:noHBand="0" w:noVBand="1"/>
       </w:tblPr>
       <w:tblGrid>
         <w:gridCol w:w="4513"/>
@@ -3455,7 +3455,7 @@
         <w:pStyle w:val="Ttulo1"/>
         <w:pageBreakBefore/>
       </w:pPr>
-      <w:bookmarkStart w:id="5" w:name="_Toc241745849"/>
+      <w:bookmarkStart w:id="5" w:name="_Toc241748689"/>
       <w:r>
         <w:lastRenderedPageBreak/>
         <w:t>Runs and Exports</w:t>
@@ -3495,7 +3495,7 @@
           <w:noProof/>
         </w:rPr>
         <w:drawing>
-          <wp:inline distT="0" distB="0" distL="0" distR="0" wp14:anchorId="114CA64D" wp14:editId="44948D8C">
+          <wp:inline distT="0" distB="0" distL="0" distR="0" wp14:anchorId="726C90F7" wp14:editId="4A024BC4">
             <wp:extent cx="5715000" cy="3571875"/>
             <wp:effectExtent l="0" t="0" r="0" b="0"/>
             <wp:docPr id="354" name="41-runs.png" descr="The Runs page with filters and the table of runs and their export buttons." title="The Runs page with filters and the table of runs and their export buttons."/>
@@ -3705,7 +3705,7 @@
           <w:left w:w="10" w:type="dxa"/>
           <w:right w:w="10" w:type="dxa"/>
         </w:tblCellMar>
-        <w:tblLook w:val="0000" w:firstRow="0" w:lastRow="0" w:firstColumn="0" w:lastColumn="0" w:noHBand="0" w:noVBand="0"/>
+        <w:tblLook w:val="04A0" w:firstRow="1" w:lastRow="0" w:firstColumn="1" w:lastColumn="0" w:noHBand="0" w:noVBand="1"/>
       </w:tblPr>
       <w:tblGrid>
         <w:gridCol w:w="4513"/>
@@ -3996,7 +3996,7 @@
         </w:rPr>
         <w:lastRenderedPageBreak/>
         <w:drawing>
-          <wp:inline distT="0" distB="0" distL="0" distR="0" wp14:anchorId="120708D5" wp14:editId="32EA861B">
+          <wp:inline distT="0" distB="0" distL="0" distR="0" wp14:anchorId="552177BE" wp14:editId="7FFB902F">
             <wp:extent cx="5715000" cy="3571875"/>
             <wp:effectExtent l="0" t="0" r="0" b="0"/>
             <wp:docPr id="355" name="44-exports.png" descr="The Exports page listing export jobs with a Download button on finished ones." title="The Exports page listing export jobs with a Download button on finished ones."/>
@@ -4049,7 +4049,7 @@
         <w:pStyle w:val="Ttulo1"/>
         <w:pageBreakBefore/>
       </w:pPr>
-      <w:bookmarkStart w:id="6" w:name="_Toc241745850"/>
+      <w:bookmarkStart w:id="6" w:name="_Toc241748690"/>
       <w:r>
         <w:lastRenderedPageBreak/>
         <w:t>Schedules</w:t>
@@ -4072,7 +4072,7 @@
           <w:noProof/>
         </w:rPr>
         <w:drawing>
-          <wp:inline distT="0" distB="0" distL="0" distR="0" wp14:anchorId="6A279285" wp14:editId="0B2CFAEC">
+          <wp:inline distT="0" distB="0" distL="0" distR="0" wp14:anchorId="70D744F2" wp14:editId="0D7CEB15">
             <wp:extent cx="3743325" cy="4676775"/>
             <wp:effectExtent l="0" t="0" r="0" b="0"/>
             <wp:docPr id="356" name="32-schedule-new-dialog.png" descr="The New Schedule dialog with map, name, frequency, timezone and output format." title="The New Schedule dialog with map, name, frequency, timezone and output format."/>
@@ -4358,7 +4358,7 @@
           <w:left w:w="10" w:type="dxa"/>
           <w:right w:w="10" w:type="dxa"/>
         </w:tblCellMar>
-        <w:tblLook w:val="0000" w:firstRow="0" w:lastRow="0" w:firstColumn="0" w:lastColumn="0" w:noHBand="0" w:noVBand="0"/>
+        <w:tblLook w:val="04A0" w:firstRow="1" w:lastRow="0" w:firstColumn="1" w:lastColumn="0" w:noHBand="0" w:noVBand="1"/>
       </w:tblPr>
       <w:tblGrid>
         <w:gridCol w:w="4513"/>
@@ -4699,7 +4699,7 @@
         <w:pStyle w:val="Ttulo1"/>
         <w:pageBreakBefore/>
       </w:pPr>
-      <w:bookmarkStart w:id="7" w:name="_Toc241745851"/>
+      <w:bookmarkStart w:id="7" w:name="_Toc241748691"/>
       <w:r>
         <w:lastRenderedPageBreak/>
         <w:t>Settings</w:t>
@@ -4732,7 +4732,7 @@
           <w:noProof/>
         </w:rPr>
         <w:drawing>
-          <wp:inline distT="0" distB="0" distL="0" distR="0" wp14:anchorId="57A2D3D9" wp14:editId="1CA61ACE">
+          <wp:inline distT="0" distB="0" distL="0" distR="0" wp14:anchorId="0C533F27" wp14:editId="70AA6952">
             <wp:extent cx="5715000" cy="3571875"/>
             <wp:effectExtent l="0" t="0" r="0" b="0"/>
             <wp:docPr id="357" name="04-settings.png" descr="The Settings page with the Language, Theme and Color palette cards." title="The Settings page with the Language, Theme and Color palette cards."/>
@@ -5041,7 +5041,7 @@
         <w:sz w:val="16"/>
         <w:szCs w:val="16"/>
       </w:rPr>
-      <w:t>Discoverer Neo 2.1.0 · Quick guide · USER</w:t>
+      <w:t>Discoverer Neo 2.1.1 · Quick guide · USER</w:t>
     </w:r>
   </w:p>
 </w:hdr>
@@ -5050,10 +5050,10 @@
 <file path=word/numbering.xml><?xml version="1.0" encoding="utf-8"?>
 <w:numbering xmlns:wpc="http://schemas.microsoft.com/office/word/2010/wordprocessingCanvas" xmlns:cx="http://schemas.microsoft.com/office/drawing/2014/chartex" xmlns:cx1="http://schemas.microsoft.com/office/drawing/2015/9/8/chartex" xmlns:cx2="http://schemas.microsoft.com/office/drawing/2015/10/21/chartex" xmlns:cx3="http://schemas.microsoft.com/office/drawing/2016/5/9/chartex" xmlns:cx4="http://schemas.microsoft.com/office/drawing/2016/5/10/chartex" xmlns:cx5="http://schemas.microsoft.com/office/drawing/2016/5/11/chartex" xmlns:cx6="http://schemas.microsoft.com/office/drawing/2016/5/12/chartex" xmlns:cx7="http://schemas.microsoft.com/office/drawing/2016/5/13/chartex" xmlns:cx8="http://schemas.microsoft.com/office/drawing/2016/5/14/chartex" xmlns:mc="http://schemas.openxmlformats.org/markup-compatibility/2006" xmlns:aink="http://schemas.microsoft.com/office/drawing/2016/ink" xmlns:am3d="http://schemas.microsoft.com/office/drawing/2017/model3d" xmlns:o="urn:schemas-microsoft-com:office:office" xmlns:oel="http://schemas.microsoft.com/office/2019/extlst" xmlns:r="http://schemas.openxmlformats.org/officeDocument/2006/relationships" xmlns:m="http://schemas.openxmlformats.org/officeDocument/2006/math" xmlns:v="urn:schemas-microsoft-com:vml" xmlns:wp14="http://schemas.microsoft.com/office/word/2010/wordprocessingDrawing" xmlns:wp="http://schemas.openxmlformats.org/drawingml/2006/wordprocessingDrawing" xmlns:w10="urn:schemas-microsoft-com:office:word" xmlns:w="http://schemas.openxmlformats.org/wordprocessingml/2006/main" xmlns:w14="http://schemas.microsoft.com/office/word/2010/wordml" xmlns:w15="http://schemas.microsoft.com/office/word/2012/wordml" xmlns:w16cex="http://schemas.microsoft.com/office/word/2018/wordml/cex" xmlns:w16cid="http://schemas.microsoft.com/office/word/2016/wordml/cid" xmlns:w16="http://schemas.microsoft.com/office/word/2018/wordml" xmlns:w16sdtdh="http://schemas.microsoft.com/office/word/2020/wordml/sdtdatahash" xmlns:w16se="http://schemas.microsoft.com/office/word/2015/wordml/symex" xmlns:wpg="http://schemas.microsoft.com/office/word/2010/wordprocessingGroup" xmlns:wpi="http://schemas.microsoft.com/office/word/2010/wordprocessingInk" xmlns:wne="http://schemas.microsoft.com/office/word/2006/wordml" xmlns:wps="http://schemas.microsoft.com/office/word/2010/wordprocessingShape" mc:Ignorable="w14 w15 w16se w16cid w16 w16cex w16sdtdh wp14">
   <w:abstractNum w:abstractNumId="0" w15:restartNumberingAfterBreak="0">
-    <w:nsid w:val="1B636CC6"/>
+    <w:nsid w:val="07E769E7"/>
     <w:multiLevelType w:val="hybridMultilevel"/>
-    <w:tmpl w:val="8B70B01A"/>
-    <w:lvl w:ilvl="0" w:tplc="56789766">
+    <w:tmpl w:val="05562956"/>
+    <w:lvl w:ilvl="0" w:tplc="5254D1F0">
       <w:start w:val="1"/>
       <w:numFmt w:val="decimal"/>
       <w:lvlText w:val="%1."/>
@@ -5062,7 +5062,7 @@
         <w:ind w:left="360" w:hanging="300"/>
       </w:pPr>
     </w:lvl>
-    <w:lvl w:ilvl="1" w:tplc="AAAC0EA2" w:tentative="1">
+    <w:lvl w:ilvl="1" w:tplc="7D860244" w:tentative="1">
       <w:start w:val="1"/>
       <w:numFmt w:val="lowerLetter"/>
       <w:lvlText w:val="%2."/>
@@ -5071,47 +5071,133 @@
         <w:ind w:left="720" w:hanging="300"/>
       </w:pPr>
     </w:lvl>
-    <w:lvl w:ilvl="2" w:tplc="990AB846">
+    <w:lvl w:ilvl="2" w:tplc="4786770A">
       <w:numFmt w:val="decimal"/>
       <w:lvlText w:val=""/>
       <w:lvlJc w:val="left"/>
     </w:lvl>
-    <w:lvl w:ilvl="3" w:tplc="C3041496">
+    <w:lvl w:ilvl="3" w:tplc="5B88F080">
       <w:numFmt w:val="decimal"/>
       <w:lvlText w:val=""/>
       <w:lvlJc w:val="left"/>
     </w:lvl>
-    <w:lvl w:ilvl="4" w:tplc="40D6D2FE">
+    <w:lvl w:ilvl="4" w:tplc="1390E96C">
       <w:numFmt w:val="decimal"/>
       <w:lvlText w:val=""/>
       <w:lvlJc w:val="left"/>
     </w:lvl>
-    <w:lvl w:ilvl="5" w:tplc="07FA50BA">
+    <w:lvl w:ilvl="5" w:tplc="66A4413C">
       <w:numFmt w:val="decimal"/>
       <w:lvlText w:val=""/>
       <w:lvlJc w:val="left"/>
     </w:lvl>
-    <w:lvl w:ilvl="6" w:tplc="7F3CA870">
+    <w:lvl w:ilvl="6" w:tplc="08D89DAE">
       <w:numFmt w:val="decimal"/>
       <w:lvlText w:val=""/>
       <w:lvlJc w:val="left"/>
     </w:lvl>
-    <w:lvl w:ilvl="7" w:tplc="5AA84FAC">
+    <w:lvl w:ilvl="7" w:tplc="837254C6">
       <w:numFmt w:val="decimal"/>
       <w:lvlText w:val=""/>
       <w:lvlJc w:val="left"/>
     </w:lvl>
-    <w:lvl w:ilvl="8" w:tplc="DE785836">
+    <w:lvl w:ilvl="8" w:tplc="96969550">
       <w:numFmt w:val="decimal"/>
       <w:lvlText w:val=""/>
       <w:lvlJc w:val="left"/>
     </w:lvl>
   </w:abstractNum>
   <w:abstractNum w:abstractNumId="1" w15:restartNumberingAfterBreak="0">
-    <w:nsid w:val="32FB7EA5"/>
+    <w:nsid w:val="10BF2025"/>
     <w:multiLevelType w:val="hybridMultilevel"/>
-    <w:tmpl w:val="87BA75D4"/>
-    <w:lvl w:ilvl="0" w:tplc="B4687C6A">
+    <w:tmpl w:val="D19E1A5E"/>
+    <w:lvl w:ilvl="0" w:tplc="07B054D4" w:tentative="1">
+      <w:start w:val="1"/>
+      <w:numFmt w:val="bullet"/>
+      <w:lvlText w:val="●"/>
+      <w:lvlJc w:val="left"/>
+      <w:pPr>
+        <w:ind w:left="720" w:hanging="360"/>
+      </w:pPr>
+    </w:lvl>
+    <w:lvl w:ilvl="1" w:tplc="B61AACD8" w:tentative="1">
+      <w:start w:val="1"/>
+      <w:numFmt w:val="bullet"/>
+      <w:lvlText w:val="○"/>
+      <w:lvlJc w:val="left"/>
+      <w:pPr>
+        <w:ind w:left="1440" w:hanging="360"/>
+      </w:pPr>
+    </w:lvl>
+    <w:lvl w:ilvl="2" w:tplc="50F2AAAE" w:tentative="1">
+      <w:start w:val="1"/>
+      <w:numFmt w:val="bullet"/>
+      <w:lvlText w:val="■"/>
+      <w:lvlJc w:val="left"/>
+      <w:pPr>
+        <w:ind w:left="2160" w:hanging="360"/>
+      </w:pPr>
+    </w:lvl>
+    <w:lvl w:ilvl="3" w:tplc="48CE90CA" w:tentative="1">
+      <w:start w:val="1"/>
+      <w:numFmt w:val="bullet"/>
+      <w:lvlText w:val="●"/>
+      <w:lvlJc w:val="left"/>
+      <w:pPr>
+        <w:ind w:left="2880" w:hanging="360"/>
+      </w:pPr>
+    </w:lvl>
+    <w:lvl w:ilvl="4" w:tplc="2EA24806" w:tentative="1">
+      <w:start w:val="1"/>
+      <w:numFmt w:val="bullet"/>
+      <w:lvlText w:val="○"/>
+      <w:lvlJc w:val="left"/>
+      <w:pPr>
+        <w:ind w:left="3600" w:hanging="360"/>
+      </w:pPr>
+    </w:lvl>
+    <w:lvl w:ilvl="5" w:tplc="9D0EC03E" w:tentative="1">
+      <w:start w:val="1"/>
+      <w:numFmt w:val="bullet"/>
+      <w:lvlText w:val="■"/>
+      <w:lvlJc w:val="left"/>
+      <w:pPr>
+        <w:ind w:left="4320" w:hanging="360"/>
+      </w:pPr>
+    </w:lvl>
+    <w:lvl w:ilvl="6" w:tplc="99C83CA0" w:tentative="1">
+      <w:start w:val="1"/>
+      <w:numFmt w:val="bullet"/>
+      <w:lvlText w:val="●"/>
+      <w:lvlJc w:val="left"/>
+      <w:pPr>
+        <w:ind w:left="5040" w:hanging="360"/>
+      </w:pPr>
+    </w:lvl>
+    <w:lvl w:ilvl="7" w:tplc="45E6D81E" w:tentative="1">
+      <w:start w:val="1"/>
+      <w:numFmt w:val="bullet"/>
+      <w:lvlText w:val="●"/>
+      <w:lvlJc w:val="left"/>
+      <w:pPr>
+        <w:ind w:left="5760" w:hanging="360"/>
+      </w:pPr>
+    </w:lvl>
+    <w:lvl w:ilvl="8" w:tplc="B57C010C" w:tentative="1">
+      <w:start w:val="1"/>
+      <w:numFmt w:val="bullet"/>
+      <w:lvlText w:val="●"/>
+      <w:lvlJc w:val="left"/>
+      <w:pPr>
+        <w:ind w:left="6480" w:hanging="360"/>
+      </w:pPr>
+    </w:lvl>
+  </w:abstractNum>
+  <w:abstractNum w:abstractNumId="2" w15:restartNumberingAfterBreak="0">
+    <w:nsid w:val="4B6931F3"/>
+    <w:multiLevelType w:val="hybridMultilevel"/>
+    <w:tmpl w:val="D2F0BA68"/>
+    <w:lvl w:ilvl="0" w:tplc="CBB6A40A">
       <w:start w:val="1"/>
       <w:numFmt w:val="decimal"/>
       <w:lvlText w:val="%1."/>
@@ -5120,7 +5206,7 @@
         <w:ind w:left="360" w:hanging="300"/>
       </w:pPr>
     </w:lvl>
-    <w:lvl w:ilvl="1" w:tplc="5BD6B84C" w:tentative="1">
+    <w:lvl w:ilvl="1" w:tplc="9D2C2826" w:tentative="1">
       <w:start w:val="1"/>
       <w:numFmt w:val="lowerLetter"/>
       <w:lvlText w:val="%2."/>
@@ -5129,47 +5215,105 @@
         <w:ind w:left="720" w:hanging="300"/>
       </w:pPr>
     </w:lvl>
-    <w:lvl w:ilvl="2" w:tplc="AA12E66E">
+    <w:lvl w:ilvl="2" w:tplc="AC12B7A4">
       <w:numFmt w:val="decimal"/>
       <w:lvlText w:val=""/>
       <w:lvlJc w:val="left"/>
     </w:lvl>
-    <w:lvl w:ilvl="3" w:tplc="91945C94">
+    <w:lvl w:ilvl="3" w:tplc="A31853AA">
       <w:numFmt w:val="decimal"/>
       <w:lvlText w:val=""/>
       <w:lvlJc w:val="left"/>
     </w:lvl>
-    <w:lvl w:ilvl="4" w:tplc="095EC6D8">
+    <w:lvl w:ilvl="4" w:tplc="F06C0624">
       <w:numFmt w:val="decimal"/>
       <w:lvlText w:val=""/>
       <w:lvlJc w:val="left"/>
     </w:lvl>
-    <w:lvl w:ilvl="5" w:tplc="05803C7A">
+    <w:lvl w:ilvl="5" w:tplc="EF0ADE46">
       <w:numFmt w:val="decimal"/>
       <w:lvlText w:val=""/>
       <w:lvlJc w:val="left"/>
     </w:lvl>
-    <w:lvl w:ilvl="6" w:tplc="8DC06C44">
+    <w:lvl w:ilvl="6" w:tplc="A76A1C14">
       <w:numFmt w:val="decimal"/>
       <w:lvlText w:val=""/>
       <w:lvlJc w:val="left"/>
     </w:lvl>
-    <w:lvl w:ilvl="7" w:tplc="EBF2412C">
+    <w:lvl w:ilvl="7" w:tplc="A860F4F0">
       <w:numFmt w:val="decimal"/>
       <w:lvlText w:val=""/>
       <w:lvlJc w:val="left"/>
     </w:lvl>
-    <w:lvl w:ilvl="8" w:tplc="9190E310">
+    <w:lvl w:ilvl="8" w:tplc="2020CD46">
       <w:numFmt w:val="decimal"/>
       <w:lvlText w:val=""/>
       <w:lvlJc w:val="left"/>
     </w:lvl>
   </w:abstractNum>
-  <w:abstractNum w:abstractNumId="2" w15:restartNumberingAfterBreak="0">
-    <w:nsid w:val="417A2681"/>
+  <w:abstractNum w:abstractNumId="3" w15:restartNumberingAfterBreak="0">
+    <w:nsid w:val="50E40B8E"/>
     <w:multiLevelType w:val="hybridMultilevel"/>
-    <w:tmpl w:val="9E1868A8"/>
-    <w:lvl w:ilvl="0" w:tplc="6CD22FEA">
+    <w:tmpl w:val="ED44D760"/>
+    <w:lvl w:ilvl="0" w:tplc="FA66C222" w:tentative="1">
+      <w:start w:val="1"/>
+      <w:numFmt w:val="bullet"/>
+      <w:lvlText w:val="•"/>
+      <w:lvlJc w:val="left"/>
+      <w:pPr>
+        <w:ind w:left="360" w:hanging="260"/>
+      </w:pPr>
+    </w:lvl>
+    <w:lvl w:ilvl="1" w:tplc="1152EE86" w:tentative="1">
+      <w:start w:val="1"/>
+      <w:numFmt w:val="bullet"/>
+      <w:lvlText w:val="–"/>
+      <w:lvlJc w:val="left"/>
+      <w:pPr>
+        <w:ind w:left="720" w:hanging="260"/>
+      </w:pPr>
+    </w:lvl>
+    <w:lvl w:ilvl="2" w:tplc="492EF2E0">
+      <w:numFmt w:val="decimal"/>
+      <w:lvlText w:val=""/>
+      <w:lvlJc w:val="left"/>
+    </w:lvl>
+    <w:lvl w:ilvl="3" w:tplc="18748ADC">
+      <w:numFmt w:val="decimal"/>
+      <w:lvlText w:val=""/>
+      <w:lvlJc w:val="left"/>
+    </w:lvl>
+    <w:lvl w:ilvl="4" w:tplc="8F4E29B6">
+      <w:numFmt w:val="decimal"/>
+      <w:lvlText w:val=""/>
+      <w:lvlJc w:val="left"/>
+    </w:lvl>
+    <w:lvl w:ilvl="5" w:tplc="A3F45E60">
+      <w:numFmt w:val="decimal"/>
+      <w:lvlText w:val=""/>
+      <w:lvlJc w:val="left"/>
+    </w:lvl>
+    <w:lvl w:ilvl="6" w:tplc="27765708">
+      <w:numFmt w:val="decimal"/>
+      <w:lvlText w:val=""/>
+      <w:lvlJc w:val="left"/>
+    </w:lvl>
+    <w:lvl w:ilvl="7" w:tplc="38022A96">
+      <w:numFmt w:val="decimal"/>
+      <w:lvlText w:val=""/>
+      <w:lvlJc w:val="left"/>
+    </w:lvl>
+    <w:lvl w:ilvl="8" w:tplc="1690D16C">
+      <w:numFmt w:val="decimal"/>
+      <w:lvlText w:val=""/>
+      <w:lvlJc w:val="left"/>
+    </w:lvl>
+  </w:abstractNum>
+  <w:abstractNum w:abstractNumId="4" w15:restartNumberingAfterBreak="0">
+    <w:nsid w:val="63BE3140"/>
+    <w:multiLevelType w:val="hybridMultilevel"/>
+    <w:tmpl w:val="2B40AC1C"/>
+    <w:lvl w:ilvl="0" w:tplc="60309C1E">
       <w:start w:val="1"/>
       <w:numFmt w:val="decimal"/>
       <w:lvlText w:val="%1."/>
@@ -5178,7 +5322,7 @@
         <w:ind w:left="360" w:hanging="300"/>
       </w:pPr>
     </w:lvl>
-    <w:lvl w:ilvl="1" w:tplc="6DB07ED4" w:tentative="1">
+    <w:lvl w:ilvl="1" w:tplc="A9C20B9E" w:tentative="1">
       <w:start w:val="1"/>
       <w:numFmt w:val="lowerLetter"/>
       <w:lvlText w:val="%2."/>
@@ -5187,133 +5331,47 @@
         <w:ind w:left="720" w:hanging="300"/>
       </w:pPr>
     </w:lvl>
-    <w:lvl w:ilvl="2" w:tplc="EF0AE7D4">
+    <w:lvl w:ilvl="2" w:tplc="F9BC69E2">
       <w:numFmt w:val="decimal"/>
       <w:lvlText w:val=""/>
       <w:lvlJc w:val="left"/>
     </w:lvl>
-    <w:lvl w:ilvl="3" w:tplc="2EDAF06E">
+    <w:lvl w:ilvl="3" w:tplc="82A8E3F4">
       <w:numFmt w:val="decimal"/>
       <w:lvlText w:val=""/>
       <w:lvlJc w:val="left"/>
     </w:lvl>
-    <w:lvl w:ilvl="4" w:tplc="35CE9706">
+    <w:lvl w:ilvl="4" w:tplc="C10C9D00">
       <w:numFmt w:val="decimal"/>
       <w:lvlText w:val=""/>
       <w:lvlJc w:val="left"/>
     </w:lvl>
-    <w:lvl w:ilvl="5" w:tplc="36FE0408">
+    <w:lvl w:ilvl="5" w:tplc="9DE6139A">
       <w:numFmt w:val="decimal"/>
       <w:lvlText w:val=""/>
       <w:lvlJc w:val="left"/>
     </w:lvl>
-    <w:lvl w:ilvl="6" w:tplc="05F8412E">
+    <w:lvl w:ilvl="6" w:tplc="646E42B8">
       <w:numFmt w:val="decimal"/>
       <w:lvlText w:val=""/>
       <w:lvlJc w:val="left"/>
     </w:lvl>
-    <w:lvl w:ilvl="7" w:tplc="F02E9B3A">
+    <w:lvl w:ilvl="7" w:tplc="E976F2F8">
       <w:numFmt w:val="decimal"/>
       <w:lvlText w:val=""/>
       <w:lvlJc w:val="left"/>
     </w:lvl>
-    <w:lvl w:ilvl="8" w:tplc="74EAC3E0">
+    <w:lvl w:ilvl="8" w:tplc="94843A0C">
       <w:numFmt w:val="decimal"/>
       <w:lvlText w:val=""/>
       <w:lvlJc w:val="left"/>
     </w:lvl>
   </w:abstractNum>
-  <w:abstractNum w:abstractNumId="3" w15:restartNumberingAfterBreak="0">
-    <w:nsid w:val="46A2792F"/>
+  <w:abstractNum w:abstractNumId="5" w15:restartNumberingAfterBreak="0">
+    <w:nsid w:val="69436B96"/>
     <w:multiLevelType w:val="hybridMultilevel"/>
-    <w:tmpl w:val="94A86DC2"/>
-    <w:lvl w:ilvl="0" w:tplc="05C47D66" w:tentative="1">
-      <w:start w:val="1"/>
-      <w:numFmt w:val="bullet"/>
-      <w:lvlText w:val="●"/>
-      <w:lvlJc w:val="left"/>
-      <w:pPr>
-        <w:ind w:left="720" w:hanging="360"/>
-      </w:pPr>
-    </w:lvl>
-    <w:lvl w:ilvl="1" w:tplc="542C7010" w:tentative="1">
-      <w:start w:val="1"/>
-      <w:numFmt w:val="bullet"/>
-      <w:lvlText w:val="○"/>
-      <w:lvlJc w:val="left"/>
-      <w:pPr>
-        <w:ind w:left="1440" w:hanging="360"/>
-      </w:pPr>
-    </w:lvl>
-    <w:lvl w:ilvl="2" w:tplc="AF0864A6" w:tentative="1">
-      <w:start w:val="1"/>
-      <w:numFmt w:val="bullet"/>
-      <w:lvlText w:val="■"/>
-      <w:lvlJc w:val="left"/>
-      <w:pPr>
-        <w:ind w:left="2160" w:hanging="360"/>
-      </w:pPr>
-    </w:lvl>
-    <w:lvl w:ilvl="3" w:tplc="CE9CF334" w:tentative="1">
-      <w:start w:val="1"/>
-      <w:numFmt w:val="bullet"/>
-      <w:lvlText w:val="●"/>
-      <w:lvlJc w:val="left"/>
-      <w:pPr>
-        <w:ind w:left="2880" w:hanging="360"/>
-      </w:pPr>
-    </w:lvl>
-    <w:lvl w:ilvl="4" w:tplc="B8FAD13A" w:tentative="1">
-      <w:start w:val="1"/>
-      <w:numFmt w:val="bullet"/>
-      <w:lvlText w:val="○"/>
-      <w:lvlJc w:val="left"/>
-      <w:pPr>
-        <w:ind w:left="3600" w:hanging="360"/>
-      </w:pPr>
-    </w:lvl>
-    <w:lvl w:ilvl="5" w:tplc="5E7047CA" w:tentative="1">
-      <w:start w:val="1"/>
-      <w:numFmt w:val="bullet"/>
-      <w:lvlText w:val="■"/>
-      <w:lvlJc w:val="left"/>
-      <w:pPr>
-        <w:ind w:left="4320" w:hanging="360"/>
-      </w:pPr>
-    </w:lvl>
-    <w:lvl w:ilvl="6" w:tplc="6F8E08AE" w:tentative="1">
-      <w:start w:val="1"/>
-      <w:numFmt w:val="bullet"/>
-      <w:lvlText w:val="●"/>
-      <w:lvlJc w:val="left"/>
-      <w:pPr>
-        <w:ind w:left="5040" w:hanging="360"/>
-      </w:pPr>
-    </w:lvl>
-    <w:lvl w:ilvl="7" w:tplc="77F45376" w:tentative="1">
-      <w:start w:val="1"/>
-      <w:numFmt w:val="bullet"/>
-      <w:lvlText w:val="●"/>
-      <w:lvlJc w:val="left"/>
-      <w:pPr>
-        <w:ind w:left="5760" w:hanging="360"/>
-      </w:pPr>
-    </w:lvl>
-    <w:lvl w:ilvl="8" w:tplc="6804C7F8" w:tentative="1">
-      <w:start w:val="1"/>
-      <w:numFmt w:val="bullet"/>
-      <w:lvlText w:val="●"/>
-      <w:lvlJc w:val="left"/>
-      <w:pPr>
-        <w:ind w:left="6480" w:hanging="360"/>
-      </w:pPr>
-    </w:lvl>
-  </w:abstractNum>
-  <w:abstractNum w:abstractNumId="4" w15:restartNumberingAfterBreak="0">
-    <w:nsid w:val="57E47EDF"/>
-    <w:multiLevelType w:val="hybridMultilevel"/>
-    <w:tmpl w:val="11540886"/>
-    <w:lvl w:ilvl="0" w:tplc="4AB207F4">
+    <w:tmpl w:val="3CB08666"/>
+    <w:lvl w:ilvl="0" w:tplc="6A128DF4">
       <w:start w:val="1"/>
       <w:numFmt w:val="decimal"/>
       <w:lvlText w:val="%1."/>
@@ -5322,7 +5380,7 @@
         <w:ind w:left="360" w:hanging="300"/>
       </w:pPr>
     </w:lvl>
-    <w:lvl w:ilvl="1" w:tplc="74A0A25A" w:tentative="1">
+    <w:lvl w:ilvl="1" w:tplc="419084D2" w:tentative="1">
       <w:start w:val="1"/>
       <w:numFmt w:val="lowerLetter"/>
       <w:lvlText w:val="%2."/>
@@ -5331,105 +5389,47 @@
         <w:ind w:left="720" w:hanging="300"/>
       </w:pPr>
     </w:lvl>
-    <w:lvl w:ilvl="2" w:tplc="BF86FBEA">
+    <w:lvl w:ilvl="2" w:tplc="E0F8116A">
       <w:numFmt w:val="decimal"/>
       <w:lvlText w:val=""/>
       <w:lvlJc w:val="left"/>
     </w:lvl>
-    <w:lvl w:ilvl="3" w:tplc="C9ECFC6C">
+    <w:lvl w:ilvl="3" w:tplc="7A687C18">
       <w:numFmt w:val="decimal"/>
       <w:lvlText w:val=""/>
       <w:lvlJc w:val="left"/>
     </w:lvl>
-    <w:lvl w:ilvl="4" w:tplc="791A7400">
+    <w:lvl w:ilvl="4" w:tplc="25046A12">
       <w:numFmt w:val="decimal"/>
       <w:lvlText w:val=""/>
       <w:lvlJc w:val="left"/>
     </w:lvl>
-    <w:lvl w:ilvl="5" w:tplc="8C5060B4">
+    <w:lvl w:ilvl="5" w:tplc="D624C314">
       <w:numFmt w:val="decimal"/>
       <w:lvlText w:val=""/>
       <w:lvlJc w:val="left"/>
     </w:lvl>
-    <w:lvl w:ilvl="6" w:tplc="56F6A166">
+    <w:lvl w:ilvl="6" w:tplc="489639C4">
       <w:numFmt w:val="decimal"/>
       <w:lvlText w:val=""/>
       <w:lvlJc w:val="left"/>
     </w:lvl>
-    <w:lvl w:ilvl="7" w:tplc="5EB48E18">
+    <w:lvl w:ilvl="7" w:tplc="6D360ED4">
       <w:numFmt w:val="decimal"/>
       <w:lvlText w:val=""/>
       <w:lvlJc w:val="left"/>
     </w:lvl>
-    <w:lvl w:ilvl="8" w:tplc="C5724452">
+    <w:lvl w:ilvl="8" w:tplc="47DAD264">
       <w:numFmt w:val="decimal"/>
       <w:lvlText w:val=""/>
       <w:lvlJc w:val="left"/>
     </w:lvl>
   </w:abstractNum>
-  <w:abstractNum w:abstractNumId="5" w15:restartNumberingAfterBreak="0">
-    <w:nsid w:val="60601442"/>
+  <w:abstractNum w:abstractNumId="6" w15:restartNumberingAfterBreak="0">
+    <w:nsid w:val="71440EA3"/>
     <w:multiLevelType w:val="hybridMultilevel"/>
-    <w:tmpl w:val="D35ABA14"/>
-    <w:lvl w:ilvl="0" w:tplc="2CF41BD6" w:tentative="1">
-      <w:start w:val="1"/>
-      <w:numFmt w:val="bullet"/>
-      <w:lvlText w:val="•"/>
-      <w:lvlJc w:val="left"/>
-      <w:pPr>
-        <w:ind w:left="360" w:hanging="260"/>
-      </w:pPr>
-    </w:lvl>
-    <w:lvl w:ilvl="1" w:tplc="1FC8B7A8" w:tentative="1">
-      <w:start w:val="1"/>
-      <w:numFmt w:val="bullet"/>
-      <w:lvlText w:val="–"/>
-      <w:lvlJc w:val="left"/>
-      <w:pPr>
-        <w:ind w:left="720" w:hanging="260"/>
-      </w:pPr>
-    </w:lvl>
-    <w:lvl w:ilvl="2" w:tplc="21648554">
-      <w:numFmt w:val="decimal"/>
-      <w:lvlText w:val=""/>
-      <w:lvlJc w:val="left"/>
-    </w:lvl>
-    <w:lvl w:ilvl="3" w:tplc="54388366">
-      <w:numFmt w:val="decimal"/>
-      <w:lvlText w:val=""/>
-      <w:lvlJc w:val="left"/>
-    </w:lvl>
-    <w:lvl w:ilvl="4" w:tplc="74F0AAFA">
-      <w:numFmt w:val="decimal"/>
-      <w:lvlText w:val=""/>
-      <w:lvlJc w:val="left"/>
-    </w:lvl>
-    <w:lvl w:ilvl="5" w:tplc="DDC699B8">
-      <w:numFmt w:val="decimal"/>
-      <w:lvlText w:val=""/>
-      <w:lvlJc w:val="left"/>
-    </w:lvl>
-    <w:lvl w:ilvl="6" w:tplc="C5886C1C">
-      <w:numFmt w:val="decimal"/>
-      <w:lvlText w:val=""/>
-      <w:lvlJc w:val="left"/>
-    </w:lvl>
-    <w:lvl w:ilvl="7" w:tplc="FA343436">
-      <w:numFmt w:val="decimal"/>
-      <w:lvlText w:val=""/>
-      <w:lvlJc w:val="left"/>
-    </w:lvl>
-    <w:lvl w:ilvl="8" w:tplc="7ADA8460">
-      <w:numFmt w:val="decimal"/>
-      <w:lvlText w:val=""/>
-      <w:lvlJc w:val="left"/>
-    </w:lvl>
-  </w:abstractNum>
-  <w:abstractNum w:abstractNumId="6" w15:restartNumberingAfterBreak="0">
-    <w:nsid w:val="62E9583B"/>
-    <w:multiLevelType w:val="hybridMultilevel"/>
-    <w:tmpl w:val="28D02E70"/>
-    <w:lvl w:ilvl="0" w:tplc="F2D8F3F2">
+    <w:tmpl w:val="8AE88396"/>
+    <w:lvl w:ilvl="0" w:tplc="9C748BA4">
       <w:start w:val="1"/>
       <w:numFmt w:val="decimal"/>
       <w:lvlText w:val="%1."/>
@@ -5438,7 +5438,7 @@
         <w:ind w:left="360" w:hanging="300"/>
       </w:pPr>
     </w:lvl>
-    <w:lvl w:ilvl="1" w:tplc="222EC72E" w:tentative="1">
+    <w:lvl w:ilvl="1" w:tplc="950C8EC2" w:tentative="1">
       <w:start w:val="1"/>
       <w:numFmt w:val="lowerLetter"/>
       <w:lvlText w:val="%2."/>
@@ -5447,47 +5447,47 @@
         <w:ind w:left="720" w:hanging="300"/>
       </w:pPr>
     </w:lvl>
-    <w:lvl w:ilvl="2" w:tplc="B6DA7BAA">
+    <w:lvl w:ilvl="2" w:tplc="3292900E">
       <w:numFmt w:val="decimal"/>
       <w:lvlText w:val=""/>
       <w:lvlJc w:val="left"/>
     </w:lvl>
-    <w:lvl w:ilvl="3" w:tplc="93D84C3C">
+    <w:lvl w:ilvl="3" w:tplc="E52449A4">
       <w:numFmt w:val="decimal"/>
       <w:lvlText w:val=""/>
       <w:lvlJc w:val="left"/>
     </w:lvl>
-    <w:lvl w:ilvl="4" w:tplc="F42E29D4">
+    <w:lvl w:ilvl="4" w:tplc="ACEA2B6C">
       <w:numFmt w:val="decimal"/>
       <w:lvlText w:val=""/>
       <w:lvlJc w:val="left"/>
     </w:lvl>
-    <w:lvl w:ilvl="5" w:tplc="1E1ED72E">
+    <w:lvl w:ilvl="5" w:tplc="4288D2A6">
       <w:numFmt w:val="decimal"/>
       <w:lvlText w:val=""/>
       <w:lvlJc w:val="left"/>
     </w:lvl>
-    <w:lvl w:ilvl="6" w:tplc="A9AA64A0">
+    <w:lvl w:ilvl="6" w:tplc="E68E61B2">
       <w:numFmt w:val="decimal"/>
       <w:lvlText w:val=""/>
       <w:lvlJc w:val="left"/>
     </w:lvl>
-    <w:lvl w:ilvl="7" w:tplc="AD343C18">
+    <w:lvl w:ilvl="7" w:tplc="4EC0877A">
       <w:numFmt w:val="decimal"/>
       <w:lvlText w:val=""/>
       <w:lvlJc w:val="left"/>
     </w:lvl>
-    <w:lvl w:ilvl="8" w:tplc="F5C4E28A">
+    <w:lvl w:ilvl="8" w:tplc="C48A7274">
       <w:numFmt w:val="decimal"/>
       <w:lvlText w:val=""/>
       <w:lvlJc w:val="left"/>
     </w:lvl>
   </w:abstractNum>
   <w:abstractNum w:abstractNumId="7" w15:restartNumberingAfterBreak="0">
-    <w:nsid w:val="6A0B6F61"/>
+    <w:nsid w:val="74301EDF"/>
     <w:multiLevelType w:val="hybridMultilevel"/>
-    <w:tmpl w:val="3672008E"/>
-    <w:lvl w:ilvl="0" w:tplc="9D7062F4">
+    <w:tmpl w:val="11369660"/>
+    <w:lvl w:ilvl="0" w:tplc="6EA66BB2">
       <w:start w:val="1"/>
       <w:numFmt w:val="decimal"/>
       <w:lvlText w:val="%1."/>
@@ -5496,7 +5496,7 @@
         <w:ind w:left="360" w:hanging="300"/>
       </w:pPr>
     </w:lvl>
-    <w:lvl w:ilvl="1" w:tplc="ACD875A8" w:tentative="1">
+    <w:lvl w:ilvl="1" w:tplc="1624A2C2" w:tentative="1">
       <w:start w:val="1"/>
       <w:numFmt w:val="lowerLetter"/>
       <w:lvlText w:val="%2."/>
@@ -5505,47 +5505,47 @@
         <w:ind w:left="720" w:hanging="300"/>
       </w:pPr>
     </w:lvl>
-    <w:lvl w:ilvl="2" w:tplc="342E4486">
+    <w:lvl w:ilvl="2" w:tplc="7AA45058">
       <w:numFmt w:val="decimal"/>
       <w:lvlText w:val=""/>
       <w:lvlJc w:val="left"/>
     </w:lvl>
-    <w:lvl w:ilvl="3" w:tplc="41A6DDC8">
+    <w:lvl w:ilvl="3" w:tplc="D6A4F19E">
       <w:numFmt w:val="decimal"/>
       <w:lvlText w:val=""/>
       <w:lvlJc w:val="left"/>
     </w:lvl>
-    <w:lvl w:ilvl="4" w:tplc="C3C03AC8">
+    <w:lvl w:ilvl="4" w:tplc="CCAC9894">
       <w:numFmt w:val="decimal"/>
       <w:lvlText w:val=""/>
       <w:lvlJc w:val="left"/>
     </w:lvl>
-    <w:lvl w:ilvl="5" w:tplc="5EF0A166">
+    <w:lvl w:ilvl="5" w:tplc="E410BD32">
       <w:numFmt w:val="decimal"/>
       <w:lvlText w:val=""/>
       <w:lvlJc w:val="left"/>
     </w:lvl>
-    <w:lvl w:ilvl="6" w:tplc="45DC9B5C">
+    <w:lvl w:ilvl="6" w:tplc="D6365FDA">
       <w:numFmt w:val="decimal"/>
       <w:lvlText w:val=""/>
       <w:lvlJc w:val="left"/>
     </w:lvl>
-    <w:lvl w:ilvl="7" w:tplc="9154CBCE">
+    <w:lvl w:ilvl="7" w:tplc="A47C9C8A">
       <w:numFmt w:val="decimal"/>
       <w:lvlText w:val=""/>
       <w:lvlJc w:val="left"/>
     </w:lvl>
-    <w:lvl w:ilvl="8" w:tplc="1936A2AE">
+    <w:lvl w:ilvl="8" w:tplc="FFCAACF2">
       <w:numFmt w:val="decimal"/>
       <w:lvlText w:val=""/>
       <w:lvlJc w:val="left"/>
     </w:lvl>
   </w:abstractNum>
   <w:abstractNum w:abstractNumId="8" w15:restartNumberingAfterBreak="0">
-    <w:nsid w:val="70D73D2D"/>
+    <w:nsid w:val="77CB7216"/>
     <w:multiLevelType w:val="hybridMultilevel"/>
-    <w:tmpl w:val="4E5A5584"/>
-    <w:lvl w:ilvl="0" w:tplc="FD0E87E2">
+    <w:tmpl w:val="1A40884C"/>
+    <w:lvl w:ilvl="0" w:tplc="700AB36A">
       <w:start w:val="1"/>
       <w:numFmt w:val="decimal"/>
       <w:lvlText w:val="%1."/>
@@ -5554,7 +5554,7 @@
         <w:ind w:left="360" w:hanging="300"/>
       </w:pPr>
     </w:lvl>
-    <w:lvl w:ilvl="1" w:tplc="921E20D2" w:tentative="1">
+    <w:lvl w:ilvl="1" w:tplc="917EFCD6" w:tentative="1">
       <w:start w:val="1"/>
       <w:numFmt w:val="lowerLetter"/>
       <w:lvlText w:val="%2."/>
@@ -5563,86 +5563,86 @@
         <w:ind w:left="720" w:hanging="300"/>
       </w:pPr>
     </w:lvl>
-    <w:lvl w:ilvl="2" w:tplc="87B6C198">
+    <w:lvl w:ilvl="2" w:tplc="3EE09290">
       <w:numFmt w:val="decimal"/>
       <w:lvlText w:val=""/>
       <w:lvlJc w:val="left"/>
     </w:lvl>
-    <w:lvl w:ilvl="3" w:tplc="87681BB0">
+    <w:lvl w:ilvl="3" w:tplc="4B346396">
       <w:numFmt w:val="decimal"/>
       <w:lvlText w:val=""/>
       <w:lvlJc w:val="left"/>
     </w:lvl>
-    <w:lvl w:ilvl="4" w:tplc="8AD0D402">
+    <w:lvl w:ilvl="4" w:tplc="01FEB24C">
       <w:numFmt w:val="decimal"/>
       <w:lvlText w:val=""/>
       <w:lvlJc w:val="left"/>
     </w:lvl>
-    <w:lvl w:ilvl="5" w:tplc="C96CABD8">
+    <w:lvl w:ilvl="5" w:tplc="C314607E">
       <w:numFmt w:val="decimal"/>
       <w:lvlText w:val=""/>
       <w:lvlJc w:val="left"/>
     </w:lvl>
-    <w:lvl w:ilvl="6" w:tplc="ED7EA130">
+    <w:lvl w:ilvl="6" w:tplc="1D5A7F16">
       <w:numFmt w:val="decimal"/>
       <w:lvlText w:val=""/>
       <w:lvlJc w:val="left"/>
     </w:lvl>
-    <w:lvl w:ilvl="7" w:tplc="48CE7C1E">
+    <w:lvl w:ilvl="7" w:tplc="04F47AB4">
       <w:numFmt w:val="decimal"/>
       <w:lvlText w:val=""/>
       <w:lvlJc w:val="left"/>
     </w:lvl>
-    <w:lvl w:ilvl="8" w:tplc="22404808">
+    <w:lvl w:ilvl="8" w:tplc="B812FCF6">
       <w:numFmt w:val="decimal"/>
       <w:lvlText w:val=""/>
       <w:lvlJc w:val="left"/>
     </w:lvl>
   </w:abstractNum>
-  <w:num w:numId="1" w16cid:durableId="1866481946">
-    <w:abstractNumId w:val="3"/>
-    <w:lvlOverride w:ilvl="0">
-      <w:startOverride w:val="1"/>
-    </w:lvlOverride>
-  </w:num>
-  <w:num w:numId="2" w16cid:durableId="591475299">
+  <w:num w:numId="1" w16cid:durableId="2111581802">
     <w:abstractNumId w:val="1"/>
     <w:lvlOverride w:ilvl="0">
       <w:startOverride w:val="1"/>
     </w:lvlOverride>
   </w:num>
-  <w:num w:numId="3" w16cid:durableId="483401094">
+  <w:num w:numId="2" w16cid:durableId="1504053028">
+    <w:abstractNumId w:val="5"/>
+    <w:lvlOverride w:ilvl="0">
+      <w:startOverride w:val="1"/>
+    </w:lvlOverride>
+  </w:num>
+  <w:num w:numId="3" w16cid:durableId="1009679190">
+    <w:abstractNumId w:val="7"/>
+    <w:lvlOverride w:ilvl="0">
+      <w:startOverride w:val="1"/>
+    </w:lvlOverride>
+  </w:num>
+  <w:num w:numId="4" w16cid:durableId="1601794496">
     <w:abstractNumId w:val="6"/>
     <w:lvlOverride w:ilvl="0">
       <w:startOverride w:val="1"/>
     </w:lvlOverride>
   </w:num>
-  <w:num w:numId="4" w16cid:durableId="1418945943">
-    <w:abstractNumId w:val="8"/>
+  <w:num w:numId="5" w16cid:durableId="339936844">
+    <w:abstractNumId w:val="4"/>
     <w:lvlOverride w:ilvl="0">
       <w:startOverride w:val="1"/>
     </w:lvlOverride>
   </w:num>
-  <w:num w:numId="5" w16cid:durableId="621109906">
+  <w:num w:numId="6" w16cid:durableId="1478035757">
     <w:abstractNumId w:val="2"/>
     <w:lvlOverride w:ilvl="0">
       <w:startOverride w:val="1"/>
     </w:lvlOverride>
   </w:num>
-  <w:num w:numId="6" w16cid:durableId="279118046">
+  <w:num w:numId="7" w16cid:durableId="1295789724">
     <w:abstractNumId w:val="0"/>
     <w:lvlOverride w:ilvl="0">
       <w:startOverride w:val="1"/>
     </w:lvlOverride>
   </w:num>
-  <w:num w:numId="7" w16cid:durableId="1353336923">
-    <w:abstractNumId w:val="7"/>
-    <w:lvlOverride w:ilvl="0">
-      <w:startOverride w:val="1"/>
-    </w:lvlOverride>
-  </w:num>
-  <w:num w:numId="8" w16cid:durableId="1054814649">
-    <w:abstractNumId w:val="4"/>
+  <w:num w:numId="8" w16cid:durableId="1523397028">
+    <w:abstractNumId w:val="8"/>
     <w:lvlOverride w:ilvl="0">
       <w:startOverride w:val="1"/>
     </w:lvlOverride>
@@ -6323,7 +6323,7 @@
     <w:autoRedefine/>
     <w:uiPriority w:val="39"/>
     <w:unhideWhenUsed/>
-    <w:rsid w:val="007E7EA9"/>
+    <w:rsid w:val="001E0897"/>
     <w:pPr>
       <w:spacing w:after="100"/>
     </w:pPr>

--- a/discoverer-neo/docs/user-guide/manual/Discoverer-Neo-USER-Guide-Quick-en.docx
+++ b/discoverer-neo/docs/user-guide/manual/Discoverer-Neo-USER-Guide-Quick-en.docx
@@ -54,7 +54,7 @@
           <w:sz w:val="22"/>
           <w:szCs w:val="22"/>
         </w:rPr>
-        <w:t>Version 2.1.1</w:t>
+        <w:t>Version 2.2.0</w:t>
       </w:r>
     </w:p>
     <w:p>
@@ -74,7 +74,7 @@
     <w:sdt>
       <w:sdtPr>
         <w:alias w:val="Contents"/>
-        <w:id w:val="578958555"/>
+        <w:id w:val="496152492"/>
       </w:sdtPr>
       <w:sdtEndPr/>
       <w:sdtContent>
@@ -102,7 +102,7 @@
           <w:r>
             <w:fldChar w:fldCharType="separate"/>
           </w:r>
-          <w:hyperlink w:anchor="_Toc241748684" w:history="1">
+          <w:hyperlink w:anchor="_Toc241848932" w:history="1">
             <w:r>
               <w:rPr>
                 <w:rStyle w:val="Hiperligao"/>
@@ -126,7 +126,7 @@
               <w:rPr>
                 <w:noProof/>
               </w:rPr>
-              <w:instrText xml:space="preserve"> PAGEREF _Toc241748684 \h </w:instrText>
+              <w:instrText xml:space="preserve"> PAGEREF _Toc241848932 \h </w:instrText>
             </w:r>
             <w:r>
               <w:rPr>
@@ -168,7 +168,7 @@
               <w14:ligatures w14:val="standardContextual"/>
             </w:rPr>
           </w:pPr>
-          <w:hyperlink w:anchor="_Toc241748685" w:history="1">
+          <w:hyperlink w:anchor="_Toc241848933" w:history="1">
             <w:r>
               <w:rPr>
                 <w:rStyle w:val="Hiperligao"/>
@@ -192,7 +192,7 @@
               <w:rPr>
                 <w:noProof/>
               </w:rPr>
-              <w:instrText xml:space="preserve"> PAGEREF _Toc241748685 \h </w:instrText>
+              <w:instrText xml:space="preserve"> PAGEREF _Toc241848933 \h </w:instrText>
             </w:r>
             <w:r>
               <w:rPr>
@@ -234,7 +234,7 @@
               <w14:ligatures w14:val="standardContextual"/>
             </w:rPr>
           </w:pPr>
-          <w:hyperlink w:anchor="_Toc241748686" w:history="1">
+          <w:hyperlink w:anchor="_Toc241848934" w:history="1">
             <w:r>
               <w:rPr>
                 <w:rStyle w:val="Hiperligao"/>
@@ -258,7 +258,7 @@
               <w:rPr>
                 <w:noProof/>
               </w:rPr>
-              <w:instrText xml:space="preserve"> PAGEREF _Toc241748686 \h </w:instrText>
+              <w:instrText xml:space="preserve"> PAGEREF _Toc241848934 \h </w:instrText>
             </w:r>
             <w:r>
               <w:rPr>
@@ -300,7 +300,7 @@
               <w14:ligatures w14:val="standardContextual"/>
             </w:rPr>
           </w:pPr>
-          <w:hyperlink w:anchor="_Toc241748687" w:history="1">
+          <w:hyperlink w:anchor="_Toc241848935" w:history="1">
             <w:r>
               <w:rPr>
                 <w:rStyle w:val="Hiperligao"/>
@@ -324,7 +324,7 @@
               <w:rPr>
                 <w:noProof/>
               </w:rPr>
-              <w:instrText xml:space="preserve"> PAGEREF _Toc241748687 \h </w:instrText>
+              <w:instrText xml:space="preserve"> PAGEREF _Toc241848935 \h </w:instrText>
             </w:r>
             <w:r>
               <w:rPr>
@@ -366,7 +366,7 @@
               <w14:ligatures w14:val="standardContextual"/>
             </w:rPr>
           </w:pPr>
-          <w:hyperlink w:anchor="_Toc241748688" w:history="1">
+          <w:hyperlink w:anchor="_Toc241848936" w:history="1">
             <w:r>
               <w:rPr>
                 <w:rStyle w:val="Hiperligao"/>
@@ -390,7 +390,7 @@
               <w:rPr>
                 <w:noProof/>
               </w:rPr>
-              <w:instrText xml:space="preserve"> PAGEREF _Toc241748688 \h </w:instrText>
+              <w:instrText xml:space="preserve"> PAGEREF _Toc241848936 \h </w:instrText>
             </w:r>
             <w:r>
               <w:rPr>
@@ -432,7 +432,7 @@
               <w14:ligatures w14:val="standardContextual"/>
             </w:rPr>
           </w:pPr>
-          <w:hyperlink w:anchor="_Toc241748689" w:history="1">
+          <w:hyperlink w:anchor="_Toc241848937" w:history="1">
             <w:r>
               <w:rPr>
                 <w:rStyle w:val="Hiperligao"/>
@@ -456,7 +456,7 @@
               <w:rPr>
                 <w:noProof/>
               </w:rPr>
-              <w:instrText xml:space="preserve"> PAGEREF _Toc241748689 \h </w:instrText>
+              <w:instrText xml:space="preserve"> PAGEREF _Toc241848937 \h </w:instrText>
             </w:r>
             <w:r>
               <w:rPr>
@@ -498,7 +498,7 @@
               <w14:ligatures w14:val="standardContextual"/>
             </w:rPr>
           </w:pPr>
-          <w:hyperlink w:anchor="_Toc241748690" w:history="1">
+          <w:hyperlink w:anchor="_Toc241848938" w:history="1">
             <w:r>
               <w:rPr>
                 <w:rStyle w:val="Hiperligao"/>
@@ -522,7 +522,7 @@
               <w:rPr>
                 <w:noProof/>
               </w:rPr>
-              <w:instrText xml:space="preserve"> PAGEREF _Toc241748690 \h </w:instrText>
+              <w:instrText xml:space="preserve"> PAGEREF _Toc241848938 \h </w:instrText>
             </w:r>
             <w:r>
               <w:rPr>
@@ -564,7 +564,7 @@
               <w14:ligatures w14:val="standardContextual"/>
             </w:rPr>
           </w:pPr>
-          <w:hyperlink w:anchor="_Toc241748691" w:history="1">
+          <w:hyperlink w:anchor="_Toc241848939" w:history="1">
             <w:r>
               <w:rPr>
                 <w:rStyle w:val="Hiperligao"/>
@@ -588,7 +588,7 @@
               <w:rPr>
                 <w:noProof/>
               </w:rPr>
-              <w:instrText xml:space="preserve"> PAGEREF _Toc241748691 \h </w:instrText>
+              <w:instrText xml:space="preserve"> PAGEREF _Toc241848939 \h </w:instrText>
             </w:r>
             <w:r>
               <w:rPr>
@@ -605,7 +605,7 @@
               <w:rPr>
                 <w:noProof/>
               </w:rPr>
-              <w:t>9</w:t>
+              <w:t>10</w:t>
             </w:r>
             <w:r>
               <w:rPr>
@@ -636,7 +636,7 @@
       <w:pPr>
         <w:pStyle w:val="Ttulo1"/>
       </w:pPr>
-      <w:bookmarkStart w:id="0" w:name="_Toc241748684"/>
+      <w:bookmarkStart w:id="0" w:name="_Toc241848932"/>
       <w:r>
         <w:lastRenderedPageBreak/>
         <w:t>Your role in one page</w:t>
@@ -693,7 +693,7 @@
           <w:left w:w="10" w:type="dxa"/>
           <w:right w:w="10" w:type="dxa"/>
         </w:tblCellMar>
-        <w:tblLook w:val="04A0" w:firstRow="1" w:lastRow="0" w:firstColumn="1" w:lastColumn="0" w:noHBand="0" w:noVBand="1"/>
+        <w:tblLook w:val="0000" w:firstRow="0" w:lastRow="0" w:firstColumn="0" w:lastColumn="0" w:noHBand="0" w:noVBand="0"/>
       </w:tblPr>
       <w:tblGrid>
         <w:gridCol w:w="4011"/>
@@ -1256,10 +1256,10 @@
           <w:noProof/>
         </w:rPr>
         <w:drawing>
-          <wp:inline distT="0" distB="0" distL="0" distR="0" wp14:anchorId="63A41816" wp14:editId="293CF283">
+          <wp:inline distT="0" distB="0" distL="0" distR="0" wp14:anchorId="72C5765B" wp14:editId="1C5A6697">
             <wp:extent cx="5715000" cy="3571875"/>
             <wp:effectExtent l="0" t="0" r="0" b="0"/>
-            <wp:docPr id="349" name="01-login.png" descr="The sign-in page with Email, Password, Remember me and the Sign in button." title="The sign-in page with Email, Password, Remember me and the Sign in button."/>
+            <wp:docPr id="361" name="01-login.png" descr="The sign-in page with Email, Password, Remember me and the Sign in button." title="The sign-in page with Email, Password, Remember me and the Sign in button."/>
             <wp:cNvGraphicFramePr>
               <a:graphicFrameLocks xmlns:a="http://schemas.openxmlformats.org/drawingml/2006/main" noChangeAspect="1"/>
             </wp:cNvGraphicFramePr>
@@ -1309,7 +1309,7 @@
         <w:pStyle w:val="Ttulo1"/>
         <w:pageBreakBefore/>
       </w:pPr>
-      <w:bookmarkStart w:id="1" w:name="_Toc241748685"/>
+      <w:bookmarkStart w:id="1" w:name="_Toc241848933"/>
       <w:r>
         <w:lastRenderedPageBreak/>
         <w:t>Dashboard</w:t>
@@ -1332,10 +1332,10 @@
           <w:noProof/>
         </w:rPr>
         <w:drawing>
-          <wp:inline distT="0" distB="0" distL="0" distR="0" wp14:anchorId="2230625C" wp14:editId="353A23F0">
+          <wp:inline distT="0" distB="0" distL="0" distR="0" wp14:anchorId="531E6720" wp14:editId="50672046">
             <wp:extent cx="5715000" cy="3571875"/>
             <wp:effectExtent l="0" t="0" r="0" b="0"/>
-            <wp:docPr id="350" name="45-dashboard.png" descr="The dashboard with summary cards and the Recent Maps list." title="The dashboard with summary cards and the Recent Maps list."/>
+            <wp:docPr id="362" name="45-dashboard.png" descr="The dashboard with summary cards and the Recent Maps list." title="The dashboard with summary cards and the Recent Maps list."/>
             <wp:cNvGraphicFramePr>
               <a:graphicFrameLocks xmlns:a="http://schemas.openxmlformats.org/drawingml/2006/main" noChangeAspect="1"/>
             </wp:cNvGraphicFramePr>
@@ -1484,7 +1484,7 @@
         <w:pStyle w:val="Ttulo1"/>
         <w:pageBreakBefore/>
       </w:pPr>
-      <w:bookmarkStart w:id="2" w:name="_Toc241748686"/>
+      <w:bookmarkStart w:id="2" w:name="_Toc241848934"/>
       <w:r>
         <w:lastRenderedPageBreak/>
         <w:t>Maps</w:t>
@@ -1537,10 +1537,10 @@
           <w:noProof/>
         </w:rPr>
         <w:drawing>
-          <wp:inline distT="0" distB="0" distL="0" distR="0" wp14:anchorId="128170BA" wp14:editId="0ACE4E70">
+          <wp:inline distT="0" distB="0" distL="0" distR="0" wp14:anchorId="1F4DFB9E" wp14:editId="0DBA9C3E">
             <wp:extent cx="5715000" cy="3429000"/>
             <wp:effectExtent l="0" t="0" r="0" b="0"/>
-            <wp:docPr id="351" name="03-maps-mine.png" descr="The Maps list, Mine tab, showing the action icons on the map row." title="The Maps list, Mine tab, showing the action icons on the map row."/>
+            <wp:docPr id="363" name="03-maps-mine.png" descr="The Maps list, Mine tab, showing the action icons on the map row." title="The Maps list, Mine tab, showing the action icons on the map row."/>
             <wp:cNvGraphicFramePr>
               <a:graphicFrameLocks xmlns:a="http://schemas.openxmlformats.org/drawingml/2006/main" noChangeAspect="1"/>
             </wp:cNvGraphicFramePr>
@@ -1690,7 +1690,7 @@
           <w:left w:w="10" w:type="dxa"/>
           <w:right w:w="10" w:type="dxa"/>
         </w:tblCellMar>
-        <w:tblLook w:val="04A0" w:firstRow="1" w:lastRow="0" w:firstColumn="1" w:lastColumn="0" w:noHBand="0" w:noVBand="1"/>
+        <w:tblLook w:val="0000" w:firstRow="0" w:lastRow="0" w:firstColumn="0" w:lastColumn="0" w:noHBand="0" w:noVBand="0"/>
       </w:tblPr>
       <w:tblGrid>
         <w:gridCol w:w="4513"/>
@@ -2218,7 +2218,7 @@
         <w:pStyle w:val="Ttulo1"/>
         <w:pageBreakBefore/>
       </w:pPr>
-      <w:bookmarkStart w:id="3" w:name="_Toc241748687"/>
+      <w:bookmarkStart w:id="3" w:name="_Toc241848935"/>
       <w:r>
         <w:lastRenderedPageBreak/>
         <w:t>Run and export</w:t>
@@ -2241,10 +2241,10 @@
           <w:noProof/>
         </w:rPr>
         <w:drawing>
-          <wp:inline distT="0" distB="0" distL="0" distR="0" wp14:anchorId="27A3E160" wp14:editId="5509ECAD">
+          <wp:inline distT="0" distB="0" distL="0" distR="0" wp14:anchorId="4B08A0B5" wp14:editId="250A23B6">
             <wp:extent cx="5715000" cy="3571875"/>
             <wp:effectExtent l="0" t="0" r="0" b="0"/>
-            <wp:docPr id="352" name="25-viewer-results.png" descr="The map viewer after a completed run, with the results grid and export buttons." title="The map viewer after a completed run, with the results grid and export buttons."/>
+            <wp:docPr id="364" name="25-viewer-results.png" descr="The map viewer after a completed run, with the results grid and export buttons." title="The map viewer after a completed run, with the results grid and export buttons."/>
             <wp:cNvGraphicFramePr>
               <a:graphicFrameLocks xmlns:a="http://schemas.openxmlformats.org/drawingml/2006/main" noChangeAspect="1"/>
             </wp:cNvGraphicFramePr>
@@ -2444,7 +2444,7 @@
           <w:left w:w="10" w:type="dxa"/>
           <w:right w:w="10" w:type="dxa"/>
         </w:tblCellMar>
-        <w:tblLook w:val="04A0" w:firstRow="1" w:lastRow="0" w:firstColumn="1" w:lastColumn="0" w:noHBand="0" w:noVBand="1"/>
+        <w:tblLook w:val="0000" w:firstRow="0" w:lastRow="0" w:firstColumn="0" w:lastColumn="0" w:noHBand="0" w:noVBand="0"/>
       </w:tblPr>
       <w:tblGrid>
         <w:gridCol w:w="4513"/>
@@ -2770,7 +2770,7 @@
         <w:pStyle w:val="Ttulo1"/>
         <w:pageBreakBefore/>
       </w:pPr>
-      <w:bookmarkStart w:id="4" w:name="_Toc241748688"/>
+      <w:bookmarkStart w:id="4" w:name="_Toc241848936"/>
       <w:r>
         <w:lastRenderedPageBreak/>
         <w:t>Build and edit a map</w:t>
@@ -2793,10 +2793,10 @@
           <w:noProof/>
         </w:rPr>
         <w:drawing>
-          <wp:inline distT="0" distB="0" distL="0" distR="0" wp14:anchorId="78C989A7" wp14:editId="66B2BF94">
+          <wp:inline distT="0" distB="0" distL="0" distR="0" wp14:anchorId="1108BC6F" wp14:editId="1731B476">
             <wp:extent cx="5715000" cy="3571875"/>
             <wp:effectExtent l="0" t="0" r="0" b="0"/>
-            <wp:docPr id="353" name="05-builder-overview.png" descr="The map builder with the Business Areas tree, the columns canvas and the Properties panel." title="The map builder with the Business Areas tree, the columns canvas and the Properties panel."/>
+            <wp:docPr id="365" name="05-builder-overview.png" descr="The map builder with the Business Areas tree, the columns canvas and the Properties panel." title="The map builder with the Business Areas tree, the columns canvas and the Properties panel."/>
             <wp:cNvGraphicFramePr>
               <a:graphicFrameLocks xmlns:a="http://schemas.openxmlformats.org/drawingml/2006/main" noChangeAspect="1"/>
             </wp:cNvGraphicFramePr>
@@ -3006,7 +3006,7 @@
           <w:left w:w="10" w:type="dxa"/>
           <w:right w:w="10" w:type="dxa"/>
         </w:tblCellMar>
-        <w:tblLook w:val="04A0" w:firstRow="1" w:lastRow="0" w:firstColumn="1" w:lastColumn="0" w:noHBand="0" w:noVBand="1"/>
+        <w:tblLook w:val="0000" w:firstRow="0" w:lastRow="0" w:firstColumn="0" w:lastColumn="0" w:noHBand="0" w:noVBand="0"/>
       </w:tblPr>
       <w:tblGrid>
         <w:gridCol w:w="4513"/>
@@ -3455,7 +3455,7 @@
         <w:pStyle w:val="Ttulo1"/>
         <w:pageBreakBefore/>
       </w:pPr>
-      <w:bookmarkStart w:id="5" w:name="_Toc241748689"/>
+      <w:bookmarkStart w:id="5" w:name="_Toc241848937"/>
       <w:r>
         <w:lastRenderedPageBreak/>
         <w:t>Runs and Exports</w:t>
@@ -3495,10 +3495,10 @@
           <w:noProof/>
         </w:rPr>
         <w:drawing>
-          <wp:inline distT="0" distB="0" distL="0" distR="0" wp14:anchorId="726C90F7" wp14:editId="4A024BC4">
+          <wp:inline distT="0" distB="0" distL="0" distR="0" wp14:anchorId="68E4C6F1" wp14:editId="2BB0EE9C">
             <wp:extent cx="5715000" cy="3571875"/>
             <wp:effectExtent l="0" t="0" r="0" b="0"/>
-            <wp:docPr id="354" name="41-runs.png" descr="The Runs page with filters and the table of runs and their export buttons." title="The Runs page with filters and the table of runs and their export buttons."/>
+            <wp:docPr id="366" name="41-runs.png" descr="The Runs page with filters and the table of runs and their export buttons." title="The Runs page with filters and the table of runs and their export buttons."/>
             <wp:cNvGraphicFramePr>
               <a:graphicFrameLocks xmlns:a="http://schemas.openxmlformats.org/drawingml/2006/main" noChangeAspect="1"/>
             </wp:cNvGraphicFramePr>
@@ -3705,7 +3705,7 @@
           <w:left w:w="10" w:type="dxa"/>
           <w:right w:w="10" w:type="dxa"/>
         </w:tblCellMar>
-        <w:tblLook w:val="04A0" w:firstRow="1" w:lastRow="0" w:firstColumn="1" w:lastColumn="0" w:noHBand="0" w:noVBand="1"/>
+        <w:tblLook w:val="0000" w:firstRow="0" w:lastRow="0" w:firstColumn="0" w:lastColumn="0" w:noHBand="0" w:noVBand="0"/>
       </w:tblPr>
       <w:tblGrid>
         <w:gridCol w:w="4513"/>
@@ -3996,10 +3996,10 @@
         </w:rPr>
         <w:lastRenderedPageBreak/>
         <w:drawing>
-          <wp:inline distT="0" distB="0" distL="0" distR="0" wp14:anchorId="552177BE" wp14:editId="7FFB902F">
+          <wp:inline distT="0" distB="0" distL="0" distR="0" wp14:anchorId="3DBE8F18" wp14:editId="52845CF1">
             <wp:extent cx="5715000" cy="3571875"/>
             <wp:effectExtent l="0" t="0" r="0" b="0"/>
-            <wp:docPr id="355" name="44-exports.png" descr="The Exports page listing export jobs with a Download button on finished ones." title="The Exports page listing export jobs with a Download button on finished ones."/>
+            <wp:docPr id="367" name="44-exports.png" descr="The Exports page listing export jobs with a Download button on finished ones." title="The Exports page listing export jobs with a Download button on finished ones."/>
             <wp:cNvGraphicFramePr>
               <a:graphicFrameLocks xmlns:a="http://schemas.openxmlformats.org/drawingml/2006/main" noChangeAspect="1"/>
             </wp:cNvGraphicFramePr>
@@ -4049,7 +4049,7 @@
         <w:pStyle w:val="Ttulo1"/>
         <w:pageBreakBefore/>
       </w:pPr>
-      <w:bookmarkStart w:id="6" w:name="_Toc241748690"/>
+      <w:bookmarkStart w:id="6" w:name="_Toc241848938"/>
       <w:r>
         <w:lastRenderedPageBreak/>
         <w:t>Schedules</w:t>
@@ -4072,10 +4072,10 @@
           <w:noProof/>
         </w:rPr>
         <w:drawing>
-          <wp:inline distT="0" distB="0" distL="0" distR="0" wp14:anchorId="70D744F2" wp14:editId="0D7CEB15">
+          <wp:inline distT="0" distB="0" distL="0" distR="0" wp14:anchorId="3AEE5F7F" wp14:editId="65D24BB9">
             <wp:extent cx="3743325" cy="4676775"/>
             <wp:effectExtent l="0" t="0" r="0" b="0"/>
-            <wp:docPr id="356" name="32-schedule-new-dialog.png" descr="The New Schedule dialog with map, name, frequency, timezone and output format." title="The New Schedule dialog with map, name, frequency, timezone and output format."/>
+            <wp:docPr id="368" name="32-schedule-new-dialog.png" descr="The New Schedule dialog with map, name, frequency, timezone and output format." title="The New Schedule dialog with map, name, frequency, timezone and output format."/>
             <wp:cNvGraphicFramePr>
               <a:graphicFrameLocks xmlns:a="http://schemas.openxmlformats.org/drawingml/2006/main" noChangeAspect="1"/>
             </wp:cNvGraphicFramePr>
@@ -4358,7 +4358,7 @@
           <w:left w:w="10" w:type="dxa"/>
           <w:right w:w="10" w:type="dxa"/>
         </w:tblCellMar>
-        <w:tblLook w:val="04A0" w:firstRow="1" w:lastRow="0" w:firstColumn="1" w:lastColumn="0" w:noHBand="0" w:noVBand="1"/>
+        <w:tblLook w:val="0000" w:firstRow="0" w:lastRow="0" w:firstColumn="0" w:lastColumn="0" w:noHBand="0" w:noVBand="0"/>
       </w:tblPr>
       <w:tblGrid>
         <w:gridCol w:w="4513"/>
@@ -4502,7 +4502,7 @@
                 <w:b/>
                 <w:bCs/>
               </w:rPr>
-              <w:t>Daily (midnight)</w:t>
+              <w:t>Daily</w:t>
             </w:r>
             <w:r>
               <w:t xml:space="preserve">, </w:t>
@@ -4512,7 +4512,7 @@
                 <w:b/>
                 <w:bCs/>
               </w:rPr>
-              <w:t>Weekly (Sunday, midnight)</w:t>
+              <w:t>Weekly</w:t>
             </w:r>
             <w:r>
               <w:t xml:space="preserve">, </w:t>
@@ -4522,7 +4522,7 @@
                 <w:b/>
                 <w:bCs/>
               </w:rPr>
-              <w:t>Monthly (1st, midnight)</w:t>
+              <w:t>Fortnightly</w:t>
             </w:r>
             <w:r>
               <w:t xml:space="preserve">, </w:t>
@@ -4532,21 +4532,37 @@
                 <w:b/>
                 <w:bCs/>
               </w:rPr>
-              <w:t>Custom</w:t>
-            </w:r>
-            <w:r>
-              <w:t xml:space="preserve"> (cron, e.g. </w:t>
-            </w:r>
-            <w:r>
-              <w:rPr>
-                <w:rFonts w:ascii="Consolas" w:eastAsia="Consolas" w:hAnsi="Consolas" w:cs="Consolas"/>
-                <w:sz w:val="19"/>
-                <w:szCs w:val="19"/>
-              </w:rPr>
-              <w:t>0 9 * * 1-5</w:t>
-            </w:r>
-            <w:r>
-              <w:t>)</w:t>
+              <w:t>Monthly</w:t>
+            </w:r>
+            <w:r>
+              <w:t xml:space="preserve">, every 2, 3, 4 or 6 months, </w:t>
+            </w:r>
+            <w:r>
+              <w:rPr>
+                <w:b/>
+                <w:bCs/>
+              </w:rPr>
+              <w:t>Yearly</w:t>
+            </w:r>
+            <w:r>
+              <w:t xml:space="preserve">, with a </w:t>
+            </w:r>
+            <w:r>
+              <w:rPr>
+                <w:b/>
+                <w:bCs/>
+              </w:rPr>
+              <w:t>Time</w:t>
+            </w:r>
+            <w:r>
+              <w:t xml:space="preserve"> and a day; or </w:t>
+            </w:r>
+            <w:r>
+              <w:rPr>
+                <w:b/>
+                <w:bCs/>
+              </w:rPr>
+              <w:t>Custom (cron)</w:t>
             </w:r>
           </w:p>
         </w:tc>
@@ -4587,7 +4603,8 @@
                 <w:b/>
                 <w:bCs/>
               </w:rPr>
-              <w:t>Output Format</w:t>
+              <w:lastRenderedPageBreak/>
+              <w:t>Parameter presets</w:t>
             </w:r>
           </w:p>
         </w:tc>
@@ -4617,17 +4634,40 @@
                 <w:b/>
                 <w:bCs/>
               </w:rPr>
-              <w:t>Excel (.xlsx)</w:t>
-            </w:r>
-            <w:r>
-              <w:t xml:space="preserve"> or </w:t>
+              <w:t>Fixed value</w:t>
+            </w:r>
+            <w:r>
+              <w:t xml:space="preserve">, or </w:t>
             </w:r>
             <w:r>
               <w:rPr>
                 <w:b/>
                 <w:bCs/>
               </w:rPr>
-              <w:t>CSV</w:t>
+              <w:t>Relative to the run date</w:t>
+            </w:r>
+            <w:r>
+              <w:t xml:space="preserve">: -1 </w:t>
+            </w:r>
+            <w:r>
+              <w:rPr>
+                <w:b/>
+                <w:bCs/>
+              </w:rPr>
+              <w:t>months</w:t>
+            </w:r>
+            <w:r>
+              <w:t xml:space="preserve">, </w:t>
+            </w:r>
+            <w:r>
+              <w:rPr>
+                <w:b/>
+                <w:bCs/>
+              </w:rPr>
+              <w:t>last day of that month</w:t>
+            </w:r>
+            <w:r>
+              <w:t xml:space="preserve"> is the end of last month</w:t>
             </w:r>
           </w:p>
         </w:tc>
@@ -4663,7 +4703,11 @@
               <w:spacing w:after="0"/>
             </w:pPr>
             <w:r>
-              <w:t>Public map</w:t>
+              <w:rPr>
+                <w:b/>
+                <w:bCs/>
+              </w:rPr>
+              <w:t>Output Format</w:t>
             </w:r>
           </w:p>
         </w:tc>
@@ -4688,6 +4732,83 @@
               <w:spacing w:after="0"/>
             </w:pPr>
             <w:r>
+              <w:rPr>
+                <w:b/>
+                <w:bCs/>
+              </w:rPr>
+              <w:t>Excel (.xlsx)</w:t>
+            </w:r>
+            <w:r>
+              <w:t xml:space="preserve"> or </w:t>
+            </w:r>
+            <w:r>
+              <w:rPr>
+                <w:b/>
+                <w:bCs/>
+              </w:rPr>
+              <w:t>CSV</w:t>
+            </w:r>
+          </w:p>
+        </w:tc>
+      </w:tr>
+      <w:tr>
+        <w:tblPrEx>
+          <w:tblCellMar>
+            <w:top w:w="0" w:type="dxa"/>
+            <w:bottom w:w="0" w:type="dxa"/>
+          </w:tblCellMar>
+        </w:tblPrEx>
+        <w:trPr>
+          <w:cantSplit/>
+        </w:trPr>
+        <w:tc>
+          <w:tcPr>
+            <w:tcW w:w="4513" w:type="dxa"/>
+            <w:tcBorders>
+              <w:top w:val="single" w:sz="4" w:space="0" w:color="BFC7D1"/>
+              <w:left w:val="single" w:sz="4" w:space="0" w:color="BFC7D1"/>
+              <w:bottom w:val="single" w:sz="4" w:space="0" w:color="BFC7D1"/>
+              <w:right w:val="single" w:sz="4" w:space="0" w:color="BFC7D1"/>
+            </w:tcBorders>
+            <w:shd w:val="clear" w:color="auto" w:fill="F3F6F9"/>
+            <w:tcMar>
+              <w:top w:w="60" w:type="dxa"/>
+              <w:left w:w="100" w:type="dxa"/>
+              <w:bottom w:w="60" w:type="dxa"/>
+              <w:right w:w="100" w:type="dxa"/>
+            </w:tcMar>
+          </w:tcPr>
+          <w:p>
+            <w:pPr>
+              <w:spacing w:after="0"/>
+            </w:pPr>
+            <w:r>
+              <w:t>Public map</w:t>
+            </w:r>
+          </w:p>
+        </w:tc>
+        <w:tc>
+          <w:tcPr>
+            <w:tcW w:w="4513" w:type="dxa"/>
+            <w:tcBorders>
+              <w:top w:val="single" w:sz="4" w:space="0" w:color="BFC7D1"/>
+              <w:left w:val="single" w:sz="4" w:space="0" w:color="BFC7D1"/>
+              <w:bottom w:val="single" w:sz="4" w:space="0" w:color="BFC7D1"/>
+              <w:right w:val="single" w:sz="4" w:space="0" w:color="BFC7D1"/>
+            </w:tcBorders>
+            <w:shd w:val="clear" w:color="auto" w:fill="F3F6F9"/>
+            <w:tcMar>
+              <w:top w:w="60" w:type="dxa"/>
+              <w:left w:w="100" w:type="dxa"/>
+              <w:bottom w:w="60" w:type="dxa"/>
+              <w:right w:w="100" w:type="dxa"/>
+            </w:tcMar>
+          </w:tcPr>
+          <w:p>
+            <w:pPr>
+              <w:spacing w:after="0"/>
+            </w:pPr>
+            <w:r>
               <w:t>Cannot be scheduled</w:t>
             </w:r>
           </w:p>
@@ -4699,7 +4820,7 @@
         <w:pStyle w:val="Ttulo1"/>
         <w:pageBreakBefore/>
       </w:pPr>
-      <w:bookmarkStart w:id="7" w:name="_Toc241748691"/>
+      <w:bookmarkStart w:id="7" w:name="_Toc241848939"/>
       <w:r>
         <w:lastRenderedPageBreak/>
         <w:t>Settings</w:t>
@@ -4732,10 +4853,10 @@
           <w:noProof/>
         </w:rPr>
         <w:drawing>
-          <wp:inline distT="0" distB="0" distL="0" distR="0" wp14:anchorId="0C533F27" wp14:editId="70AA6952">
+          <wp:inline distT="0" distB="0" distL="0" distR="0" wp14:anchorId="4FAFE813" wp14:editId="2A670203">
             <wp:extent cx="5715000" cy="3571875"/>
             <wp:effectExtent l="0" t="0" r="0" b="0"/>
-            <wp:docPr id="357" name="04-settings.png" descr="The Settings page with the Language, Theme and Color palette cards." title="The Settings page with the Language, Theme and Color palette cards."/>
+            <wp:docPr id="369" name="04-settings.png" descr="The Settings page with the Language, Theme and Color palette cards." title="The Settings page with the Language, Theme and Color palette cards."/>
             <wp:cNvGraphicFramePr>
               <a:graphicFrameLocks xmlns:a="http://schemas.openxmlformats.org/drawingml/2006/main" noChangeAspect="1"/>
             </wp:cNvGraphicFramePr>
@@ -5041,7 +5162,7 @@
         <w:sz w:val="16"/>
         <w:szCs w:val="16"/>
       </w:rPr>
-      <w:t>Discoverer Neo 2.1.1 · Quick guide · USER</w:t>
+      <w:t>Discoverer Neo 2.2.0 · Quick guide · USER</w:t>
     </w:r>
   </w:p>
 </w:hdr>
@@ -5050,10 +5171,10 @@
 <file path=word/numbering.xml><?xml version="1.0" encoding="utf-8"?>
 <w:numbering xmlns:wpc="http://schemas.microsoft.com/office/word/2010/wordprocessingCanvas" xmlns:cx="http://schemas.microsoft.com/office/drawing/2014/chartex" xmlns:cx1="http://schemas.microsoft.com/office/drawing/2015/9/8/chartex" xmlns:cx2="http://schemas.microsoft.com/office/drawing/2015/10/21/chartex" xmlns:cx3="http://schemas.microsoft.com/office/drawing/2016/5/9/chartex" xmlns:cx4="http://schemas.microsoft.com/office/drawing/2016/5/10/chartex" xmlns:cx5="http://schemas.microsoft.com/office/drawing/2016/5/11/chartex" xmlns:cx6="http://schemas.microsoft.com/office/drawing/2016/5/12/chartex" xmlns:cx7="http://schemas.microsoft.com/office/drawing/2016/5/13/chartex" xmlns:cx8="http://schemas.microsoft.com/office/drawing/2016/5/14/chartex" xmlns:mc="http://schemas.openxmlformats.org/markup-compatibility/2006" xmlns:aink="http://schemas.microsoft.com/office/drawing/2016/ink" xmlns:am3d="http://schemas.microsoft.com/office/drawing/2017/model3d" xmlns:o="urn:schemas-microsoft-com:office:office" xmlns:oel="http://schemas.microsoft.com/office/2019/extlst" xmlns:r="http://schemas.openxmlformats.org/officeDocument/2006/relationships" xmlns:m="http://schemas.openxmlformats.org/officeDocument/2006/math" xmlns:v="urn:schemas-microsoft-com:vml" xmlns:wp14="http://schemas.microsoft.com/office/word/2010/wordprocessingDrawing" xmlns:wp="http://schemas.openxmlformats.org/drawingml/2006/wordprocessingDrawing" xmlns:w10="urn:schemas-microsoft-com:office:word" xmlns:w="http://schemas.openxmlformats.org/wordprocessingml/2006/main" xmlns:w14="http://schemas.microsoft.com/office/word/2010/wordml" xmlns:w15="http://schemas.microsoft.com/office/word/2012/wordml" xmlns:w16cex="http://schemas.microsoft.com/office/word/2018/wordml/cex" xmlns:w16cid="http://schemas.microsoft.com/office/word/2016/wordml/cid" xmlns:w16="http://schemas.microsoft.com/office/word/2018/wordml" xmlns:w16sdtdh="http://schemas.microsoft.com/office/word/2020/wordml/sdtdatahash" xmlns:w16se="http://schemas.microsoft.com/office/word/2015/wordml/symex" xmlns:wpg="http://schemas.microsoft.com/office/word/2010/wordprocessingGroup" xmlns:wpi="http://schemas.microsoft.com/office/word/2010/wordprocessingInk" xmlns:wne="http://schemas.microsoft.com/office/word/2006/wordml" xmlns:wps="http://schemas.microsoft.com/office/word/2010/wordprocessingShape" mc:Ignorable="w14 w15 w16se w16cid w16 w16cex w16sdtdh wp14">
   <w:abstractNum w:abstractNumId="0" w15:restartNumberingAfterBreak="0">
-    <w:nsid w:val="07E769E7"/>
+    <w:nsid w:val="0DE23BEC"/>
     <w:multiLevelType w:val="hybridMultilevel"/>
-    <w:tmpl w:val="05562956"/>
-    <w:lvl w:ilvl="0" w:tplc="5254D1F0">
+    <w:tmpl w:val="0EF88740"/>
+    <w:lvl w:ilvl="0" w:tplc="30BE345A">
       <w:start w:val="1"/>
       <w:numFmt w:val="decimal"/>
       <w:lvlText w:val="%1."/>
@@ -5062,7 +5183,7 @@
         <w:ind w:left="360" w:hanging="300"/>
       </w:pPr>
     </w:lvl>
-    <w:lvl w:ilvl="1" w:tplc="7D860244" w:tentative="1">
+    <w:lvl w:ilvl="1" w:tplc="B1988260" w:tentative="1">
       <w:start w:val="1"/>
       <w:numFmt w:val="lowerLetter"/>
       <w:lvlText w:val="%2."/>
@@ -5071,47 +5192,105 @@
         <w:ind w:left="720" w:hanging="300"/>
       </w:pPr>
     </w:lvl>
-    <w:lvl w:ilvl="2" w:tplc="4786770A">
+    <w:lvl w:ilvl="2" w:tplc="24844C86">
       <w:numFmt w:val="decimal"/>
       <w:lvlText w:val=""/>
       <w:lvlJc w:val="left"/>
     </w:lvl>
-    <w:lvl w:ilvl="3" w:tplc="5B88F080">
+    <w:lvl w:ilvl="3" w:tplc="1D34C690">
       <w:numFmt w:val="decimal"/>
       <w:lvlText w:val=""/>
       <w:lvlJc w:val="left"/>
     </w:lvl>
-    <w:lvl w:ilvl="4" w:tplc="1390E96C">
+    <w:lvl w:ilvl="4" w:tplc="1F5C4E70">
       <w:numFmt w:val="decimal"/>
       <w:lvlText w:val=""/>
       <w:lvlJc w:val="left"/>
     </w:lvl>
-    <w:lvl w:ilvl="5" w:tplc="66A4413C">
+    <w:lvl w:ilvl="5" w:tplc="A3C414AC">
       <w:numFmt w:val="decimal"/>
       <w:lvlText w:val=""/>
       <w:lvlJc w:val="left"/>
     </w:lvl>
-    <w:lvl w:ilvl="6" w:tplc="08D89DAE">
+    <w:lvl w:ilvl="6" w:tplc="7BE6C6D2">
       <w:numFmt w:val="decimal"/>
       <w:lvlText w:val=""/>
       <w:lvlJc w:val="left"/>
     </w:lvl>
-    <w:lvl w:ilvl="7" w:tplc="837254C6">
+    <w:lvl w:ilvl="7" w:tplc="F03E4464">
       <w:numFmt w:val="decimal"/>
       <w:lvlText w:val=""/>
       <w:lvlJc w:val="left"/>
     </w:lvl>
-    <w:lvl w:ilvl="8" w:tplc="96969550">
+    <w:lvl w:ilvl="8" w:tplc="1116E31C">
       <w:numFmt w:val="decimal"/>
       <w:lvlText w:val=""/>
       <w:lvlJc w:val="left"/>
     </w:lvl>
   </w:abstractNum>
   <w:abstractNum w:abstractNumId="1" w15:restartNumberingAfterBreak="0">
-    <w:nsid w:val="10BF2025"/>
+    <w:nsid w:val="16A57048"/>
     <w:multiLevelType w:val="hybridMultilevel"/>
-    <w:tmpl w:val="D19E1A5E"/>
-    <w:lvl w:ilvl="0" w:tplc="07B054D4" w:tentative="1">
+    <w:tmpl w:val="8A8CC13A"/>
+    <w:lvl w:ilvl="0" w:tplc="481CADEE">
+      <w:start w:val="1"/>
+      <w:numFmt w:val="decimal"/>
+      <w:lvlText w:val="%1."/>
+      <w:lvlJc w:val="left"/>
+      <w:pPr>
+        <w:ind w:left="360" w:hanging="300"/>
+      </w:pPr>
+    </w:lvl>
+    <w:lvl w:ilvl="1" w:tplc="1E7A74E0" w:tentative="1">
+      <w:start w:val="1"/>
+      <w:numFmt w:val="lowerLetter"/>
+      <w:lvlText w:val="%2."/>
+      <w:lvlJc w:val="left"/>
+      <w:pPr>
+        <w:ind w:left="720" w:hanging="300"/>
+      </w:pPr>
+    </w:lvl>
+    <w:lvl w:ilvl="2" w:tplc="334C4AFC">
+      <w:numFmt w:val="decimal"/>
+      <w:lvlText w:val=""/>
+      <w:lvlJc w:val="left"/>
+    </w:lvl>
+    <w:lvl w:ilvl="3" w:tplc="124405CA">
+      <w:numFmt w:val="decimal"/>
+      <w:lvlText w:val=""/>
+      <w:lvlJc w:val="left"/>
+    </w:lvl>
+    <w:lvl w:ilvl="4" w:tplc="792CEFE4">
+      <w:numFmt w:val="decimal"/>
+      <w:lvlText w:val=""/>
+      <w:lvlJc w:val="left"/>
+    </w:lvl>
+    <w:lvl w:ilvl="5" w:tplc="A9D02414">
+      <w:numFmt w:val="decimal"/>
+      <w:lvlText w:val=""/>
+      <w:lvlJc w:val="left"/>
+    </w:lvl>
+    <w:lvl w:ilvl="6" w:tplc="93A8010A">
+      <w:numFmt w:val="decimal"/>
+      <w:lvlText w:val=""/>
+      <w:lvlJc w:val="left"/>
+    </w:lvl>
+    <w:lvl w:ilvl="7" w:tplc="13C00CA8">
+      <w:numFmt w:val="decimal"/>
+      <w:lvlText w:val=""/>
+      <w:lvlJc w:val="left"/>
+    </w:lvl>
+    <w:lvl w:ilvl="8" w:tplc="CC0463C4">
+      <w:numFmt w:val="decimal"/>
+      <w:lvlText w:val=""/>
+      <w:lvlJc w:val="left"/>
+    </w:lvl>
+  </w:abstractNum>
+  <w:abstractNum w:abstractNumId="2" w15:restartNumberingAfterBreak="0">
+    <w:nsid w:val="1E6845D1"/>
+    <w:multiLevelType w:val="hybridMultilevel"/>
+    <w:tmpl w:val="2976FF14"/>
+    <w:lvl w:ilvl="0" w:tplc="717056D6" w:tentative="1">
       <w:start w:val="1"/>
       <w:numFmt w:val="bullet"/>
       <w:lvlText w:val="●"/>
@@ -5120,7 +5299,7 @@
         <w:ind w:left="720" w:hanging="360"/>
       </w:pPr>
     </w:lvl>
-    <w:lvl w:ilvl="1" w:tplc="B61AACD8" w:tentative="1">
+    <w:lvl w:ilvl="1" w:tplc="BF466F82" w:tentative="1">
       <w:start w:val="1"/>
       <w:numFmt w:val="bullet"/>
       <w:lvlText w:val="○"/>
@@ -5129,7 +5308,7 @@
         <w:ind w:left="1440" w:hanging="360"/>
       </w:pPr>
     </w:lvl>
-    <w:lvl w:ilvl="2" w:tplc="50F2AAAE" w:tentative="1">
+    <w:lvl w:ilvl="2" w:tplc="5FFA64E4" w:tentative="1">
       <w:start w:val="1"/>
       <w:numFmt w:val="bullet"/>
       <w:lvlText w:val="■"/>
@@ -5138,7 +5317,7 @@
         <w:ind w:left="2160" w:hanging="360"/>
       </w:pPr>
     </w:lvl>
-    <w:lvl w:ilvl="3" w:tplc="48CE90CA" w:tentative="1">
+    <w:lvl w:ilvl="3" w:tplc="F99A111E" w:tentative="1">
       <w:start w:val="1"/>
       <w:numFmt w:val="bullet"/>
       <w:lvlText w:val="●"/>
@@ -5147,7 +5326,7 @@
         <w:ind w:left="2880" w:hanging="360"/>
       </w:pPr>
     </w:lvl>
-    <w:lvl w:ilvl="4" w:tplc="2EA24806" w:tentative="1">
+    <w:lvl w:ilvl="4" w:tplc="ECF2BF08" w:tentative="1">
       <w:start w:val="1"/>
       <w:numFmt w:val="bullet"/>
       <w:lvlText w:val="○"/>
@@ -5156,7 +5335,7 @@
         <w:ind w:left="3600" w:hanging="360"/>
       </w:pPr>
     </w:lvl>
-    <w:lvl w:ilvl="5" w:tplc="9D0EC03E" w:tentative="1">
+    <w:lvl w:ilvl="5" w:tplc="11E85A06" w:tentative="1">
       <w:start w:val="1"/>
       <w:numFmt w:val="bullet"/>
       <w:lvlText w:val="■"/>
@@ -5165,7 +5344,7 @@
         <w:ind w:left="4320" w:hanging="360"/>
       </w:pPr>
     </w:lvl>
-    <w:lvl w:ilvl="6" w:tplc="99C83CA0" w:tentative="1">
+    <w:lvl w:ilvl="6" w:tplc="1A80064A" w:tentative="1">
       <w:start w:val="1"/>
       <w:numFmt w:val="bullet"/>
       <w:lvlText w:val="●"/>
@@ -5174,7 +5353,7 @@
         <w:ind w:left="5040" w:hanging="360"/>
       </w:pPr>
     </w:lvl>
-    <w:lvl w:ilvl="7" w:tplc="45E6D81E" w:tentative="1">
+    <w:lvl w:ilvl="7" w:tplc="9FCA72FE" w:tentative="1">
       <w:start w:val="1"/>
       <w:numFmt w:val="bullet"/>
       <w:lvlText w:val="●"/>
@@ -5183,7 +5362,7 @@
         <w:ind w:left="5760" w:hanging="360"/>
       </w:pPr>
     </w:lvl>
-    <w:lvl w:ilvl="8" w:tplc="B57C010C" w:tentative="1">
+    <w:lvl w:ilvl="8" w:tplc="EB44194C" w:tentative="1">
       <w:start w:val="1"/>
       <w:numFmt w:val="bullet"/>
       <w:lvlText w:val="●"/>
@@ -5193,11 +5372,69 @@
       </w:pPr>
     </w:lvl>
   </w:abstractNum>
-  <w:abstractNum w:abstractNumId="2" w15:restartNumberingAfterBreak="0">
-    <w:nsid w:val="4B6931F3"/>
+  <w:abstractNum w:abstractNumId="3" w15:restartNumberingAfterBreak="0">
+    <w:nsid w:val="28E759F0"/>
     <w:multiLevelType w:val="hybridMultilevel"/>
-    <w:tmpl w:val="D2F0BA68"/>
-    <w:lvl w:ilvl="0" w:tplc="CBB6A40A">
+    <w:tmpl w:val="22602F76"/>
+    <w:lvl w:ilvl="0" w:tplc="21481C28" w:tentative="1">
+      <w:start w:val="1"/>
+      <w:numFmt w:val="bullet"/>
+      <w:lvlText w:val="•"/>
+      <w:lvlJc w:val="left"/>
+      <w:pPr>
+        <w:ind w:left="360" w:hanging="260"/>
+      </w:pPr>
+    </w:lvl>
+    <w:lvl w:ilvl="1" w:tplc="7BD4E89A" w:tentative="1">
+      <w:start w:val="1"/>
+      <w:numFmt w:val="bullet"/>
+      <w:lvlText w:val="–"/>
+      <w:lvlJc w:val="left"/>
+      <w:pPr>
+        <w:ind w:left="720" w:hanging="260"/>
+      </w:pPr>
+    </w:lvl>
+    <w:lvl w:ilvl="2" w:tplc="F34683DA">
+      <w:numFmt w:val="decimal"/>
+      <w:lvlText w:val=""/>
+      <w:lvlJc w:val="left"/>
+    </w:lvl>
+    <w:lvl w:ilvl="3" w:tplc="EC4E239C">
+      <w:numFmt w:val="decimal"/>
+      <w:lvlText w:val=""/>
+      <w:lvlJc w:val="left"/>
+    </w:lvl>
+    <w:lvl w:ilvl="4" w:tplc="6CA8E704">
+      <w:numFmt w:val="decimal"/>
+      <w:lvlText w:val=""/>
+      <w:lvlJc w:val="left"/>
+    </w:lvl>
+    <w:lvl w:ilvl="5" w:tplc="3814DC78">
+      <w:numFmt w:val="decimal"/>
+      <w:lvlText w:val=""/>
+      <w:lvlJc w:val="left"/>
+    </w:lvl>
+    <w:lvl w:ilvl="6" w:tplc="9210F5E2">
+      <w:numFmt w:val="decimal"/>
+      <w:lvlText w:val=""/>
+      <w:lvlJc w:val="left"/>
+    </w:lvl>
+    <w:lvl w:ilvl="7" w:tplc="8766EA7E">
+      <w:numFmt w:val="decimal"/>
+      <w:lvlText w:val=""/>
+      <w:lvlJc w:val="left"/>
+    </w:lvl>
+    <w:lvl w:ilvl="8" w:tplc="9C1C8258">
+      <w:numFmt w:val="decimal"/>
+      <w:lvlText w:val=""/>
+      <w:lvlJc w:val="left"/>
+    </w:lvl>
+  </w:abstractNum>
+  <w:abstractNum w:abstractNumId="4" w15:restartNumberingAfterBreak="0">
+    <w:nsid w:val="2C433F28"/>
+    <w:multiLevelType w:val="hybridMultilevel"/>
+    <w:tmpl w:val="2E84F398"/>
+    <w:lvl w:ilvl="0" w:tplc="B65A0C76">
       <w:start w:val="1"/>
       <w:numFmt w:val="decimal"/>
       <w:lvlText w:val="%1."/>
@@ -5206,7 +5443,7 @@
         <w:ind w:left="360" w:hanging="300"/>
       </w:pPr>
     </w:lvl>
-    <w:lvl w:ilvl="1" w:tplc="9D2C2826" w:tentative="1">
+    <w:lvl w:ilvl="1" w:tplc="68B45AAA" w:tentative="1">
       <w:start w:val="1"/>
       <w:numFmt w:val="lowerLetter"/>
       <w:lvlText w:val="%2."/>
@@ -5215,105 +5452,47 @@
         <w:ind w:left="720" w:hanging="300"/>
       </w:pPr>
     </w:lvl>
-    <w:lvl w:ilvl="2" w:tplc="AC12B7A4">
+    <w:lvl w:ilvl="2" w:tplc="8F7AE87C">
       <w:numFmt w:val="decimal"/>
       <w:lvlText w:val=""/>
       <w:lvlJc w:val="left"/>
     </w:lvl>
-    <w:lvl w:ilvl="3" w:tplc="A31853AA">
+    <w:lvl w:ilvl="3" w:tplc="70F4B6B8">
       <w:numFmt w:val="decimal"/>
       <w:lvlText w:val=""/>
       <w:lvlJc w:val="left"/>
     </w:lvl>
-    <w:lvl w:ilvl="4" w:tplc="F06C0624">
+    <w:lvl w:ilvl="4" w:tplc="48A2040E">
       <w:numFmt w:val="decimal"/>
       <w:lvlText w:val=""/>
       <w:lvlJc w:val="left"/>
     </w:lvl>
-    <w:lvl w:ilvl="5" w:tplc="EF0ADE46">
+    <w:lvl w:ilvl="5" w:tplc="D6982598">
       <w:numFmt w:val="decimal"/>
       <w:lvlText w:val=""/>
       <w:lvlJc w:val="left"/>
     </w:lvl>
-    <w:lvl w:ilvl="6" w:tplc="A76A1C14">
+    <w:lvl w:ilvl="6" w:tplc="7F9041D6">
       <w:numFmt w:val="decimal"/>
       <w:lvlText w:val=""/>
       <w:lvlJc w:val="left"/>
     </w:lvl>
-    <w:lvl w:ilvl="7" w:tplc="A860F4F0">
+    <w:lvl w:ilvl="7" w:tplc="404ACC4C">
       <w:numFmt w:val="decimal"/>
       <w:lvlText w:val=""/>
       <w:lvlJc w:val="left"/>
     </w:lvl>
-    <w:lvl w:ilvl="8" w:tplc="2020CD46">
+    <w:lvl w:ilvl="8" w:tplc="FBC6931C">
       <w:numFmt w:val="decimal"/>
       <w:lvlText w:val=""/>
       <w:lvlJc w:val="left"/>
     </w:lvl>
   </w:abstractNum>
-  <w:abstractNum w:abstractNumId="3" w15:restartNumberingAfterBreak="0">
-    <w:nsid w:val="50E40B8E"/>
+  <w:abstractNum w:abstractNumId="5" w15:restartNumberingAfterBreak="0">
+    <w:nsid w:val="350828F1"/>
     <w:multiLevelType w:val="hybridMultilevel"/>
-    <w:tmpl w:val="ED44D760"/>
-    <w:lvl w:ilvl="0" w:tplc="FA66C222" w:tentative="1">
-      <w:start w:val="1"/>
-      <w:numFmt w:val="bullet"/>
-      <w:lvlText w:val="•"/>
-      <w:lvlJc w:val="left"/>
-      <w:pPr>
-        <w:ind w:left="360" w:hanging="260"/>
-      </w:pPr>
-    </w:lvl>
-    <w:lvl w:ilvl="1" w:tplc="1152EE86" w:tentative="1">
-      <w:start w:val="1"/>
-      <w:numFmt w:val="bullet"/>
-      <w:lvlText w:val="–"/>
-      <w:lvlJc w:val="left"/>
-      <w:pPr>
-        <w:ind w:left="720" w:hanging="260"/>
-      </w:pPr>
-    </w:lvl>
-    <w:lvl w:ilvl="2" w:tplc="492EF2E0">
-      <w:numFmt w:val="decimal"/>
-      <w:lvlText w:val=""/>
-      <w:lvlJc w:val="left"/>
-    </w:lvl>
-    <w:lvl w:ilvl="3" w:tplc="18748ADC">
-      <w:numFmt w:val="decimal"/>
-      <w:lvlText w:val=""/>
-      <w:lvlJc w:val="left"/>
-    </w:lvl>
-    <w:lvl w:ilvl="4" w:tplc="8F4E29B6">
-      <w:numFmt w:val="decimal"/>
-      <w:lvlText w:val=""/>
-      <w:lvlJc w:val="left"/>
-    </w:lvl>
-    <w:lvl w:ilvl="5" w:tplc="A3F45E60">
-      <w:numFmt w:val="decimal"/>
-      <w:lvlText w:val=""/>
-      <w:lvlJc w:val="left"/>
-    </w:lvl>
-    <w:lvl w:ilvl="6" w:tplc="27765708">
-      <w:numFmt w:val="decimal"/>
-      <w:lvlText w:val=""/>
-      <w:lvlJc w:val="left"/>
-    </w:lvl>
-    <w:lvl w:ilvl="7" w:tplc="38022A96">
-      <w:numFmt w:val="decimal"/>
-      <w:lvlText w:val=""/>
-      <w:lvlJc w:val="left"/>
-    </w:lvl>
-    <w:lvl w:ilvl="8" w:tplc="1690D16C">
-      <w:numFmt w:val="decimal"/>
-      <w:lvlText w:val=""/>
-      <w:lvlJc w:val="left"/>
-    </w:lvl>
-  </w:abstractNum>
-  <w:abstractNum w:abstractNumId="4" w15:restartNumberingAfterBreak="0">
-    <w:nsid w:val="63BE3140"/>
-    <w:multiLevelType w:val="hybridMultilevel"/>
-    <w:tmpl w:val="2B40AC1C"/>
-    <w:lvl w:ilvl="0" w:tplc="60309C1E">
+    <w:tmpl w:val="CEC4B20C"/>
+    <w:lvl w:ilvl="0" w:tplc="ECE48864">
       <w:start w:val="1"/>
       <w:numFmt w:val="decimal"/>
       <w:lvlText w:val="%1."/>
@@ -5322,7 +5501,7 @@
         <w:ind w:left="360" w:hanging="300"/>
       </w:pPr>
     </w:lvl>
-    <w:lvl w:ilvl="1" w:tplc="A9C20B9E" w:tentative="1">
+    <w:lvl w:ilvl="1" w:tplc="F392CAD6" w:tentative="1">
       <w:start w:val="1"/>
       <w:numFmt w:val="lowerLetter"/>
       <w:lvlText w:val="%2."/>
@@ -5331,47 +5510,47 @@
         <w:ind w:left="720" w:hanging="300"/>
       </w:pPr>
     </w:lvl>
-    <w:lvl w:ilvl="2" w:tplc="F9BC69E2">
+    <w:lvl w:ilvl="2" w:tplc="219A823C">
       <w:numFmt w:val="decimal"/>
       <w:lvlText w:val=""/>
       <w:lvlJc w:val="left"/>
     </w:lvl>
-    <w:lvl w:ilvl="3" w:tplc="82A8E3F4">
+    <w:lvl w:ilvl="3" w:tplc="BA8C05F0">
       <w:numFmt w:val="decimal"/>
       <w:lvlText w:val=""/>
       <w:lvlJc w:val="left"/>
     </w:lvl>
-    <w:lvl w:ilvl="4" w:tplc="C10C9D00">
+    <w:lvl w:ilvl="4" w:tplc="2D8EFA7C">
       <w:numFmt w:val="decimal"/>
       <w:lvlText w:val=""/>
       <w:lvlJc w:val="left"/>
     </w:lvl>
-    <w:lvl w:ilvl="5" w:tplc="9DE6139A">
+    <w:lvl w:ilvl="5" w:tplc="12FA43B2">
       <w:numFmt w:val="decimal"/>
       <w:lvlText w:val=""/>
       <w:lvlJc w:val="left"/>
     </w:lvl>
-    <w:lvl w:ilvl="6" w:tplc="646E42B8">
+    <w:lvl w:ilvl="6" w:tplc="98D230F8">
       <w:numFmt w:val="decimal"/>
       <w:lvlText w:val=""/>
       <w:lvlJc w:val="left"/>
     </w:lvl>
-    <w:lvl w:ilvl="7" w:tplc="E976F2F8">
+    <w:lvl w:ilvl="7" w:tplc="13540070">
       <w:numFmt w:val="decimal"/>
       <w:lvlText w:val=""/>
       <w:lvlJc w:val="left"/>
     </w:lvl>
-    <w:lvl w:ilvl="8" w:tplc="94843A0C">
+    <w:lvl w:ilvl="8" w:tplc="146CC91C">
       <w:numFmt w:val="decimal"/>
       <w:lvlText w:val=""/>
       <w:lvlJc w:val="left"/>
     </w:lvl>
   </w:abstractNum>
-  <w:abstractNum w:abstractNumId="5" w15:restartNumberingAfterBreak="0">
-    <w:nsid w:val="69436B96"/>
+  <w:abstractNum w:abstractNumId="6" w15:restartNumberingAfterBreak="0">
+    <w:nsid w:val="51097E66"/>
     <w:multiLevelType w:val="hybridMultilevel"/>
-    <w:tmpl w:val="3CB08666"/>
-    <w:lvl w:ilvl="0" w:tplc="6A128DF4">
+    <w:tmpl w:val="CE7E6500"/>
+    <w:lvl w:ilvl="0" w:tplc="494A1922">
       <w:start w:val="1"/>
       <w:numFmt w:val="decimal"/>
       <w:lvlText w:val="%1."/>
@@ -5380,7 +5559,7 @@
         <w:ind w:left="360" w:hanging="300"/>
       </w:pPr>
     </w:lvl>
-    <w:lvl w:ilvl="1" w:tplc="419084D2" w:tentative="1">
+    <w:lvl w:ilvl="1" w:tplc="A2FC1096" w:tentative="1">
       <w:start w:val="1"/>
       <w:numFmt w:val="lowerLetter"/>
       <w:lvlText w:val="%2."/>
@@ -5389,47 +5568,47 @@
         <w:ind w:left="720" w:hanging="300"/>
       </w:pPr>
     </w:lvl>
-    <w:lvl w:ilvl="2" w:tplc="E0F8116A">
+    <w:lvl w:ilvl="2" w:tplc="99609114">
       <w:numFmt w:val="decimal"/>
       <w:lvlText w:val=""/>
       <w:lvlJc w:val="left"/>
     </w:lvl>
-    <w:lvl w:ilvl="3" w:tplc="7A687C18">
+    <w:lvl w:ilvl="3" w:tplc="3AB0FE5E">
       <w:numFmt w:val="decimal"/>
       <w:lvlText w:val=""/>
       <w:lvlJc w:val="left"/>
     </w:lvl>
-    <w:lvl w:ilvl="4" w:tplc="25046A12">
+    <w:lvl w:ilvl="4" w:tplc="12443C5A">
       <w:numFmt w:val="decimal"/>
       <w:lvlText w:val=""/>
       <w:lvlJc w:val="left"/>
     </w:lvl>
-    <w:lvl w:ilvl="5" w:tplc="D624C314">
+    <w:lvl w:ilvl="5" w:tplc="C246B17E">
       <w:numFmt w:val="decimal"/>
       <w:lvlText w:val=""/>
       <w:lvlJc w:val="left"/>
     </w:lvl>
-    <w:lvl w:ilvl="6" w:tplc="489639C4">
+    <w:lvl w:ilvl="6" w:tplc="A5E840C4">
       <w:numFmt w:val="decimal"/>
       <w:lvlText w:val=""/>
       <w:lvlJc w:val="left"/>
     </w:lvl>
-    <w:lvl w:ilvl="7" w:tplc="6D360ED4">
+    <w:lvl w:ilvl="7" w:tplc="18FA7352">
       <w:numFmt w:val="decimal"/>
       <w:lvlText w:val=""/>
       <w:lvlJc w:val="left"/>
     </w:lvl>
-    <w:lvl w:ilvl="8" w:tplc="47DAD264">
+    <w:lvl w:ilvl="8" w:tplc="8784746E">
       <w:numFmt w:val="decimal"/>
       <w:lvlText w:val=""/>
       <w:lvlJc w:val="left"/>
     </w:lvl>
   </w:abstractNum>
-  <w:abstractNum w:abstractNumId="6" w15:restartNumberingAfterBreak="0">
-    <w:nsid w:val="71440EA3"/>
+  <w:abstractNum w:abstractNumId="7" w15:restartNumberingAfterBreak="0">
+    <w:nsid w:val="549B7572"/>
     <w:multiLevelType w:val="hybridMultilevel"/>
-    <w:tmpl w:val="8AE88396"/>
-    <w:lvl w:ilvl="0" w:tplc="9C748BA4">
+    <w:tmpl w:val="D01C5832"/>
+    <w:lvl w:ilvl="0" w:tplc="0FB25DDE">
       <w:start w:val="1"/>
       <w:numFmt w:val="decimal"/>
       <w:lvlText w:val="%1."/>
@@ -5438,7 +5617,7 @@
         <w:ind w:left="360" w:hanging="300"/>
       </w:pPr>
     </w:lvl>
-    <w:lvl w:ilvl="1" w:tplc="950C8EC2" w:tentative="1">
+    <w:lvl w:ilvl="1" w:tplc="8222B6A8" w:tentative="1">
       <w:start w:val="1"/>
       <w:numFmt w:val="lowerLetter"/>
       <w:lvlText w:val="%2."/>
@@ -5447,47 +5626,47 @@
         <w:ind w:left="720" w:hanging="300"/>
       </w:pPr>
     </w:lvl>
-    <w:lvl w:ilvl="2" w:tplc="3292900E">
+    <w:lvl w:ilvl="2" w:tplc="EAAC812E">
       <w:numFmt w:val="decimal"/>
       <w:lvlText w:val=""/>
       <w:lvlJc w:val="left"/>
     </w:lvl>
-    <w:lvl w:ilvl="3" w:tplc="E52449A4">
+    <w:lvl w:ilvl="3" w:tplc="376E08AE">
       <w:numFmt w:val="decimal"/>
       <w:lvlText w:val=""/>
       <w:lvlJc w:val="left"/>
     </w:lvl>
-    <w:lvl w:ilvl="4" w:tplc="ACEA2B6C">
+    <w:lvl w:ilvl="4" w:tplc="7FB6EA2C">
       <w:numFmt w:val="decimal"/>
       <w:lvlText w:val=""/>
       <w:lvlJc w:val="left"/>
     </w:lvl>
-    <w:lvl w:ilvl="5" w:tplc="4288D2A6">
+    <w:lvl w:ilvl="5" w:tplc="480C448E">
       <w:numFmt w:val="decimal"/>
       <w:lvlText w:val=""/>
       <w:lvlJc w:val="left"/>
     </w:lvl>
-    <w:lvl w:ilvl="6" w:tplc="E68E61B2">
+    <w:lvl w:ilvl="6" w:tplc="8774F852">
       <w:numFmt w:val="decimal"/>
       <w:lvlText w:val=""/>
       <w:lvlJc w:val="left"/>
     </w:lvl>
-    <w:lvl w:ilvl="7" w:tplc="4EC0877A">
+    <w:lvl w:ilvl="7" w:tplc="126E76EC">
       <w:numFmt w:val="decimal"/>
       <w:lvlText w:val=""/>
       <w:lvlJc w:val="left"/>
     </w:lvl>
-    <w:lvl w:ilvl="8" w:tplc="C48A7274">
+    <w:lvl w:ilvl="8" w:tplc="A5D44F6C">
       <w:numFmt w:val="decimal"/>
       <w:lvlText w:val=""/>
       <w:lvlJc w:val="left"/>
     </w:lvl>
   </w:abstractNum>
-  <w:abstractNum w:abstractNumId="7" w15:restartNumberingAfterBreak="0">
-    <w:nsid w:val="74301EDF"/>
+  <w:abstractNum w:abstractNumId="8" w15:restartNumberingAfterBreak="0">
+    <w:nsid w:val="74250BA8"/>
     <w:multiLevelType w:val="hybridMultilevel"/>
-    <w:tmpl w:val="11369660"/>
-    <w:lvl w:ilvl="0" w:tplc="6EA66BB2">
+    <w:tmpl w:val="A386FAE4"/>
+    <w:lvl w:ilvl="0" w:tplc="80F6E816">
       <w:start w:val="1"/>
       <w:numFmt w:val="decimal"/>
       <w:lvlText w:val="%1."/>
@@ -5496,7 +5675,7 @@
         <w:ind w:left="360" w:hanging="300"/>
       </w:pPr>
     </w:lvl>
-    <w:lvl w:ilvl="1" w:tplc="1624A2C2" w:tentative="1">
+    <w:lvl w:ilvl="1" w:tplc="27901C26" w:tentative="1">
       <w:start w:val="1"/>
       <w:numFmt w:val="lowerLetter"/>
       <w:lvlText w:val="%2."/>
@@ -5505,144 +5684,86 @@
         <w:ind w:left="720" w:hanging="300"/>
       </w:pPr>
     </w:lvl>
-    <w:lvl w:ilvl="2" w:tplc="7AA45058">
+    <w:lvl w:ilvl="2" w:tplc="51EE85C6">
       <w:numFmt w:val="decimal"/>
       <w:lvlText w:val=""/>
       <w:lvlJc w:val="left"/>
     </w:lvl>
-    <w:lvl w:ilvl="3" w:tplc="D6A4F19E">
+    <w:lvl w:ilvl="3" w:tplc="967EC310">
       <w:numFmt w:val="decimal"/>
       <w:lvlText w:val=""/>
       <w:lvlJc w:val="left"/>
     </w:lvl>
-    <w:lvl w:ilvl="4" w:tplc="CCAC9894">
+    <w:lvl w:ilvl="4" w:tplc="D88C290C">
       <w:numFmt w:val="decimal"/>
       <w:lvlText w:val=""/>
       <w:lvlJc w:val="left"/>
     </w:lvl>
-    <w:lvl w:ilvl="5" w:tplc="E410BD32">
+    <w:lvl w:ilvl="5" w:tplc="04E06276">
       <w:numFmt w:val="decimal"/>
       <w:lvlText w:val=""/>
       <w:lvlJc w:val="left"/>
     </w:lvl>
-    <w:lvl w:ilvl="6" w:tplc="D6365FDA">
+    <w:lvl w:ilvl="6" w:tplc="D4625140">
       <w:numFmt w:val="decimal"/>
       <w:lvlText w:val=""/>
       <w:lvlJc w:val="left"/>
     </w:lvl>
-    <w:lvl w:ilvl="7" w:tplc="A47C9C8A">
+    <w:lvl w:ilvl="7" w:tplc="65D062B2">
       <w:numFmt w:val="decimal"/>
       <w:lvlText w:val=""/>
       <w:lvlJc w:val="left"/>
     </w:lvl>
-    <w:lvl w:ilvl="8" w:tplc="FFCAACF2">
+    <w:lvl w:ilvl="8" w:tplc="A13E5964">
       <w:numFmt w:val="decimal"/>
       <w:lvlText w:val=""/>
       <w:lvlJc w:val="left"/>
     </w:lvl>
   </w:abstractNum>
-  <w:abstractNum w:abstractNumId="8" w15:restartNumberingAfterBreak="0">
-    <w:nsid w:val="77CB7216"/>
-    <w:multiLevelType w:val="hybridMultilevel"/>
-    <w:tmpl w:val="1A40884C"/>
-    <w:lvl w:ilvl="0" w:tplc="700AB36A">
-      <w:start w:val="1"/>
-      <w:numFmt w:val="decimal"/>
-      <w:lvlText w:val="%1."/>
-      <w:lvlJc w:val="left"/>
-      <w:pPr>
-        <w:ind w:left="360" w:hanging="300"/>
-      </w:pPr>
-    </w:lvl>
-    <w:lvl w:ilvl="1" w:tplc="917EFCD6" w:tentative="1">
-      <w:start w:val="1"/>
-      <w:numFmt w:val="lowerLetter"/>
-      <w:lvlText w:val="%2."/>
-      <w:lvlJc w:val="left"/>
-      <w:pPr>
-        <w:ind w:left="720" w:hanging="300"/>
-      </w:pPr>
-    </w:lvl>
-    <w:lvl w:ilvl="2" w:tplc="3EE09290">
-      <w:numFmt w:val="decimal"/>
-      <w:lvlText w:val=""/>
-      <w:lvlJc w:val="left"/>
-    </w:lvl>
-    <w:lvl w:ilvl="3" w:tplc="4B346396">
-      <w:numFmt w:val="decimal"/>
-      <w:lvlText w:val=""/>
-      <w:lvlJc w:val="left"/>
-    </w:lvl>
-    <w:lvl w:ilvl="4" w:tplc="01FEB24C">
-      <w:numFmt w:val="decimal"/>
-      <w:lvlText w:val=""/>
-      <w:lvlJc w:val="left"/>
-    </w:lvl>
-    <w:lvl w:ilvl="5" w:tplc="C314607E">
-      <w:numFmt w:val="decimal"/>
-      <w:lvlText w:val=""/>
-      <w:lvlJc w:val="left"/>
-    </w:lvl>
-    <w:lvl w:ilvl="6" w:tplc="1D5A7F16">
-      <w:numFmt w:val="decimal"/>
-      <w:lvlText w:val=""/>
-      <w:lvlJc w:val="left"/>
-    </w:lvl>
-    <w:lvl w:ilvl="7" w:tplc="04F47AB4">
-      <w:numFmt w:val="decimal"/>
-      <w:lvlText w:val=""/>
-      <w:lvlJc w:val="left"/>
-    </w:lvl>
-    <w:lvl w:ilvl="8" w:tplc="B812FCF6">
-      <w:numFmt w:val="decimal"/>
-      <w:lvlText w:val=""/>
-      <w:lvlJc w:val="left"/>
-    </w:lvl>
-  </w:abstractNum>
-  <w:num w:numId="1" w16cid:durableId="2111581802">
-    <w:abstractNumId w:val="1"/>
+  <w:num w:numId="1" w16cid:durableId="630551383">
+    <w:abstractNumId w:val="2"/>
     <w:lvlOverride w:ilvl="0">
       <w:startOverride w:val="1"/>
     </w:lvlOverride>
   </w:num>
-  <w:num w:numId="2" w16cid:durableId="1504053028">
+  <w:num w:numId="2" w16cid:durableId="1849170353">
+    <w:abstractNumId w:val="6"/>
+    <w:lvlOverride w:ilvl="0">
+      <w:startOverride w:val="1"/>
+    </w:lvlOverride>
+  </w:num>
+  <w:num w:numId="3" w16cid:durableId="1744372653">
+    <w:abstractNumId w:val="4"/>
+    <w:lvlOverride w:ilvl="0">
+      <w:startOverride w:val="1"/>
+    </w:lvlOverride>
+  </w:num>
+  <w:num w:numId="4" w16cid:durableId="802886417">
     <w:abstractNumId w:val="5"/>
     <w:lvlOverride w:ilvl="0">
       <w:startOverride w:val="1"/>
     </w:lvlOverride>
   </w:num>
-  <w:num w:numId="3" w16cid:durableId="1009679190">
+  <w:num w:numId="5" w16cid:durableId="563948463">
+    <w:abstractNumId w:val="0"/>
+    <w:lvlOverride w:ilvl="0">
+      <w:startOverride w:val="1"/>
+    </w:lvlOverride>
+  </w:num>
+  <w:num w:numId="6" w16cid:durableId="685136482">
     <w:abstractNumId w:val="7"/>
     <w:lvlOverride w:ilvl="0">
       <w:startOverride w:val="1"/>
     </w:lvlOverride>
   </w:num>
-  <w:num w:numId="4" w16cid:durableId="1601794496">
-    <w:abstractNumId w:val="6"/>
+  <w:num w:numId="7" w16cid:durableId="663163138">
+    <w:abstractNumId w:val="8"/>
     <w:lvlOverride w:ilvl="0">
       <w:startOverride w:val="1"/>
     </w:lvlOverride>
   </w:num>
-  <w:num w:numId="5" w16cid:durableId="339936844">
-    <w:abstractNumId w:val="4"/>
-    <w:lvlOverride w:ilvl="0">
-      <w:startOverride w:val="1"/>
-    </w:lvlOverride>
-  </w:num>
-  <w:num w:numId="6" w16cid:durableId="1478035757">
-    <w:abstractNumId w:val="2"/>
-    <w:lvlOverride w:ilvl="0">
-      <w:startOverride w:val="1"/>
-    </w:lvlOverride>
-  </w:num>
-  <w:num w:numId="7" w16cid:durableId="1295789724">
-    <w:abstractNumId w:val="0"/>
-    <w:lvlOverride w:ilvl="0">
-      <w:startOverride w:val="1"/>
-    </w:lvlOverride>
-  </w:num>
-  <w:num w:numId="8" w16cid:durableId="1523397028">
-    <w:abstractNumId w:val="8"/>
+  <w:num w:numId="8" w16cid:durableId="1725786089">
+    <w:abstractNumId w:val="1"/>
     <w:lvlOverride w:ilvl="0">
       <w:startOverride w:val="1"/>
     </w:lvlOverride>
@@ -6323,7 +6444,7 @@
     <w:autoRedefine/>
     <w:uiPriority w:val="39"/>
     <w:unhideWhenUsed/>
-    <w:rsid w:val="001E0897"/>
+    <w:rsid w:val="00633EAC"/>
     <w:pPr>
       <w:spacing w:after="100"/>
     </w:pPr>
